--- a/Lab_1/Lab_1_Gavriloff_VTm_126.docx
+++ b/Lab_1/Lab_1_Gavriloff_VTm_126.docx
@@ -409,16 +409,7 @@
           <w:sz w:val="28"/>
           <w:szCs w:val="28"/>
         </w:rPr>
-        <w:t>Лабораторная работа №</w:t>
-      </w:r>
-      <w:r>
-        <w:rPr>
-          <w:rFonts w:cs="Times New Roman" w:ascii="Times New Roman" w:hAnsi="Times New Roman"/>
-          <w:b/>
-          <w:sz w:val="28"/>
-          <w:szCs w:val="28"/>
-        </w:rPr>
-        <w:t>1</w:t>
+        <w:t>Лабораторная работа №1</w:t>
       </w:r>
     </w:p>
     <w:p>
@@ -750,6 +741,54 @@
         <w:rPr/>
       </w:pPr>
       <w:r>
+        <w:drawing>
+          <wp:anchor behindDoc="0" distT="0" distB="0" distL="0" distR="0" simplePos="0" locked="0" layoutInCell="0" allowOverlap="1" relativeHeight="2">
+            <wp:simplePos x="0" y="0"/>
+            <wp:positionH relativeFrom="column">
+              <wp:posOffset>0</wp:posOffset>
+            </wp:positionH>
+            <wp:positionV relativeFrom="paragraph">
+              <wp:posOffset>409575</wp:posOffset>
+            </wp:positionV>
+            <wp:extent cx="5940425" cy="1724660"/>
+            <wp:effectExtent l="0" t="0" r="0" b="0"/>
+            <wp:wrapTopAndBottom/>
+            <wp:docPr id="1" name="Изображение1" descr="" title=""/>
+            <wp:cNvGraphicFramePr>
+              <a:graphicFrameLocks xmlns:a="http://schemas.openxmlformats.org/drawingml/2006/main" noChangeAspect="1"/>
+            </wp:cNvGraphicFramePr>
+            <a:graphic xmlns:a="http://schemas.openxmlformats.org/drawingml/2006/main">
+              <a:graphicData uri="http://schemas.openxmlformats.org/drawingml/2006/picture">
+                <pic:pic xmlns:pic="http://schemas.openxmlformats.org/drawingml/2006/picture">
+                  <pic:nvPicPr>
+                    <pic:cNvPr id="1" name="Изображение1" descr="" title=""/>
+                    <pic:cNvPicPr>
+                      <a:picLocks noChangeAspect="1" noChangeArrowheads="1"/>
+                    </pic:cNvPicPr>
+                  </pic:nvPicPr>
+                  <pic:blipFill>
+                    <a:blip r:embed="rId2"/>
+                    <a:stretch>
+                      <a:fillRect/>
+                    </a:stretch>
+                  </pic:blipFill>
+                  <pic:spPr bwMode="auto">
+                    <a:xfrm>
+                      <a:off x="0" y="0"/>
+                      <a:ext cx="5940425" cy="1724660"/>
+                    </a:xfrm>
+                    <a:prstGeom prst="rect">
+                      <a:avLst/>
+                    </a:prstGeom>
+                    <a:noFill/>
+                  </pic:spPr>
+                </pic:pic>
+              </a:graphicData>
+            </a:graphic>
+          </wp:anchor>
+        </w:drawing>
+      </w:r>
+      <w:r>
         <w:rPr/>
         <w:t>ddd</w:t>
       </w:r>
@@ -768,6 +807,192 @@
       <w:pPr>
         <w:pStyle w:val="Style16"/>
         <w:bidi w:val="0"/>
+        <w:rPr/>
+      </w:pPr>
+      <w:r>
+        <w:rPr/>
+        <w:t>d</w:t>
+      </w:r>
+    </w:p>
+    <w:p>
+      <w:pPr>
+        <w:pStyle w:val="Style16"/>
+        <w:bidi w:val="0"/>
+        <w:rPr/>
+      </w:pPr>
+      <w:r>
+        <w:rPr/>
+        <w:drawing>
+          <wp:anchor behindDoc="0" distT="0" distB="0" distL="0" distR="0" simplePos="0" locked="0" layoutInCell="0" allowOverlap="1" relativeHeight="3">
+            <wp:simplePos x="0" y="0"/>
+            <wp:positionH relativeFrom="column">
+              <wp:align>center</wp:align>
+            </wp:positionH>
+            <wp:positionV relativeFrom="paragraph">
+              <wp:posOffset>635</wp:posOffset>
+            </wp:positionV>
+            <wp:extent cx="5940425" cy="2528570"/>
+            <wp:effectExtent l="0" t="0" r="0" b="0"/>
+            <wp:wrapTopAndBottom/>
+            <wp:docPr id="2" name="Изображение2" descr="" title=""/>
+            <wp:cNvGraphicFramePr>
+              <a:graphicFrameLocks xmlns:a="http://schemas.openxmlformats.org/drawingml/2006/main" noChangeAspect="1"/>
+            </wp:cNvGraphicFramePr>
+            <a:graphic xmlns:a="http://schemas.openxmlformats.org/drawingml/2006/main">
+              <a:graphicData uri="http://schemas.openxmlformats.org/drawingml/2006/picture">
+                <pic:pic xmlns:pic="http://schemas.openxmlformats.org/drawingml/2006/picture">
+                  <pic:nvPicPr>
+                    <pic:cNvPr id="2" name="Изображение2" descr="" title=""/>
+                    <pic:cNvPicPr>
+                      <a:picLocks noChangeAspect="1" noChangeArrowheads="1"/>
+                    </pic:cNvPicPr>
+                  </pic:nvPicPr>
+                  <pic:blipFill>
+                    <a:blip r:embed="rId3"/>
+                    <a:stretch>
+                      <a:fillRect/>
+                    </a:stretch>
+                  </pic:blipFill>
+                  <pic:spPr bwMode="auto">
+                    <a:xfrm>
+                      <a:off x="0" y="0"/>
+                      <a:ext cx="5940425" cy="2528570"/>
+                    </a:xfrm>
+                    <a:prstGeom prst="rect">
+                      <a:avLst/>
+                    </a:prstGeom>
+                    <a:noFill/>
+                  </pic:spPr>
+                </pic:pic>
+              </a:graphicData>
+            </a:graphic>
+          </wp:anchor>
+        </w:drawing>
+      </w:r>
+    </w:p>
+    <w:p>
+      <w:pPr>
+        <w:pStyle w:val="Style16"/>
+        <w:bidi w:val="0"/>
+        <w:ind w:hanging="0"/>
+        <w:jc w:val="center"/>
+        <w:rPr>
+          <w:b w:val="false"/>
+          <w:bCs w:val="false"/>
+        </w:rPr>
+      </w:pPr>
+      <w:r>
+        <w:rPr>
+          <w:b w:val="false"/>
+          <w:bCs w:val="false"/>
+        </w:rPr>
+        <w:t>ddd</w:t>
+      </w:r>
+    </w:p>
+    <w:p>
+      <w:pPr>
+        <w:pStyle w:val="Style16"/>
+        <w:bidi w:val="0"/>
+        <w:ind w:hanging="0"/>
+        <w:jc w:val="center"/>
+        <w:rPr>
+          <w:b w:val="false"/>
+          <w:bCs w:val="false"/>
+        </w:rPr>
+      </w:pPr>
+      <w:r>
+        <w:rPr>
+          <w:b w:val="false"/>
+          <w:bCs w:val="false"/>
+        </w:rPr>
+        <w:drawing>
+          <wp:anchor behindDoc="0" distT="0" distB="0" distL="0" distR="0" simplePos="0" locked="0" layoutInCell="0" allowOverlap="1" relativeHeight="4">
+            <wp:simplePos x="0" y="0"/>
+            <wp:positionH relativeFrom="column">
+              <wp:align>center</wp:align>
+            </wp:positionH>
+            <wp:positionV relativeFrom="paragraph">
+              <wp:posOffset>635</wp:posOffset>
+            </wp:positionV>
+            <wp:extent cx="5940425" cy="1487170"/>
+            <wp:effectExtent l="0" t="0" r="0" b="0"/>
+            <wp:wrapTopAndBottom/>
+            <wp:docPr id="3" name="Изображение3" descr="" title=""/>
+            <wp:cNvGraphicFramePr>
+              <a:graphicFrameLocks xmlns:a="http://schemas.openxmlformats.org/drawingml/2006/main" noChangeAspect="1"/>
+            </wp:cNvGraphicFramePr>
+            <a:graphic xmlns:a="http://schemas.openxmlformats.org/drawingml/2006/main">
+              <a:graphicData uri="http://schemas.openxmlformats.org/drawingml/2006/picture">
+                <pic:pic xmlns:pic="http://schemas.openxmlformats.org/drawingml/2006/picture">
+                  <pic:nvPicPr>
+                    <pic:cNvPr id="3" name="Изображение3" descr="" title=""/>
+                    <pic:cNvPicPr>
+                      <a:picLocks noChangeAspect="1" noChangeArrowheads="1"/>
+                    </pic:cNvPicPr>
+                  </pic:nvPicPr>
+                  <pic:blipFill>
+                    <a:blip r:embed="rId4"/>
+                    <a:stretch>
+                      <a:fillRect/>
+                    </a:stretch>
+                  </pic:blipFill>
+                  <pic:spPr bwMode="auto">
+                    <a:xfrm>
+                      <a:off x="0" y="0"/>
+                      <a:ext cx="5940425" cy="1487170"/>
+                    </a:xfrm>
+                    <a:prstGeom prst="rect">
+                      <a:avLst/>
+                    </a:prstGeom>
+                    <a:noFill/>
+                  </pic:spPr>
+                </pic:pic>
+              </a:graphicData>
+            </a:graphic>
+          </wp:anchor>
+        </w:drawing>
+      </w:r>
+    </w:p>
+    <w:p>
+      <w:pPr>
+        <w:pStyle w:val="Style16"/>
+        <w:bidi w:val="0"/>
+        <w:ind w:hanging="0"/>
+        <w:jc w:val="center"/>
+        <w:rPr>
+          <w:b w:val="false"/>
+          <w:bCs w:val="false"/>
+        </w:rPr>
+      </w:pPr>
+      <w:r>
+        <w:rPr>
+          <w:b w:val="false"/>
+          <w:bCs w:val="false"/>
+        </w:rPr>
+      </w:r>
+    </w:p>
+    <w:p>
+      <w:pPr>
+        <w:pStyle w:val="Style16"/>
+        <w:bidi w:val="0"/>
+        <w:ind w:hanging="0"/>
+        <w:jc w:val="center"/>
+        <w:rPr>
+          <w:b w:val="false"/>
+          <w:bCs w:val="false"/>
+        </w:rPr>
+      </w:pPr>
+      <w:r>
+        <w:rPr>
+          <w:b w:val="false"/>
+          <w:bCs w:val="false"/>
+        </w:rPr>
+      </w:r>
+    </w:p>
+    <w:p>
+      <w:pPr>
+        <w:pStyle w:val="Style16"/>
+        <w:bidi w:val="0"/>
         <w:ind w:hanging="0"/>
         <w:jc w:val="center"/>
         <w:rPr>
@@ -910,9 +1135,9 @@
       </w:r>
     </w:p>
     <w:sectPr>
-      <w:footerReference w:type="even" r:id="rId2"/>
-      <w:footerReference w:type="default" r:id="rId3"/>
-      <w:footerReference w:type="first" r:id="rId4"/>
+      <w:footerReference w:type="even" r:id="rId5"/>
+      <w:footerReference w:type="default" r:id="rId6"/>
+      <w:footerReference w:type="first" r:id="rId7"/>
       <w:type w:val="nextPage"/>
       <w:pgSz w:w="11906" w:h="16838"/>
       <w:pgMar w:left="1701" w:right="850" w:gutter="0" w:header="0" w:top="1134" w:footer="708" w:bottom="1134"/>
@@ -991,7 +1216,7 @@
             <w:szCs w:val="24"/>
             <w:rFonts w:cs="Times New Roman" w:ascii="Times New Roman" w:hAnsi="Times New Roman"/>
           </w:rPr>
-          <w:t>2</w:t>
+          <w:t>3</w:t>
         </w:r>
         <w:r>
           <w:rPr>
@@ -1070,7 +1295,7 @@
             <w:szCs w:val="24"/>
             <w:rFonts w:cs="Times New Roman" w:ascii="Times New Roman" w:hAnsi="Times New Roman"/>
           </w:rPr>
-          <w:t>2</w:t>
+          <w:t>3</w:t>
         </w:r>
         <w:r>
           <w:rPr>

--- a/Lab_1/Lab_1_Gavriloff_VTm_126.docx
+++ b/Lab_1/Lab_1_Gavriloff_VTm_126.docx
@@ -969,6 +969,52 @@
           <w:b w:val="false"/>
           <w:bCs w:val="false"/>
         </w:rPr>
+        <w:drawing>
+          <wp:anchor behindDoc="0" distT="0" distB="0" distL="0" distR="0" simplePos="0" locked="0" layoutInCell="0" allowOverlap="1" relativeHeight="5">
+            <wp:simplePos x="0" y="0"/>
+            <wp:positionH relativeFrom="column">
+              <wp:align>center</wp:align>
+            </wp:positionH>
+            <wp:positionV relativeFrom="paragraph">
+              <wp:posOffset>635</wp:posOffset>
+            </wp:positionV>
+            <wp:extent cx="5940425" cy="832485"/>
+            <wp:effectExtent l="0" t="0" r="0" b="0"/>
+            <wp:wrapTopAndBottom/>
+            <wp:docPr id="4" name="Изображение4" descr="" title=""/>
+            <wp:cNvGraphicFramePr>
+              <a:graphicFrameLocks xmlns:a="http://schemas.openxmlformats.org/drawingml/2006/main" noChangeAspect="1"/>
+            </wp:cNvGraphicFramePr>
+            <a:graphic xmlns:a="http://schemas.openxmlformats.org/drawingml/2006/main">
+              <a:graphicData uri="http://schemas.openxmlformats.org/drawingml/2006/picture">
+                <pic:pic xmlns:pic="http://schemas.openxmlformats.org/drawingml/2006/picture">
+                  <pic:nvPicPr>
+                    <pic:cNvPr id="4" name="Изображение4" descr="" title=""/>
+                    <pic:cNvPicPr>
+                      <a:picLocks noChangeAspect="1" noChangeArrowheads="1"/>
+                    </pic:cNvPicPr>
+                  </pic:nvPicPr>
+                  <pic:blipFill>
+                    <a:blip r:embed="rId5"/>
+                    <a:stretch>
+                      <a:fillRect/>
+                    </a:stretch>
+                  </pic:blipFill>
+                  <pic:spPr bwMode="auto">
+                    <a:xfrm>
+                      <a:off x="0" y="0"/>
+                      <a:ext cx="5940425" cy="832485"/>
+                    </a:xfrm>
+                    <a:prstGeom prst="rect">
+                      <a:avLst/>
+                    </a:prstGeom>
+                    <a:noFill/>
+                  </pic:spPr>
+                </pic:pic>
+              </a:graphicData>
+            </a:graphic>
+          </wp:anchor>
+        </w:drawing>
       </w:r>
     </w:p>
     <w:p>
@@ -987,6 +1033,179 @@
           <w:b w:val="false"/>
           <w:bCs w:val="false"/>
         </w:rPr>
+        <w:drawing>
+          <wp:anchor behindDoc="0" distT="0" distB="0" distL="0" distR="0" simplePos="0" locked="0" layoutInCell="0" allowOverlap="1" relativeHeight="6">
+            <wp:simplePos x="0" y="0"/>
+            <wp:positionH relativeFrom="column">
+              <wp:align>center</wp:align>
+            </wp:positionH>
+            <wp:positionV relativeFrom="paragraph">
+              <wp:posOffset>635</wp:posOffset>
+            </wp:positionV>
+            <wp:extent cx="5409565" cy="2592070"/>
+            <wp:effectExtent l="0" t="0" r="0" b="0"/>
+            <wp:wrapTopAndBottom/>
+            <wp:docPr id="5" name="Изображение5" descr="" title=""/>
+            <wp:cNvGraphicFramePr>
+              <a:graphicFrameLocks xmlns:a="http://schemas.openxmlformats.org/drawingml/2006/main" noChangeAspect="1"/>
+            </wp:cNvGraphicFramePr>
+            <a:graphic xmlns:a="http://schemas.openxmlformats.org/drawingml/2006/main">
+              <a:graphicData uri="http://schemas.openxmlformats.org/drawingml/2006/picture">
+                <pic:pic xmlns:pic="http://schemas.openxmlformats.org/drawingml/2006/picture">
+                  <pic:nvPicPr>
+                    <pic:cNvPr id="5" name="Изображение5" descr="" title=""/>
+                    <pic:cNvPicPr>
+                      <a:picLocks noChangeAspect="1" noChangeArrowheads="1"/>
+                    </pic:cNvPicPr>
+                  </pic:nvPicPr>
+                  <pic:blipFill>
+                    <a:blip r:embed="rId6"/>
+                    <a:stretch>
+                      <a:fillRect/>
+                    </a:stretch>
+                  </pic:blipFill>
+                  <pic:spPr bwMode="auto">
+                    <a:xfrm>
+                      <a:off x="0" y="0"/>
+                      <a:ext cx="5409565" cy="2592070"/>
+                    </a:xfrm>
+                    <a:prstGeom prst="rect">
+                      <a:avLst/>
+                    </a:prstGeom>
+                    <a:noFill/>
+                  </pic:spPr>
+                </pic:pic>
+              </a:graphicData>
+            </a:graphic>
+          </wp:anchor>
+        </w:drawing>
+      </w:r>
+    </w:p>
+    <w:p>
+      <w:pPr>
+        <w:pStyle w:val="Style16"/>
+        <w:bidi w:val="0"/>
+        <w:ind w:hanging="0"/>
+        <w:jc w:val="center"/>
+        <w:rPr>
+          <w:b/>
+        </w:rPr>
+      </w:pPr>
+      <w:r>
+        <w:drawing>
+          <wp:anchor behindDoc="0" distT="0" distB="0" distL="0" distR="0" simplePos="0" locked="0" layoutInCell="0" allowOverlap="1" relativeHeight="7">
+            <wp:simplePos x="0" y="0"/>
+            <wp:positionH relativeFrom="column">
+              <wp:align>center</wp:align>
+            </wp:positionH>
+            <wp:positionV relativeFrom="paragraph">
+              <wp:posOffset>635</wp:posOffset>
+            </wp:positionV>
+            <wp:extent cx="5940425" cy="1743710"/>
+            <wp:effectExtent l="0" t="0" r="0" b="0"/>
+            <wp:wrapTopAndBottom/>
+            <wp:docPr id="6" name="Изображение6" descr="" title=""/>
+            <wp:cNvGraphicFramePr>
+              <a:graphicFrameLocks xmlns:a="http://schemas.openxmlformats.org/drawingml/2006/main" noChangeAspect="1"/>
+            </wp:cNvGraphicFramePr>
+            <a:graphic xmlns:a="http://schemas.openxmlformats.org/drawingml/2006/main">
+              <a:graphicData uri="http://schemas.openxmlformats.org/drawingml/2006/picture">
+                <pic:pic xmlns:pic="http://schemas.openxmlformats.org/drawingml/2006/picture">
+                  <pic:nvPicPr>
+                    <pic:cNvPr id="6" name="Изображение6" descr="" title=""/>
+                    <pic:cNvPicPr>
+                      <a:picLocks noChangeAspect="1" noChangeArrowheads="1"/>
+                    </pic:cNvPicPr>
+                  </pic:nvPicPr>
+                  <pic:blipFill>
+                    <a:blip r:embed="rId7"/>
+                    <a:stretch>
+                      <a:fillRect/>
+                    </a:stretch>
+                  </pic:blipFill>
+                  <pic:spPr bwMode="auto">
+                    <a:xfrm>
+                      <a:off x="0" y="0"/>
+                      <a:ext cx="5940425" cy="1743710"/>
+                    </a:xfrm>
+                    <a:prstGeom prst="rect">
+                      <a:avLst/>
+                    </a:prstGeom>
+                    <a:noFill/>
+                  </pic:spPr>
+                </pic:pic>
+              </a:graphicData>
+            </a:graphic>
+          </wp:anchor>
+        </w:drawing>
+      </w:r>
+      <w:r>
+        <w:rPr>
+          <w:b/>
+        </w:rPr>
+        <w:t>dd</w:t>
+      </w:r>
+    </w:p>
+    <w:p>
+      <w:pPr>
+        <w:pStyle w:val="Style16"/>
+        <w:bidi w:val="0"/>
+        <w:ind w:hanging="0"/>
+        <w:jc w:val="center"/>
+        <w:rPr>
+          <w:b/>
+        </w:rPr>
+      </w:pPr>
+      <w:r>
+        <w:rPr>
+          <w:b/>
+        </w:rPr>
+        <w:drawing>
+          <wp:anchor behindDoc="0" distT="0" distB="0" distL="0" distR="0" simplePos="0" locked="0" layoutInCell="0" allowOverlap="1" relativeHeight="8">
+            <wp:simplePos x="0" y="0"/>
+            <wp:positionH relativeFrom="column">
+              <wp:align>center</wp:align>
+            </wp:positionH>
+            <wp:positionV relativeFrom="paragraph">
+              <wp:posOffset>635</wp:posOffset>
+            </wp:positionV>
+            <wp:extent cx="5940425" cy="1965325"/>
+            <wp:effectExtent l="0" t="0" r="0" b="0"/>
+            <wp:wrapTopAndBottom/>
+            <wp:docPr id="7" name="Изображение7" descr="" title=""/>
+            <wp:cNvGraphicFramePr>
+              <a:graphicFrameLocks xmlns:a="http://schemas.openxmlformats.org/drawingml/2006/main" noChangeAspect="1"/>
+            </wp:cNvGraphicFramePr>
+            <a:graphic xmlns:a="http://schemas.openxmlformats.org/drawingml/2006/main">
+              <a:graphicData uri="http://schemas.openxmlformats.org/drawingml/2006/picture">
+                <pic:pic xmlns:pic="http://schemas.openxmlformats.org/drawingml/2006/picture">
+                  <pic:nvPicPr>
+                    <pic:cNvPr id="7" name="Изображение7" descr="" title=""/>
+                    <pic:cNvPicPr>
+                      <a:picLocks noChangeAspect="1" noChangeArrowheads="1"/>
+                    </pic:cNvPicPr>
+                  </pic:nvPicPr>
+                  <pic:blipFill>
+                    <a:blip r:embed="rId8"/>
+                    <a:stretch>
+                      <a:fillRect/>
+                    </a:stretch>
+                  </pic:blipFill>
+                  <pic:spPr bwMode="auto">
+                    <a:xfrm>
+                      <a:off x="0" y="0"/>
+                      <a:ext cx="5940425" cy="1965325"/>
+                    </a:xfrm>
+                    <a:prstGeom prst="rect">
+                      <a:avLst/>
+                    </a:prstGeom>
+                    <a:noFill/>
+                  </pic:spPr>
+                </pic:pic>
+              </a:graphicData>
+            </a:graphic>
+          </wp:anchor>
+        </w:drawing>
       </w:r>
     </w:p>
     <w:p>
@@ -1135,9 +1354,9 @@
       </w:r>
     </w:p>
     <w:sectPr>
-      <w:footerReference w:type="even" r:id="rId5"/>
-      <w:footerReference w:type="default" r:id="rId6"/>
-      <w:footerReference w:type="first" r:id="rId7"/>
+      <w:footerReference w:type="even" r:id="rId9"/>
+      <w:footerReference w:type="default" r:id="rId10"/>
+      <w:footerReference w:type="first" r:id="rId11"/>
       <w:type w:val="nextPage"/>
       <w:pgSz w:w="11906" w:h="16838"/>
       <w:pgMar w:left="1701" w:right="850" w:gutter="0" w:header="0" w:top="1134" w:footer="708" w:bottom="1134"/>
@@ -1216,7 +1435,7 @@
             <w:szCs w:val="24"/>
             <w:rFonts w:cs="Times New Roman" w:ascii="Times New Roman" w:hAnsi="Times New Roman"/>
           </w:rPr>
-          <w:t>3</w:t>
+          <w:t>4</w:t>
         </w:r>
         <w:r>
           <w:rPr>
@@ -1295,7 +1514,7 @@
             <w:szCs w:val="24"/>
             <w:rFonts w:cs="Times New Roman" w:ascii="Times New Roman" w:hAnsi="Times New Roman"/>
           </w:rPr>
-          <w:t>3</w:t>
+          <w:t>4</w:t>
         </w:r>
         <w:r>
           <w:rPr>

--- a/Lab_1/Lab_1_Gavriloff_VTm_126.docx
+++ b/Lab_1/Lab_1_Gavriloff_VTm_126.docx
@@ -451,6 +451,7 @@
           <w:sz w:val="28"/>
           <w:szCs w:val="28"/>
         </w:rPr>
+        <w:t>Вариант №2</w:t>
       </w:r>
     </w:p>
     <w:p>
@@ -741,16 +742,307 @@
         <w:rPr/>
       </w:pPr>
       <w:r>
+        <w:rPr/>
+        <w:t xml:space="preserve">Отработка навыков использования библиотек </w:t>
+      </w:r>
+      <w:r>
+        <w:rPr>
+          <w:i/>
+          <w:iCs/>
+        </w:rPr>
+        <w:t>NumPy</w:t>
+      </w:r>
+      <w:r>
+        <w:rPr>
+          <w:i w:val="false"/>
+          <w:iCs w:val="false"/>
+        </w:rPr>
+        <w:t>,</w:t>
+      </w:r>
+      <w:r>
+        <w:rPr>
+          <w:i/>
+          <w:iCs/>
+        </w:rPr>
+        <w:t xml:space="preserve"> Pandas</w:t>
+      </w:r>
+      <w:r>
+        <w:rPr>
+          <w:i w:val="false"/>
+          <w:iCs w:val="false"/>
+        </w:rPr>
+        <w:t>,</w:t>
+      </w:r>
+      <w:r>
+        <w:rPr>
+          <w:i/>
+          <w:iCs/>
+        </w:rPr>
+        <w:t xml:space="preserve"> Matplotlib</w:t>
+      </w:r>
+      <w:r>
+        <w:rPr/>
+        <w:t>.</w:t>
+      </w:r>
+    </w:p>
+    <w:p>
+      <w:pPr>
+        <w:pStyle w:val="Style16"/>
+        <w:bidi w:val="0"/>
+        <w:ind w:hanging="0"/>
+        <w:jc w:val="center"/>
+        <w:rPr>
+          <w:b/>
+        </w:rPr>
+      </w:pPr>
+      <w:r>
+        <w:rPr>
+          <w:b/>
+        </w:rPr>
+        <w:t>ВЫПОЛНЕНИЕ РАБОТЫ</w:t>
+      </w:r>
+    </w:p>
+    <w:p>
+      <w:pPr>
+        <w:pStyle w:val="NormalWeb"/>
+        <w:shd w:val="clear" w:color="auto" w:fill="FFFFFF"/>
+        <w:bidi w:val="0"/>
+        <w:spacing w:lineRule="auto" w:line="360" w:beforeAutospacing="0" w:before="0" w:afterAutospacing="0" w:after="0"/>
+        <w:ind w:firstLine="709"/>
+        <w:jc w:val="both"/>
+        <w:rPr>
+          <w:b/>
+          <w:sz w:val="28"/>
+          <w:szCs w:val="28"/>
+        </w:rPr>
+      </w:pPr>
+      <w:r>
+        <w:rPr>
+          <w:b/>
+          <w:sz w:val="28"/>
+          <w:szCs w:val="28"/>
+        </w:rPr>
+        <w:t>1 Этап: Создание проекта</w:t>
+      </w:r>
+    </w:p>
+    <w:p>
+      <w:pPr>
+        <w:pStyle w:val="NormalWeb"/>
+        <w:shd w:val="clear" w:color="auto" w:fill="FFFFFF"/>
+        <w:bidi w:val="0"/>
+        <w:spacing w:lineRule="auto" w:line="360" w:beforeAutospacing="0" w:before="0" w:afterAutospacing="0" w:after="0"/>
+        <w:ind w:firstLine="709"/>
+        <w:jc w:val="both"/>
+        <w:rPr>
+          <w:b/>
+          <w:sz w:val="28"/>
+          <w:szCs w:val="28"/>
+        </w:rPr>
+      </w:pPr>
+      <w:r>
+        <w:rPr>
+          <w:b w:val="false"/>
+          <w:bCs w:val="false"/>
+          <w:sz w:val="28"/>
+          <w:szCs w:val="28"/>
+        </w:rPr>
+        <w:t>Состав работ включает в себя:</w:t>
+      </w:r>
+    </w:p>
+    <w:p>
+      <w:pPr>
+        <w:pStyle w:val="NormalWeb"/>
+        <w:numPr>
+          <w:ilvl w:val="0"/>
+          <w:numId w:val="1"/>
+        </w:numPr>
+        <w:shd w:val="clear" w:color="auto" w:fill="FFFFFF"/>
+        <w:bidi w:val="0"/>
+        <w:spacing w:lineRule="auto" w:line="360" w:beforeAutospacing="0" w:before="0" w:afterAutospacing="0" w:after="0"/>
+        <w:jc w:val="both"/>
+        <w:rPr>
+          <w:b w:val="false"/>
+          <w:bCs w:val="false"/>
+          <w:sz w:val="28"/>
+          <w:szCs w:val="28"/>
+        </w:rPr>
+      </w:pPr>
+      <w:r>
+        <w:rPr>
+          <w:b w:val="false"/>
+          <w:bCs w:val="false"/>
+          <w:sz w:val="28"/>
+          <w:szCs w:val="28"/>
+        </w:rPr>
+        <w:t>Подготовка виртуального окружения</w:t>
+      </w:r>
+    </w:p>
+    <w:p>
+      <w:pPr>
+        <w:pStyle w:val="NormalWeb"/>
+        <w:numPr>
+          <w:ilvl w:val="0"/>
+          <w:numId w:val="1"/>
+        </w:numPr>
+        <w:shd w:val="clear" w:color="auto" w:fill="FFFFFF"/>
+        <w:bidi w:val="0"/>
+        <w:spacing w:lineRule="auto" w:line="360" w:beforeAutospacing="0" w:before="0" w:afterAutospacing="0" w:after="0"/>
+        <w:jc w:val="both"/>
+        <w:rPr>
+          <w:b w:val="false"/>
+          <w:bCs w:val="false"/>
+          <w:sz w:val="28"/>
+          <w:szCs w:val="28"/>
+        </w:rPr>
+      </w:pPr>
+      <w:r>
+        <w:rPr>
+          <w:b w:val="false"/>
+          <w:bCs w:val="false"/>
+          <w:sz w:val="28"/>
+          <w:szCs w:val="28"/>
+        </w:rPr>
+        <w:t xml:space="preserve">Создание файла </w:t>
+      </w:r>
+      <w:r>
+        <w:rPr>
+          <w:b w:val="false"/>
+          <w:bCs w:val="false"/>
+          <w:i/>
+          <w:iCs/>
+          <w:sz w:val="28"/>
+          <w:szCs w:val="28"/>
+        </w:rPr>
+        <w:t>main.py</w:t>
+      </w:r>
+    </w:p>
+    <w:p>
+      <w:pPr>
+        <w:pStyle w:val="NormalWeb"/>
+        <w:numPr>
+          <w:ilvl w:val="0"/>
+          <w:numId w:val="1"/>
+        </w:numPr>
+        <w:shd w:val="clear" w:color="auto" w:fill="FFFFFF"/>
+        <w:bidi w:val="0"/>
+        <w:spacing w:lineRule="auto" w:line="360" w:beforeAutospacing="0" w:before="0" w:afterAutospacing="0" w:after="0"/>
+        <w:jc w:val="both"/>
+        <w:rPr>
+          <w:b w:val="false"/>
+          <w:bCs w:val="false"/>
+          <w:sz w:val="28"/>
+          <w:szCs w:val="28"/>
+        </w:rPr>
+      </w:pPr>
+      <w:r>
+        <w:rPr>
+          <w:b w:val="false"/>
+          <w:bCs w:val="false"/>
+          <w:sz w:val="28"/>
+          <w:szCs w:val="28"/>
+        </w:rPr>
+        <w:t>Установка необходимых зависимостей для работы проекта</w:t>
+      </w:r>
+    </w:p>
+    <w:p>
+      <w:pPr>
+        <w:pStyle w:val="NormalWeb"/>
+        <w:shd w:val="clear" w:color="auto" w:fill="FFFFFF"/>
+        <w:bidi w:val="0"/>
+        <w:spacing w:lineRule="auto" w:line="360" w:beforeAutospacing="0" w:before="0" w:afterAutospacing="0" w:after="0"/>
+        <w:ind w:firstLine="709"/>
+        <w:jc w:val="both"/>
+        <w:rPr>
+          <w:b/>
+          <w:sz w:val="28"/>
+          <w:szCs w:val="28"/>
+        </w:rPr>
+      </w:pPr>
+      <w:r>
+        <w:rPr>
+          <w:b w:val="false"/>
+          <w:bCs w:val="false"/>
+          <w:sz w:val="28"/>
+          <w:szCs w:val="28"/>
+        </w:rPr>
+        <w:t>Для подготовки  виртуального окружения (</w:t>
+      </w:r>
+      <w:r>
+        <w:rPr>
+          <w:b w:val="false"/>
+          <w:bCs w:val="false"/>
+          <w:i/>
+          <w:iCs/>
+          <w:sz w:val="28"/>
+          <w:szCs w:val="28"/>
+        </w:rPr>
+        <w:t>venv</w:t>
+      </w:r>
+      <w:r>
+        <w:rPr>
+          <w:b w:val="false"/>
+          <w:bCs w:val="false"/>
+          <w:sz w:val="28"/>
+          <w:szCs w:val="28"/>
+        </w:rPr>
+        <w:t xml:space="preserve">) в </w:t>
+      </w:r>
+      <w:r>
+        <w:rPr>
+          <w:b w:val="false"/>
+          <w:bCs w:val="false"/>
+          <w:i/>
+          <w:iCs/>
+          <w:sz w:val="28"/>
+          <w:szCs w:val="28"/>
+        </w:rPr>
+        <w:t>Python</w:t>
+      </w:r>
+      <w:r>
+        <w:rPr>
+          <w:b w:val="false"/>
+          <w:bCs w:val="false"/>
+          <w:sz w:val="28"/>
+          <w:szCs w:val="28"/>
+        </w:rPr>
+        <w:t xml:space="preserve"> в терминале была выполнена команда: </w:t>
+      </w:r>
+      <w:r>
+        <w:rPr>
+          <w:b w:val="false"/>
+          <w:bCs w:val="false"/>
+          <w:i/>
+          <w:iCs/>
+          <w:sz w:val="28"/>
+          <w:szCs w:val="28"/>
+        </w:rPr>
+        <w:t>python3 -m venv venv</w:t>
+      </w:r>
+    </w:p>
+    <w:p>
+      <w:pPr>
+        <w:pStyle w:val="NormalWeb"/>
+        <w:shd w:val="clear" w:color="auto" w:fill="FFFFFF"/>
+        <w:bidi w:val="0"/>
+        <w:spacing w:lineRule="auto" w:line="360" w:beforeAutospacing="0" w:before="0" w:afterAutospacing="0" w:after="0"/>
+        <w:ind w:firstLine="709"/>
+        <w:jc w:val="center"/>
+        <w:rPr>
+          <w:sz w:val="28"/>
+          <w:szCs w:val="28"/>
+        </w:rPr>
+      </w:pPr>
+      <w:r>
         <w:drawing>
-          <wp:anchor behindDoc="0" distT="0" distB="0" distL="0" distR="0" simplePos="0" locked="0" layoutInCell="0" allowOverlap="1" relativeHeight="2">
+          <wp:anchor behindDoc="0" distT="0" distB="0" distL="0" distR="0" simplePos="0" locked="0" layoutInCell="0" allowOverlap="1" relativeHeight="5">
             <wp:simplePos x="0" y="0"/>
             <wp:positionH relativeFrom="column">
-              <wp:posOffset>0</wp:posOffset>
+              <wp:posOffset>852805</wp:posOffset>
             </wp:positionH>
             <wp:positionV relativeFrom="paragraph">
-              <wp:posOffset>409575</wp:posOffset>
+              <wp:posOffset>27940</wp:posOffset>
             </wp:positionV>
-            <wp:extent cx="5940425" cy="1724660"/>
+            <wp:extent cx="5087620" cy="1477010"/>
             <wp:effectExtent l="0" t="0" r="0" b="0"/>
             <wp:wrapTopAndBottom/>
             <wp:docPr id="1" name="Изображение1" descr="" title=""/>
@@ -775,7 +1067,7 @@
                   <pic:spPr bwMode="auto">
                     <a:xfrm>
                       <a:off x="0" y="0"/>
-                      <a:ext cx="5940425" cy="1724660"/>
+                      <a:ext cx="5087620" cy="1477010"/>
                     </a:xfrm>
                     <a:prstGeom prst="rect">
                       <a:avLst/>
@@ -789,18 +1081,113 @@
         </w:drawing>
       </w:r>
       <w:r>
+        <w:rPr>
+          <w:sz w:val="28"/>
+          <w:szCs w:val="28"/>
+        </w:rPr>
+        <w:t xml:space="preserve">Рис.1 Создание виртуального окружения </w:t>
+      </w:r>
+      <w:r>
+        <w:rPr>
+          <w:i/>
+          <w:iCs/>
+          <w:sz w:val="28"/>
+          <w:szCs w:val="28"/>
+        </w:rPr>
+        <w:t>venv</w:t>
+      </w:r>
+    </w:p>
+    <w:p>
+      <w:pPr>
+        <w:pStyle w:val="Style16"/>
+        <w:bidi w:val="0"/>
         <w:rPr/>
-        <w:t>ddd</w:t>
+      </w:pPr>
+      <w:r>
+        <w:rPr/>
+        <w:t xml:space="preserve">В папке проекта был создан файл </w:t>
+      </w:r>
+      <w:r>
+        <w:rPr>
+          <w:i/>
+          <w:iCs/>
+        </w:rPr>
+        <w:t>main.py</w:t>
+      </w:r>
+      <w:r>
+        <w:rPr/>
+        <w:t xml:space="preserve"> с начальным кодом из методических указаний</w:t>
       </w:r>
     </w:p>
     <w:p>
       <w:pPr>
         <w:pStyle w:val="Style16"/>
         <w:bidi w:val="0"/>
+        <w:jc w:val="center"/>
         <w:rPr/>
       </w:pPr>
       <w:r>
+        <w:drawing>
+          <wp:anchor behindDoc="0" distT="0" distB="0" distL="0" distR="0" simplePos="0" locked="0" layoutInCell="0" allowOverlap="1" relativeHeight="6">
+            <wp:simplePos x="0" y="0"/>
+            <wp:positionH relativeFrom="column">
+              <wp:align>center</wp:align>
+            </wp:positionH>
+            <wp:positionV relativeFrom="paragraph">
+              <wp:posOffset>635</wp:posOffset>
+            </wp:positionV>
+            <wp:extent cx="3227070" cy="3079115"/>
+            <wp:effectExtent l="0" t="0" r="0" b="0"/>
+            <wp:wrapTopAndBottom/>
+            <wp:docPr id="2" name="Изображение6" descr="" title=""/>
+            <wp:cNvGraphicFramePr>
+              <a:graphicFrameLocks xmlns:a="http://schemas.openxmlformats.org/drawingml/2006/main" noChangeAspect="1"/>
+            </wp:cNvGraphicFramePr>
+            <a:graphic xmlns:a="http://schemas.openxmlformats.org/drawingml/2006/main">
+              <a:graphicData uri="http://schemas.openxmlformats.org/drawingml/2006/picture">
+                <pic:pic xmlns:pic="http://schemas.openxmlformats.org/drawingml/2006/picture">
+                  <pic:nvPicPr>
+                    <pic:cNvPr id="2" name="Изображение6" descr="" title=""/>
+                    <pic:cNvPicPr>
+                      <a:picLocks noChangeAspect="1" noChangeArrowheads="1"/>
+                    </pic:cNvPicPr>
+                  </pic:nvPicPr>
+                  <pic:blipFill>
+                    <a:blip r:embed="rId3"/>
+                    <a:stretch>
+                      <a:fillRect/>
+                    </a:stretch>
+                  </pic:blipFill>
+                  <pic:spPr bwMode="auto">
+                    <a:xfrm>
+                      <a:off x="0" y="0"/>
+                      <a:ext cx="3227070" cy="3079115"/>
+                    </a:xfrm>
+                    <a:prstGeom prst="rect">
+                      <a:avLst/>
+                    </a:prstGeom>
+                    <a:noFill/>
+                  </pic:spPr>
+                </pic:pic>
+              </a:graphicData>
+            </a:graphic>
+          </wp:anchor>
+        </w:drawing>
+      </w:r>
+      <w:r>
         <w:rPr/>
+        <w:t xml:space="preserve">Рис. 2 Файл </w:t>
+      </w:r>
+      <w:r>
+        <w:rPr>
+          <w:i/>
+          <w:iCs/>
+        </w:rPr>
+        <w:t>main.py</w:t>
+      </w:r>
+      <w:r>
+        <w:rPr/>
+        <w:t xml:space="preserve"> в изначальном виде</w:t>
       </w:r>
     </w:p>
     <w:p>
@@ -811,19 +1198,70 @@
       </w:pPr>
       <w:r>
         <w:rPr/>
-        <w:t>d</w:t>
+        <w:t xml:space="preserve">В соответствии с задействованными библиотеками в изначальном коде </w:t>
+      </w:r>
+      <w:r>
+        <w:rPr>
+          <w:i/>
+          <w:iCs/>
+        </w:rPr>
+        <w:t>main.py</w:t>
+      </w:r>
+      <w:r>
+        <w:rPr/>
+        <w:t xml:space="preserve"> , в виртуальном окружении </w:t>
+      </w:r>
+      <w:r>
+        <w:rPr>
+          <w:i/>
+          <w:iCs/>
+        </w:rPr>
+        <w:t>venv</w:t>
+      </w:r>
+      <w:r>
+        <w:rPr/>
+        <w:t xml:space="preserve"> были установлены пакеты </w:t>
+      </w:r>
+      <w:r>
+        <w:rPr>
+          <w:i/>
+          <w:iCs/>
+        </w:rPr>
+        <w:t>numpy</w:t>
+      </w:r>
+      <w:r>
+        <w:rPr/>
+        <w:t xml:space="preserve">, </w:t>
+      </w:r>
+      <w:r>
+        <w:rPr>
+          <w:i/>
+          <w:iCs/>
+        </w:rPr>
+        <w:t>pandas</w:t>
+      </w:r>
+      <w:r>
+        <w:rPr/>
+        <w:t xml:space="preserve">, </w:t>
+      </w:r>
+      <w:r>
+        <w:rPr>
+          <w:i/>
+          <w:iCs/>
+        </w:rPr>
+        <w:t>matplotlib</w:t>
       </w:r>
     </w:p>
     <w:p>
       <w:pPr>
         <w:pStyle w:val="Style16"/>
         <w:bidi w:val="0"/>
+        <w:jc w:val="center"/>
         <w:rPr/>
       </w:pPr>
       <w:r>
-        <w:rPr/>
         <w:drawing>
-          <wp:anchor behindDoc="0" distT="0" distB="0" distL="0" distR="0" simplePos="0" locked="0" layoutInCell="0" allowOverlap="1" relativeHeight="3">
+          <wp:anchor behindDoc="0" distT="0" distB="0" distL="0" distR="0" simplePos="0" locked="0" layoutInCell="0" allowOverlap="1" relativeHeight="2">
             <wp:simplePos x="0" y="0"/>
             <wp:positionH relativeFrom="column">
               <wp:align>center</wp:align>
@@ -834,7 +1272,7 @@
             <wp:extent cx="5940425" cy="2528570"/>
             <wp:effectExtent l="0" t="0" r="0" b="0"/>
             <wp:wrapTopAndBottom/>
-            <wp:docPr id="2" name="Изображение2" descr="" title=""/>
+            <wp:docPr id="3" name="Изображение2" descr="" title=""/>
             <wp:cNvGraphicFramePr>
               <a:graphicFrameLocks xmlns:a="http://schemas.openxmlformats.org/drawingml/2006/main" noChangeAspect="1"/>
             </wp:cNvGraphicFramePr>
@@ -842,13 +1280,13 @@
               <a:graphicData uri="http://schemas.openxmlformats.org/drawingml/2006/picture">
                 <pic:pic xmlns:pic="http://schemas.openxmlformats.org/drawingml/2006/picture">
                   <pic:nvPicPr>
-                    <pic:cNvPr id="2" name="Изображение2" descr="" title=""/>
+                    <pic:cNvPr id="3" name="Изображение2" descr="" title=""/>
                     <pic:cNvPicPr>
                       <a:picLocks noChangeAspect="1" noChangeArrowheads="1"/>
                     </pic:cNvPicPr>
                   </pic:nvPicPr>
                   <pic:blipFill>
-                    <a:blip r:embed="rId3"/>
+                    <a:blip r:embed="rId4"/>
                     <a:stretch>
                       <a:fillRect/>
                     </a:stretch>
@@ -869,12 +1307,123 @@
           </wp:anchor>
         </w:drawing>
       </w:r>
+      <w:r>
+        <w:rPr/>
+        <w:t>Рис.3 Установка основных зависимостей проекта</w:t>
+      </w:r>
     </w:p>
     <w:p>
       <w:pPr>
         <w:pStyle w:val="Style16"/>
         <w:bidi w:val="0"/>
-        <w:ind w:hanging="0"/>
+        <w:rPr/>
+      </w:pPr>
+      <w:r>
+        <w:rPr>
+          <w:b w:val="false"/>
+          <w:bCs w:val="false"/>
+        </w:rPr>
+        <w:t xml:space="preserve"> </w:t>
+      </w:r>
+      <w:r>
+        <w:rPr>
+          <w:b w:val="false"/>
+          <w:bCs w:val="false"/>
+        </w:rPr>
+        <w:t xml:space="preserve">При тестовом запуске </w:t>
+      </w:r>
+      <w:r>
+        <w:rPr>
+          <w:b w:val="false"/>
+          <w:bCs w:val="false"/>
+          <w:i/>
+          <w:iCs/>
+        </w:rPr>
+        <w:t xml:space="preserve">main.py </w:t>
+      </w:r>
+      <w:r>
+        <w:rPr>
+          <w:b w:val="false"/>
+          <w:bCs w:val="false"/>
+          <w:i w:val="false"/>
+          <w:iCs w:val="false"/>
+        </w:rPr>
+        <w:t>при выводе графической диаграммы высплывает п</w:t>
+      </w:r>
+      <w:r>
+        <w:rPr>
+          <w:rFonts w:eastAsia="DejaVu Sans" w:cs="Times New Roman"/>
+          <w:sz w:val="28"/>
+          <w:szCs w:val="28"/>
+          <w:lang w:val="ru-RU"/>
+        </w:rPr>
+        <w:t>редупреждение «</w:t>
+      </w:r>
+      <w:r>
+        <w:rPr>
+          <w:rFonts w:eastAsia="DejaVu Sans" w:cs="Times New Roman"/>
+          <w:i/>
+          <w:iCs/>
+          <w:sz w:val="28"/>
+          <w:szCs w:val="28"/>
+          <w:lang w:val="ru-RU"/>
+        </w:rPr>
+        <w:t>UserWarning: FigureCanvasAgg is non-interactive, and thus cannot be shown</w:t>
+      </w:r>
+      <w:r>
+        <w:rPr>
+          <w:rFonts w:eastAsia="DejaVu Sans" w:cs="Times New Roman"/>
+          <w:sz w:val="28"/>
+          <w:szCs w:val="28"/>
+          <w:lang w:val="ru-RU"/>
+        </w:rPr>
+        <w:t xml:space="preserve">». Данное сообщение возникает из-за того, что </w:t>
+      </w:r>
+      <w:r>
+        <w:rPr>
+          <w:rFonts w:eastAsia="DejaVu Sans" w:cs="Times New Roman"/>
+          <w:i/>
+          <w:iCs/>
+          <w:sz w:val="28"/>
+          <w:szCs w:val="28"/>
+          <w:lang w:val="ru-RU"/>
+        </w:rPr>
+        <w:t>Matplotlib</w:t>
+      </w:r>
+      <w:r>
+        <w:rPr>
+          <w:rFonts w:eastAsia="DejaVu Sans" w:cs="Times New Roman"/>
+          <w:sz w:val="28"/>
+          <w:szCs w:val="28"/>
+          <w:lang w:val="ru-RU"/>
+        </w:rPr>
+        <w:t xml:space="preserve"> в данный момент использует бэкенд, не поддерживающий графический интерфейс (</w:t>
+      </w:r>
+      <w:r>
+        <w:rPr>
+          <w:rFonts w:eastAsia="DejaVu Sans" w:cs="Times New Roman"/>
+          <w:i/>
+          <w:iCs/>
+          <w:sz w:val="28"/>
+          <w:szCs w:val="28"/>
+          <w:lang w:val="ru-RU"/>
+        </w:rPr>
+        <w:t>Agg</w:t>
+      </w:r>
+      <w:r>
+        <w:rPr>
+          <w:rFonts w:eastAsia="DejaVu Sans" w:cs="Times New Roman"/>
+          <w:sz w:val="28"/>
+          <w:szCs w:val="28"/>
+          <w:lang w:val="ru-RU"/>
+        </w:rPr>
+        <w:t>).</w:t>
+      </w:r>
+    </w:p>
+    <w:p>
+      <w:pPr>
+        <w:pStyle w:val="Style16"/>
+        <w:bidi w:val="0"/>
         <w:jc w:val="center"/>
         <w:rPr>
           <w:b w:val="false"/>
@@ -882,95 +1431,8 @@
         </w:rPr>
       </w:pPr>
       <w:r>
-        <w:rPr>
-          <w:b w:val="false"/>
-          <w:bCs w:val="false"/>
-        </w:rPr>
-        <w:t>ddd</w:t>
-      </w:r>
-    </w:p>
-    <w:p>
-      <w:pPr>
-        <w:pStyle w:val="Style16"/>
-        <w:bidi w:val="0"/>
-        <w:ind w:hanging="0"/>
-        <w:jc w:val="center"/>
-        <w:rPr>
-          <w:b w:val="false"/>
-          <w:bCs w:val="false"/>
-        </w:rPr>
-      </w:pPr>
-      <w:r>
-        <w:rPr>
-          <w:b w:val="false"/>
-          <w:bCs w:val="false"/>
-        </w:rPr>
         <w:drawing>
-          <wp:anchor behindDoc="0" distT="0" distB="0" distL="0" distR="0" simplePos="0" locked="0" layoutInCell="0" allowOverlap="1" relativeHeight="4">
-            <wp:simplePos x="0" y="0"/>
-            <wp:positionH relativeFrom="column">
-              <wp:align>center</wp:align>
-            </wp:positionH>
-            <wp:positionV relativeFrom="paragraph">
-              <wp:posOffset>635</wp:posOffset>
-            </wp:positionV>
-            <wp:extent cx="5940425" cy="1487170"/>
-            <wp:effectExtent l="0" t="0" r="0" b="0"/>
-            <wp:wrapTopAndBottom/>
-            <wp:docPr id="3" name="Изображение3" descr="" title=""/>
-            <wp:cNvGraphicFramePr>
-              <a:graphicFrameLocks xmlns:a="http://schemas.openxmlformats.org/drawingml/2006/main" noChangeAspect="1"/>
-            </wp:cNvGraphicFramePr>
-            <a:graphic xmlns:a="http://schemas.openxmlformats.org/drawingml/2006/main">
-              <a:graphicData uri="http://schemas.openxmlformats.org/drawingml/2006/picture">
-                <pic:pic xmlns:pic="http://schemas.openxmlformats.org/drawingml/2006/picture">
-                  <pic:nvPicPr>
-                    <pic:cNvPr id="3" name="Изображение3" descr="" title=""/>
-                    <pic:cNvPicPr>
-                      <a:picLocks noChangeAspect="1" noChangeArrowheads="1"/>
-                    </pic:cNvPicPr>
-                  </pic:nvPicPr>
-                  <pic:blipFill>
-                    <a:blip r:embed="rId4"/>
-                    <a:stretch>
-                      <a:fillRect/>
-                    </a:stretch>
-                  </pic:blipFill>
-                  <pic:spPr bwMode="auto">
-                    <a:xfrm>
-                      <a:off x="0" y="0"/>
-                      <a:ext cx="5940425" cy="1487170"/>
-                    </a:xfrm>
-                    <a:prstGeom prst="rect">
-                      <a:avLst/>
-                    </a:prstGeom>
-                    <a:noFill/>
-                  </pic:spPr>
-                </pic:pic>
-              </a:graphicData>
-            </a:graphic>
-          </wp:anchor>
-        </w:drawing>
-      </w:r>
-    </w:p>
-    <w:p>
-      <w:pPr>
-        <w:pStyle w:val="Style16"/>
-        <w:bidi w:val="0"/>
-        <w:ind w:hanging="0"/>
-        <w:jc w:val="center"/>
-        <w:rPr>
-          <w:b w:val="false"/>
-          <w:bCs w:val="false"/>
-        </w:rPr>
-      </w:pPr>
-      <w:r>
-        <w:rPr>
-          <w:b w:val="false"/>
-          <w:bCs w:val="false"/>
-        </w:rPr>
-        <w:drawing>
-          <wp:anchor behindDoc="0" distT="0" distB="0" distL="0" distR="0" simplePos="0" locked="0" layoutInCell="0" allowOverlap="1" relativeHeight="5">
+          <wp:anchor behindDoc="0" distT="0" distB="0" distL="0" distR="0" simplePos="0" locked="0" layoutInCell="0" allowOverlap="1" relativeHeight="3">
             <wp:simplePos x="0" y="0"/>
             <wp:positionH relativeFrom="column">
               <wp:align>center</wp:align>
@@ -1016,6 +1478,131 @@
           </wp:anchor>
         </w:drawing>
       </w:r>
+      <w:r>
+        <w:rPr>
+          <w:b w:val="false"/>
+          <w:bCs w:val="false"/>
+        </w:rPr>
+        <w:t xml:space="preserve">Рис.4 Ошибка </w:t>
+      </w:r>
+      <w:r>
+        <w:rPr>
+          <w:b w:val="false"/>
+          <w:bCs w:val="false"/>
+          <w:i/>
+          <w:iCs/>
+        </w:rPr>
+        <w:t>matplotlib</w:t>
+      </w:r>
+      <w:r>
+        <w:rPr>
+          <w:b w:val="false"/>
+          <w:bCs w:val="false"/>
+        </w:rPr>
+        <w:t xml:space="preserve"> </w:t>
+      </w:r>
+    </w:p>
+    <w:p>
+      <w:pPr>
+        <w:pStyle w:val="Style16"/>
+        <w:bidi w:val="0"/>
+        <w:jc w:val="both"/>
+        <w:rPr>
+          <w:b w:val="false"/>
+          <w:bCs w:val="false"/>
+        </w:rPr>
+      </w:pPr>
+      <w:r>
+        <w:rPr>
+          <w:b w:val="false"/>
+          <w:bCs w:val="false"/>
+        </w:rPr>
+        <w:t xml:space="preserve">Для устранения данной ошибки необходимо в виртуальное окружение </w:t>
+      </w:r>
+      <w:r>
+        <w:rPr>
+          <w:b w:val="false"/>
+          <w:bCs w:val="false"/>
+          <w:i/>
+          <w:iCs/>
+        </w:rPr>
+        <w:t>venv</w:t>
+      </w:r>
+      <w:r>
+        <w:rPr>
+          <w:b w:val="false"/>
+          <w:bCs w:val="false"/>
+        </w:rPr>
+        <w:t xml:space="preserve"> дополнительно установить пакет графического интерфейса — </w:t>
+      </w:r>
+      <w:r>
+        <w:rPr>
+          <w:b w:val="false"/>
+          <w:bCs w:val="false"/>
+          <w:i/>
+          <w:iCs/>
+        </w:rPr>
+        <w:t>pyqt6</w:t>
+      </w:r>
+    </w:p>
+    <w:p>
+      <w:pPr>
+        <w:pStyle w:val="Style16"/>
+        <w:bidi w:val="0"/>
+        <w:jc w:val="both"/>
+        <w:rPr>
+          <w:b w:val="false"/>
+          <w:bCs w:val="false"/>
+          <w:i w:val="false"/>
+          <w:i w:val="false"/>
+          <w:iCs w:val="false"/>
+        </w:rPr>
+      </w:pPr>
+      <w:r>
+        <w:rPr>
+          <w:b w:val="false"/>
+          <w:bCs w:val="false"/>
+          <w:i w:val="false"/>
+          <w:iCs w:val="false"/>
+        </w:rPr>
+        <w:t xml:space="preserve">Таким образом, проект для выполнения задания готов; дополнительно в файл </w:t>
+      </w:r>
+      <w:r>
+        <w:rPr>
+          <w:b w:val="false"/>
+          <w:bCs w:val="false"/>
+          <w:i/>
+          <w:iCs/>
+        </w:rPr>
+        <w:t>requirements.txt</w:t>
+      </w:r>
+      <w:r>
+        <w:rPr>
+          <w:b w:val="false"/>
+          <w:bCs w:val="false"/>
+          <w:i w:val="false"/>
+          <w:iCs w:val="false"/>
+        </w:rPr>
+        <w:t xml:space="preserve"> были сохранены пакеты виртуального окружения </w:t>
+      </w:r>
+      <w:r>
+        <w:rPr>
+          <w:b w:val="false"/>
+          <w:bCs w:val="false"/>
+          <w:i/>
+          <w:iCs/>
+        </w:rPr>
+        <w:t>venv</w:t>
+      </w:r>
+      <w:r>
+        <w:rPr>
+          <w:b w:val="false"/>
+          <w:bCs w:val="false"/>
+          <w:i w:val="false"/>
+          <w:iCs w:val="false"/>
+        </w:rPr>
+        <w:t xml:space="preserve"> и их версии. </w:t>
+      </w:r>
     </w:p>
     <w:p>
       <w:pPr>
@@ -1026,15 +1613,14 @@
         <w:rPr>
           <w:b w:val="false"/>
           <w:bCs w:val="false"/>
-        </w:rPr>
-      </w:pPr>
-      <w:r>
-        <w:rPr>
-          <w:b w:val="false"/>
-          <w:bCs w:val="false"/>
-        </w:rPr>
+          <w:i w:val="false"/>
+          <w:i w:val="false"/>
+          <w:iCs w:val="false"/>
+        </w:rPr>
+      </w:pPr>
+      <w:r>
         <w:drawing>
-          <wp:anchor behindDoc="0" distT="0" distB="0" distL="0" distR="0" simplePos="0" locked="0" layoutInCell="0" allowOverlap="1" relativeHeight="6">
+          <wp:anchor behindDoc="0" distT="0" distB="0" distL="0" distR="0" simplePos="0" locked="0" layoutInCell="0" allowOverlap="1" relativeHeight="4">
             <wp:simplePos x="0" y="0"/>
             <wp:positionH relativeFrom="column">
               <wp:align>center</wp:align>
@@ -1080,6 +1666,33 @@
           </wp:anchor>
         </w:drawing>
       </w:r>
+      <w:r>
+        <w:rPr>
+          <w:b w:val="false"/>
+          <w:bCs w:val="false"/>
+          <w:i w:val="false"/>
+          <w:iCs w:val="false"/>
+        </w:rPr>
+        <w:t xml:space="preserve">Рис.5 Установка </w:t>
+      </w:r>
+      <w:r>
+        <w:rPr>
+          <w:b w:val="false"/>
+          <w:bCs w:val="false"/>
+          <w:i/>
+          <w:iCs/>
+        </w:rPr>
+        <w:t>pyqt6</w:t>
+      </w:r>
+      <w:r>
+        <w:rPr>
+          <w:b w:val="false"/>
+          <w:bCs w:val="false"/>
+          <w:i w:val="false"/>
+          <w:iCs w:val="false"/>
+        </w:rPr>
+        <w:t xml:space="preserve"> и вывод всех пакетов в файл</w:t>
+      </w:r>
     </w:p>
     <w:p>
       <w:pPr>
@@ -1092,8 +1705,450 @@
         </w:rPr>
       </w:pPr>
       <w:r>
+        <w:rPr>
+          <w:b/>
+        </w:rPr>
+      </w:r>
+    </w:p>
+    <w:p>
+      <w:pPr>
+        <w:pStyle w:val="NormalWeb"/>
+        <w:shd w:val="clear" w:color="auto" w:fill="FFFFFF"/>
+        <w:bidi w:val="0"/>
+        <w:spacing w:lineRule="auto" w:line="360" w:beforeAutospacing="0" w:before="0" w:afterAutospacing="0" w:after="0"/>
+        <w:ind w:firstLine="709"/>
+        <w:jc w:val="both"/>
+        <w:rPr>
+          <w:b/>
+          <w:sz w:val="28"/>
+          <w:szCs w:val="28"/>
+        </w:rPr>
+      </w:pPr>
+      <w:r>
+        <w:rPr>
+          <w:b/>
+          <w:sz w:val="28"/>
+          <w:szCs w:val="28"/>
+        </w:rPr>
+        <w:t xml:space="preserve">Этап 2. Выполнение заданий </w:t>
+      </w:r>
+    </w:p>
+    <w:p>
+      <w:pPr>
+        <w:pStyle w:val="NormalWeb"/>
+        <w:shd w:val="clear" w:color="auto" w:fill="FFFFFF"/>
+        <w:bidi w:val="0"/>
+        <w:spacing w:lineRule="auto" w:line="360" w:beforeAutospacing="0" w:before="0" w:afterAutospacing="0" w:after="0"/>
+        <w:ind w:firstLine="709"/>
+        <w:jc w:val="both"/>
+        <w:rPr>
+          <w:b w:val="false"/>
+          <w:bCs w:val="false"/>
+          <w:sz w:val="28"/>
+          <w:szCs w:val="28"/>
+        </w:rPr>
+      </w:pPr>
+      <w:r>
+        <w:rPr>
+          <w:b w:val="false"/>
+          <w:bCs w:val="false"/>
+          <w:sz w:val="28"/>
+          <w:szCs w:val="28"/>
+        </w:rPr>
+        <w:t>Состав работ включает в себя:</w:t>
+      </w:r>
+    </w:p>
+    <w:p>
+      <w:pPr>
+        <w:pStyle w:val="NormalWeb"/>
+        <w:numPr>
+          <w:ilvl w:val="0"/>
+          <w:numId w:val="2"/>
+        </w:numPr>
+        <w:shd w:val="clear" w:color="auto" w:fill="FFFFFF"/>
+        <w:bidi w:val="0"/>
+        <w:spacing w:lineRule="auto" w:line="360" w:beforeAutospacing="0" w:before="0" w:afterAutospacing="0" w:after="0"/>
+        <w:jc w:val="both"/>
+        <w:rPr>
+          <w:b w:val="false"/>
+          <w:bCs w:val="false"/>
+          <w:sz w:val="28"/>
+          <w:szCs w:val="28"/>
+        </w:rPr>
+      </w:pPr>
+      <w:r>
+        <w:rPr>
+          <w:b w:val="false"/>
+          <w:bCs w:val="false"/>
+          <w:sz w:val="28"/>
+          <w:szCs w:val="28"/>
+        </w:rPr>
+        <w:t>Обоснование архитектуры проекта</w:t>
+      </w:r>
+    </w:p>
+    <w:p>
+      <w:pPr>
+        <w:pStyle w:val="NormalWeb"/>
+        <w:numPr>
+          <w:ilvl w:val="0"/>
+          <w:numId w:val="2"/>
+        </w:numPr>
+        <w:shd w:val="clear" w:color="auto" w:fill="FFFFFF"/>
+        <w:bidi w:val="0"/>
+        <w:spacing w:lineRule="auto" w:line="360" w:beforeAutospacing="0" w:before="0" w:afterAutospacing="0" w:after="0"/>
+        <w:jc w:val="both"/>
+        <w:rPr>
+          <w:b w:val="false"/>
+          <w:bCs w:val="false"/>
+          <w:sz w:val="28"/>
+          <w:szCs w:val="28"/>
+        </w:rPr>
+      </w:pPr>
+      <w:r>
+        <w:rPr>
+          <w:b w:val="false"/>
+          <w:bCs w:val="false"/>
+          <w:sz w:val="28"/>
+          <w:szCs w:val="28"/>
+        </w:rPr>
+        <w:t>Разработка кода  проекта</w:t>
+      </w:r>
+    </w:p>
+    <w:p>
+      <w:pPr>
+        <w:pStyle w:val="NormalWeb"/>
+        <w:numPr>
+          <w:ilvl w:val="0"/>
+          <w:numId w:val="2"/>
+        </w:numPr>
+        <w:shd w:val="clear" w:color="auto" w:fill="FFFFFF"/>
+        <w:bidi w:val="0"/>
+        <w:spacing w:lineRule="auto" w:line="360" w:beforeAutospacing="0" w:before="0" w:afterAutospacing="0" w:after="0"/>
+        <w:jc w:val="both"/>
+        <w:rPr>
+          <w:b w:val="false"/>
+          <w:bCs w:val="false"/>
+          <w:sz w:val="28"/>
+          <w:szCs w:val="28"/>
+        </w:rPr>
+      </w:pPr>
+      <w:r>
+        <w:rPr>
+          <w:b w:val="false"/>
+          <w:bCs w:val="false"/>
+          <w:sz w:val="28"/>
+          <w:szCs w:val="28"/>
+        </w:rPr>
+        <w:t>Тестирование кода проекта</w:t>
+      </w:r>
+    </w:p>
+    <w:p>
+      <w:pPr>
+        <w:pStyle w:val="NormalWeb"/>
+        <w:shd w:val="clear" w:color="auto" w:fill="FFFFFF"/>
+        <w:bidi w:val="0"/>
+        <w:spacing w:lineRule="auto" w:line="360" w:beforeAutospacing="0" w:before="0" w:afterAutospacing="0" w:after="0"/>
+        <w:ind w:firstLine="709"/>
+        <w:jc w:val="both"/>
+        <w:rPr>
+          <w:b w:val="false"/>
+          <w:bCs w:val="false"/>
+          <w:sz w:val="28"/>
+          <w:szCs w:val="28"/>
+        </w:rPr>
+      </w:pPr>
+      <w:r>
+        <w:rPr>
+          <w:b w:val="false"/>
+          <w:bCs w:val="false"/>
+          <w:sz w:val="28"/>
+          <w:szCs w:val="28"/>
+        </w:rPr>
+        <w:t>Чтобы упростить создание и  поддержку кода, было принято решение осуществить переход на объектно-ориентированное программирование</w:t>
+      </w:r>
+    </w:p>
+    <w:p>
+      <w:pPr>
+        <w:pStyle w:val="NormalWeb"/>
+        <w:shd w:val="clear" w:color="auto" w:fill="FFFFFF"/>
+        <w:bidi w:val="0"/>
+        <w:spacing w:lineRule="auto" w:line="360" w:beforeAutospacing="0" w:before="0" w:afterAutospacing="0" w:after="0"/>
+        <w:ind w:firstLine="709"/>
+        <w:jc w:val="both"/>
+        <w:rPr>
+          <w:b w:val="false"/>
+          <w:bCs w:val="false"/>
+          <w:sz w:val="28"/>
+          <w:szCs w:val="28"/>
+        </w:rPr>
+      </w:pPr>
+      <w:r>
+        <w:rPr>
+          <w:b w:val="false"/>
+          <w:bCs w:val="false"/>
+          <w:sz w:val="28"/>
+          <w:szCs w:val="28"/>
+        </w:rPr>
+        <w:t xml:space="preserve">В рамках предметной области существует сущность Сотрудник, которая содержит </w:t>
+      </w:r>
+      <w:r>
+        <w:rPr>
+          <w:rFonts w:cs="Times New Roman"/>
+          <w:b w:val="false"/>
+          <w:bCs/>
+          <w:sz w:val="28"/>
+          <w:szCs w:val="28"/>
+        </w:rPr>
+        <w:t xml:space="preserve"> индекс, ФИО, дата рождения, текущая зарплата, а также (в соответствии с вариантом №2) семейное положение.</w:t>
+      </w:r>
+    </w:p>
+    <w:p>
+      <w:pPr>
+        <w:pStyle w:val="NormalWeb"/>
+        <w:shd w:val="clear" w:color="auto" w:fill="FFFFFF"/>
+        <w:bidi w:val="0"/>
+        <w:spacing w:lineRule="auto" w:line="360" w:beforeAutospacing="0" w:before="0" w:afterAutospacing="0" w:after="0"/>
+        <w:ind w:firstLine="709"/>
+        <w:jc w:val="both"/>
+        <w:rPr>
+          <w:rFonts w:ascii="Times New Roman" w:hAnsi="Times New Roman" w:cs="Times New Roman"/>
+          <w:b w:val="false"/>
+          <w:bCs/>
+          <w:sz w:val="28"/>
+          <w:szCs w:val="28"/>
+        </w:rPr>
+      </w:pPr>
+      <w:r>
+        <w:rPr>
+          <w:rFonts w:cs="Times New Roman"/>
+          <w:b w:val="false"/>
+          <w:bCs/>
+          <w:sz w:val="28"/>
+          <w:szCs w:val="28"/>
+        </w:rPr>
+        <w:t xml:space="preserve">Для хранения данных сущности Сотрудник был выделен отдельный </w:t>
+      </w:r>
+      <w:r>
+        <w:rPr>
+          <w:rFonts w:cs="Times New Roman"/>
+          <w:b w:val="false"/>
+          <w:bCs/>
+          <w:i/>
+          <w:iCs/>
+          <w:sz w:val="28"/>
+          <w:szCs w:val="28"/>
+        </w:rPr>
+        <w:t xml:space="preserve">@dataclass Worker: </w:t>
+      </w:r>
+      <w:r>
+        <w:rPr>
+          <w:rFonts w:cs="Times New Roman"/>
+          <w:b w:val="false"/>
+          <w:bCs/>
+          <w:i w:val="false"/>
+          <w:iCs w:val="false"/>
+          <w:sz w:val="28"/>
+          <w:szCs w:val="28"/>
+        </w:rPr>
+        <w:t xml:space="preserve">ввод данных осуществляется при вызове </w:t>
+      </w:r>
+      <w:r>
+        <w:rPr>
+          <w:rFonts w:cs="Times New Roman"/>
+          <w:b w:val="false"/>
+          <w:bCs/>
+          <w:i/>
+          <w:iCs/>
+          <w:sz w:val="28"/>
+          <w:szCs w:val="28"/>
+        </w:rPr>
+        <w:t xml:space="preserve">@classmethod from_input. </w:t>
+      </w:r>
+      <w:r>
+        <w:rPr>
+          <w:rFonts w:cs="Times New Roman"/>
+          <w:b w:val="false"/>
+          <w:bCs/>
+          <w:i w:val="false"/>
+          <w:iCs w:val="false"/>
+          <w:sz w:val="28"/>
+          <w:szCs w:val="28"/>
+        </w:rPr>
+        <w:t>Данный метод предназначен для работы с двумя сценариями:</w:t>
+      </w:r>
+    </w:p>
+    <w:p>
+      <w:pPr>
+        <w:pStyle w:val="NormalWeb"/>
+        <w:numPr>
+          <w:ilvl w:val="0"/>
+          <w:numId w:val="3"/>
+        </w:numPr>
+        <w:shd w:val="clear" w:color="auto" w:fill="FFFFFF"/>
+        <w:bidi w:val="0"/>
+        <w:spacing w:lineRule="auto" w:line="360" w:beforeAutospacing="0" w:before="0" w:afterAutospacing="0" w:after="0"/>
+        <w:jc w:val="both"/>
+        <w:rPr>
+          <w:rFonts w:ascii="Times New Roman" w:hAnsi="Times New Roman" w:cs="Times New Roman"/>
+          <w:b w:val="false"/>
+          <w:bCs/>
+          <w:i w:val="false"/>
+          <w:i w:val="false"/>
+          <w:iCs w:val="false"/>
+          <w:sz w:val="28"/>
+          <w:szCs w:val="28"/>
+        </w:rPr>
+      </w:pPr>
+      <w:r>
+        <w:rPr>
+          <w:rFonts w:cs="Times New Roman"/>
+          <w:b w:val="false"/>
+          <w:bCs/>
+          <w:i w:val="false"/>
+          <w:iCs w:val="false"/>
+          <w:sz w:val="28"/>
+          <w:szCs w:val="28"/>
+        </w:rPr>
+        <w:t xml:space="preserve">Добавление данных — сценарий по умолчанию, в метод не передается параметр </w:t>
+      </w:r>
+      <w:r>
+        <w:rPr>
+          <w:rFonts w:cs="Times New Roman"/>
+          <w:b w:val="false"/>
+          <w:bCs/>
+          <w:i/>
+          <w:iCs/>
+          <w:sz w:val="28"/>
+          <w:szCs w:val="28"/>
+        </w:rPr>
+        <w:t xml:space="preserve">old_data, </w:t>
+      </w:r>
+      <w:r>
+        <w:rPr>
+          <w:rFonts w:cs="Times New Roman"/>
+          <w:b w:val="false"/>
+          <w:bCs/>
+          <w:i w:val="false"/>
+          <w:iCs w:val="false"/>
+          <w:sz w:val="28"/>
+          <w:szCs w:val="28"/>
+        </w:rPr>
+        <w:t>заполнение данных сущности осуществляется вводом с клавиатуры</w:t>
+      </w:r>
+    </w:p>
+    <w:p>
+      <w:pPr>
+        <w:pStyle w:val="NormalWeb"/>
+        <w:numPr>
+          <w:ilvl w:val="0"/>
+          <w:numId w:val="3"/>
+        </w:numPr>
+        <w:shd w:val="clear" w:color="auto" w:fill="FFFFFF"/>
+        <w:bidi w:val="0"/>
+        <w:spacing w:lineRule="auto" w:line="360" w:beforeAutospacing="0" w:before="0" w:afterAutospacing="0" w:after="0"/>
+        <w:jc w:val="both"/>
+        <w:rPr>
+          <w:rFonts w:ascii="Times New Roman" w:hAnsi="Times New Roman" w:cs="Times New Roman"/>
+          <w:b w:val="false"/>
+          <w:bCs/>
+          <w:i w:val="false"/>
+          <w:i w:val="false"/>
+          <w:iCs w:val="false"/>
+          <w:sz w:val="28"/>
+          <w:szCs w:val="28"/>
+        </w:rPr>
+      </w:pPr>
+      <w:r>
+        <w:rPr>
+          <w:rFonts w:cs="Times New Roman"/>
+          <w:b w:val="false"/>
+          <w:bCs/>
+          <w:i w:val="false"/>
+          <w:iCs w:val="false"/>
+          <w:sz w:val="28"/>
+          <w:szCs w:val="28"/>
+        </w:rPr>
+        <w:t xml:space="preserve">Обновление данных — дополнительный сценарий,  в метод  передается параметр </w:t>
+      </w:r>
+      <w:r>
+        <w:rPr>
+          <w:rFonts w:cs="Times New Roman"/>
+          <w:b w:val="false"/>
+          <w:bCs/>
+          <w:i/>
+          <w:iCs/>
+          <w:sz w:val="28"/>
+          <w:szCs w:val="28"/>
+        </w:rPr>
+        <w:t xml:space="preserve">old_data, </w:t>
+      </w:r>
+      <w:r>
+        <w:rPr>
+          <w:rFonts w:cs="Times New Roman"/>
+          <w:b w:val="false"/>
+          <w:bCs/>
+          <w:i w:val="false"/>
+          <w:iCs w:val="false"/>
+          <w:sz w:val="28"/>
+          <w:szCs w:val="28"/>
+        </w:rPr>
+        <w:t xml:space="preserve"> если пользователь не заполняет данные вводом с клавиатуры(нажимает </w:t>
+      </w:r>
+      <w:r>
+        <w:rPr>
+          <w:rFonts w:cs="Times New Roman"/>
+          <w:b w:val="false"/>
+          <w:bCs/>
+          <w:i/>
+          <w:iCs/>
+          <w:sz w:val="28"/>
+          <w:szCs w:val="28"/>
+        </w:rPr>
+        <w:t>Enter</w:t>
+      </w:r>
+      <w:r>
+        <w:rPr>
+          <w:rFonts w:cs="Times New Roman"/>
+          <w:b w:val="false"/>
+          <w:bCs/>
+          <w:i w:val="false"/>
+          <w:iCs w:val="false"/>
+          <w:sz w:val="28"/>
+          <w:szCs w:val="28"/>
+        </w:rPr>
+        <w:t xml:space="preserve">),  то в атрибуты подгружаются данные из  </w:t>
+      </w:r>
+      <w:r>
+        <w:rPr>
+          <w:rFonts w:cs="Times New Roman"/>
+          <w:b w:val="false"/>
+          <w:bCs/>
+          <w:i/>
+          <w:iCs/>
+          <w:sz w:val="28"/>
+          <w:szCs w:val="28"/>
+        </w:rPr>
+        <w:t>old_data</w:t>
+      </w:r>
+    </w:p>
+    <w:p>
+      <w:pPr>
+        <w:pStyle w:val="NormalWeb"/>
+        <w:shd w:val="clear" w:color="auto" w:fill="FFFFFF"/>
+        <w:bidi w:val="0"/>
+        <w:spacing w:lineRule="auto" w:line="360" w:beforeAutospacing="0" w:before="0" w:afterAutospacing="0" w:after="0"/>
+        <w:ind w:firstLine="709"/>
+        <w:jc w:val="center"/>
+        <w:rPr>
+          <w:b w:val="false"/>
+          <w:bCs w:val="false"/>
+          <w:sz w:val="28"/>
+          <w:szCs w:val="28"/>
+        </w:rPr>
+      </w:pPr>
+      <w:r>
         <w:drawing>
-          <wp:anchor behindDoc="0" distT="0" distB="0" distL="0" distR="0" simplePos="0" locked="0" layoutInCell="0" allowOverlap="1" relativeHeight="7">
+          <wp:anchor behindDoc="0" distT="0" distB="0" distL="0" distR="0" simplePos="0" locked="0" layoutInCell="0" allowOverlap="1" relativeHeight="21">
             <wp:simplePos x="0" y="0"/>
             <wp:positionH relativeFrom="column">
               <wp:align>center</wp:align>
@@ -1101,10 +2156,10 @@
             <wp:positionV relativeFrom="paragraph">
               <wp:posOffset>635</wp:posOffset>
             </wp:positionV>
-            <wp:extent cx="5940425" cy="1743710"/>
+            <wp:extent cx="5940425" cy="2504440"/>
             <wp:effectExtent l="0" t="0" r="0" b="0"/>
             <wp:wrapTopAndBottom/>
-            <wp:docPr id="6" name="Изображение6" descr="" title=""/>
+            <wp:docPr id="6" name="Изображение8" descr="" title=""/>
             <wp:cNvGraphicFramePr>
               <a:graphicFrameLocks xmlns:a="http://schemas.openxmlformats.org/drawingml/2006/main" noChangeAspect="1"/>
             </wp:cNvGraphicFramePr>
@@ -1112,7 +2167,7 @@
               <a:graphicData uri="http://schemas.openxmlformats.org/drawingml/2006/picture">
                 <pic:pic xmlns:pic="http://schemas.openxmlformats.org/drawingml/2006/picture">
                   <pic:nvPicPr>
-                    <pic:cNvPr id="6" name="Изображение6" descr="" title=""/>
+                    <pic:cNvPr id="6" name="Изображение8" descr="" title=""/>
                     <pic:cNvPicPr>
                       <a:picLocks noChangeAspect="1" noChangeArrowheads="1"/>
                     </pic:cNvPicPr>
@@ -1126,7 +2181,7 @@
                   <pic:spPr bwMode="auto">
                     <a:xfrm>
                       <a:off x="0" y="0"/>
-                      <a:ext cx="5940425" cy="1743710"/>
+                      <a:ext cx="5940425" cy="2504440"/>
                     </a:xfrm>
                     <a:prstGeom prst="rect">
                       <a:avLst/>
@@ -1141,27 +2196,388 @@
       </w:r>
       <w:r>
         <w:rPr>
-          <w:b/>
-        </w:rPr>
-        <w:t>dd</w:t>
-      </w:r>
-    </w:p>
-    <w:p>
-      <w:pPr>
-        <w:pStyle w:val="Style16"/>
-        <w:bidi w:val="0"/>
-        <w:ind w:hanging="0"/>
+          <w:b w:val="false"/>
+          <w:bCs w:val="false"/>
+          <w:sz w:val="28"/>
+          <w:szCs w:val="28"/>
+        </w:rPr>
+        <w:t xml:space="preserve">Рис.6 Листинг </w:t>
+      </w:r>
+      <w:r>
+        <w:rPr>
+          <w:b w:val="false"/>
+          <w:bCs w:val="false"/>
+          <w:i w:val="false"/>
+          <w:iCs w:val="false"/>
+          <w:sz w:val="28"/>
+          <w:szCs w:val="28"/>
+        </w:rPr>
+        <w:t>класса</w:t>
+      </w:r>
+      <w:r>
+        <w:rPr>
+          <w:b w:val="false"/>
+          <w:bCs w:val="false"/>
+          <w:i/>
+          <w:iCs/>
+          <w:sz w:val="28"/>
+          <w:szCs w:val="28"/>
+        </w:rPr>
+        <w:t xml:space="preserve"> Worker</w:t>
+      </w:r>
+    </w:p>
+    <w:p>
+      <w:pPr>
+        <w:pStyle w:val="NormalWeb"/>
+        <w:shd w:val="clear" w:color="auto" w:fill="FFFFFF"/>
+        <w:bidi w:val="0"/>
+        <w:spacing w:lineRule="auto" w:line="360" w:beforeAutospacing="0" w:before="0" w:afterAutospacing="0" w:after="0"/>
+        <w:ind w:firstLine="709"/>
+        <w:jc w:val="both"/>
+        <w:rPr>
+          <w:b w:val="false"/>
+          <w:bCs w:val="false"/>
+          <w:i w:val="false"/>
+          <w:i w:val="false"/>
+          <w:iCs w:val="false"/>
+          <w:sz w:val="28"/>
+          <w:szCs w:val="28"/>
+        </w:rPr>
+      </w:pPr>
+      <w:r>
+        <w:rPr>
+          <w:b w:val="false"/>
+          <w:bCs w:val="false"/>
+          <w:i w:val="false"/>
+          <w:iCs w:val="false"/>
+          <w:sz w:val="28"/>
+          <w:szCs w:val="28"/>
+        </w:rPr>
+        <w:t xml:space="preserve">Для удобного создания экземпляров класса </w:t>
+      </w:r>
+      <w:r>
+        <w:rPr>
+          <w:b w:val="false"/>
+          <w:bCs w:val="false"/>
+          <w:i/>
+          <w:iCs/>
+          <w:sz w:val="28"/>
+          <w:szCs w:val="28"/>
+        </w:rPr>
+        <w:t xml:space="preserve">Worker был </w:t>
+      </w:r>
+      <w:r>
+        <w:rPr>
+          <w:b w:val="false"/>
+          <w:bCs w:val="false"/>
+          <w:i w:val="false"/>
+          <w:iCs w:val="false"/>
+          <w:sz w:val="28"/>
+          <w:szCs w:val="28"/>
+        </w:rPr>
+        <w:t>создан отдельный класс</w:t>
+      </w:r>
+      <w:r>
+        <w:rPr>
+          <w:b w:val="false"/>
+          <w:bCs w:val="false"/>
+          <w:i/>
+          <w:iCs/>
+          <w:sz w:val="28"/>
+          <w:szCs w:val="28"/>
+        </w:rPr>
+        <w:t xml:space="preserve"> WorkerFactory. </w:t>
+      </w:r>
+      <w:r>
+        <w:rPr>
+          <w:b w:val="false"/>
+          <w:bCs w:val="false"/>
+          <w:i w:val="false"/>
+          <w:iCs w:val="false"/>
+          <w:sz w:val="28"/>
+          <w:szCs w:val="28"/>
+        </w:rPr>
+        <w:t xml:space="preserve">Данный класс при инициализации создает датафрейм </w:t>
+      </w:r>
+      <w:r>
+        <w:rPr>
+          <w:b w:val="false"/>
+          <w:bCs w:val="false"/>
+          <w:i/>
+          <w:iCs/>
+          <w:sz w:val="28"/>
+          <w:szCs w:val="28"/>
+        </w:rPr>
+        <w:t>df</w:t>
+      </w:r>
+      <w:r>
+        <w:rPr>
+          <w:b w:val="false"/>
+          <w:bCs w:val="false"/>
+          <w:i w:val="false"/>
+          <w:iCs w:val="false"/>
+          <w:sz w:val="28"/>
+          <w:szCs w:val="28"/>
+        </w:rPr>
+        <w:t>(</w:t>
+      </w:r>
+      <w:r>
+        <w:rPr>
+          <w:b w:val="false"/>
+          <w:bCs w:val="false"/>
+          <w:i/>
+          <w:iCs/>
+          <w:sz w:val="28"/>
+          <w:szCs w:val="28"/>
+        </w:rPr>
+        <w:t>PN.DataFrame</w:t>
+      </w:r>
+      <w:r>
+        <w:rPr>
+          <w:b w:val="false"/>
+          <w:bCs w:val="false"/>
+          <w:i w:val="false"/>
+          <w:iCs w:val="false"/>
+          <w:sz w:val="28"/>
+          <w:szCs w:val="28"/>
+        </w:rPr>
+        <w:t xml:space="preserve">) с предустановленными колонками </w:t>
+      </w:r>
+    </w:p>
+    <w:p>
+      <w:pPr>
+        <w:pStyle w:val="NormalWeb"/>
+        <w:shd w:val="clear" w:color="auto" w:fill="FFFFFF"/>
+        <w:bidi w:val="0"/>
+        <w:spacing w:lineRule="auto" w:line="360" w:beforeAutospacing="0" w:before="0" w:afterAutospacing="0" w:after="0"/>
+        <w:ind w:firstLine="709"/>
+        <w:jc w:val="both"/>
+        <w:rPr>
+          <w:b w:val="false"/>
+          <w:bCs w:val="false"/>
+          <w:i w:val="false"/>
+          <w:i w:val="false"/>
+          <w:iCs w:val="false"/>
+          <w:sz w:val="28"/>
+          <w:szCs w:val="28"/>
+        </w:rPr>
+      </w:pPr>
+      <w:r>
+        <w:rPr>
+          <w:b w:val="false"/>
+          <w:bCs w:val="false"/>
+          <w:i w:val="false"/>
+          <w:iCs w:val="false"/>
+          <w:sz w:val="28"/>
+          <w:szCs w:val="28"/>
+        </w:rPr>
+        <w:t xml:space="preserve">Непосредственно создание  сущности </w:t>
+      </w:r>
+      <w:r>
+        <w:rPr>
+          <w:b w:val="false"/>
+          <w:bCs w:val="false"/>
+          <w:i/>
+          <w:iCs/>
+          <w:sz w:val="28"/>
+          <w:szCs w:val="28"/>
+        </w:rPr>
+        <w:t>Worker</w:t>
+      </w:r>
+      <w:r>
+        <w:rPr>
+          <w:b w:val="false"/>
+          <w:bCs w:val="false"/>
+          <w:i w:val="false"/>
+          <w:iCs w:val="false"/>
+          <w:sz w:val="28"/>
+          <w:szCs w:val="28"/>
+        </w:rPr>
+        <w:t xml:space="preserve"> и сохранение в датафрейм осуществляется через метод </w:t>
+      </w:r>
+      <w:r>
+        <w:rPr>
+          <w:b w:val="false"/>
+          <w:bCs w:val="false"/>
+          <w:i/>
+          <w:iCs/>
+          <w:sz w:val="28"/>
+          <w:szCs w:val="28"/>
+        </w:rPr>
+        <w:t xml:space="preserve">create. </w:t>
+      </w:r>
+      <w:r>
+        <w:rPr>
+          <w:b w:val="false"/>
+          <w:bCs w:val="false"/>
+          <w:i w:val="false"/>
+          <w:iCs w:val="false"/>
+          <w:sz w:val="28"/>
+          <w:szCs w:val="28"/>
+        </w:rPr>
+        <w:t>Данный метод предназначен для работы с двумя сценариями:</w:t>
+      </w:r>
+    </w:p>
+    <w:p>
+      <w:pPr>
+        <w:pStyle w:val="NormalWeb"/>
+        <w:numPr>
+          <w:ilvl w:val="0"/>
+          <w:numId w:val="3"/>
+        </w:numPr>
+        <w:shd w:val="clear" w:color="auto" w:fill="FFFFFF"/>
+        <w:bidi w:val="0"/>
+        <w:spacing w:lineRule="auto" w:line="360" w:beforeAutospacing="0" w:before="0" w:afterAutospacing="0" w:after="0"/>
+        <w:jc w:val="both"/>
+        <w:rPr>
+          <w:rFonts w:ascii="Times New Roman" w:hAnsi="Times New Roman" w:cs="Times New Roman"/>
+          <w:b w:val="false"/>
+          <w:bCs/>
+          <w:i w:val="false"/>
+          <w:i w:val="false"/>
+          <w:iCs w:val="false"/>
+          <w:sz w:val="28"/>
+          <w:szCs w:val="28"/>
+        </w:rPr>
+      </w:pPr>
+      <w:r>
+        <w:rPr>
+          <w:rFonts w:cs="Times New Roman"/>
+          <w:b w:val="false"/>
+          <w:bCs/>
+          <w:i w:val="false"/>
+          <w:iCs w:val="false"/>
+          <w:sz w:val="28"/>
+          <w:szCs w:val="28"/>
+        </w:rPr>
+        <w:t xml:space="preserve">Добавление данных с помощью клавиатуры— сценарий по умолчанию, в метод не передается параметр </w:t>
+      </w:r>
+      <w:r>
+        <w:rPr>
+          <w:rFonts w:cs="Times New Roman"/>
+          <w:b w:val="false"/>
+          <w:bCs/>
+          <w:i/>
+          <w:iCs/>
+          <w:sz w:val="28"/>
+          <w:szCs w:val="28"/>
+        </w:rPr>
+        <w:t xml:space="preserve">w, </w:t>
+      </w:r>
+      <w:r>
+        <w:rPr>
+          <w:rFonts w:cs="Times New Roman"/>
+          <w:b w:val="false"/>
+          <w:bCs/>
+          <w:i w:val="false"/>
+          <w:iCs w:val="false"/>
+          <w:sz w:val="28"/>
+          <w:szCs w:val="28"/>
+        </w:rPr>
+        <w:t>заполнение данных сущности осуществляется вводом с клавиатуры</w:t>
+      </w:r>
+    </w:p>
+    <w:p>
+      <w:pPr>
+        <w:pStyle w:val="NormalWeb"/>
+        <w:numPr>
+          <w:ilvl w:val="0"/>
+          <w:numId w:val="3"/>
+        </w:numPr>
+        <w:shd w:val="clear" w:color="auto" w:fill="FFFFFF"/>
+        <w:bidi w:val="0"/>
+        <w:spacing w:lineRule="auto" w:line="360" w:beforeAutospacing="0" w:before="0" w:afterAutospacing="0" w:after="0"/>
+        <w:jc w:val="both"/>
+        <w:rPr>
+          <w:rFonts w:ascii="Times New Roman" w:hAnsi="Times New Roman" w:cs="Times New Roman"/>
+          <w:b w:val="false"/>
+          <w:bCs/>
+          <w:i w:val="false"/>
+          <w:i w:val="false"/>
+          <w:iCs w:val="false"/>
+          <w:sz w:val="28"/>
+          <w:szCs w:val="28"/>
+        </w:rPr>
+      </w:pPr>
+      <w:r>
+        <w:rPr>
+          <w:rFonts w:cs="Times New Roman"/>
+          <w:b w:val="false"/>
+          <w:bCs/>
+          <w:i w:val="false"/>
+          <w:iCs w:val="false"/>
+          <w:sz w:val="28"/>
+          <w:szCs w:val="28"/>
+        </w:rPr>
+        <w:t xml:space="preserve">Добавление данных программно— дополнительный сценарий,  в метод передается параметр </w:t>
+      </w:r>
+      <w:r>
+        <w:rPr>
+          <w:rFonts w:cs="Times New Roman"/>
+          <w:b w:val="false"/>
+          <w:bCs/>
+          <w:i/>
+          <w:iCs/>
+          <w:sz w:val="28"/>
+          <w:szCs w:val="28"/>
+        </w:rPr>
+        <w:t xml:space="preserve">w — </w:t>
+      </w:r>
+      <w:r>
+        <w:rPr>
+          <w:rFonts w:cs="Times New Roman"/>
+          <w:b w:val="false"/>
+          <w:bCs/>
+          <w:i w:val="false"/>
+          <w:iCs w:val="false"/>
+          <w:sz w:val="28"/>
+          <w:szCs w:val="28"/>
+        </w:rPr>
+        <w:t>экземпляр</w:t>
+      </w:r>
+      <w:r>
+        <w:rPr>
+          <w:rFonts w:cs="Times New Roman"/>
+          <w:b w:val="false"/>
+          <w:bCs/>
+          <w:i/>
+          <w:iCs/>
+          <w:sz w:val="28"/>
+          <w:szCs w:val="28"/>
+        </w:rPr>
+        <w:t xml:space="preserve"> Worker. </w:t>
+      </w:r>
+      <w:r>
+        <w:rPr>
+          <w:rFonts w:cs="Times New Roman"/>
+          <w:b w:val="false"/>
+          <w:bCs/>
+          <w:i w:val="false"/>
+          <w:iCs w:val="false"/>
+          <w:sz w:val="28"/>
+          <w:szCs w:val="28"/>
+        </w:rPr>
+        <w:t>Данный объект будет генерироваться вне класса — например программно при тестировании класса или в классе работы с файлом(чтение)</w:t>
+      </w:r>
+    </w:p>
+    <w:p>
+      <w:pPr>
+        <w:pStyle w:val="NormalWeb"/>
+        <w:shd w:val="clear" w:color="auto" w:fill="FFFFFF"/>
+        <w:bidi w:val="0"/>
+        <w:spacing w:lineRule="auto" w:line="360" w:beforeAutospacing="0" w:before="0" w:afterAutospacing="0" w:after="0"/>
+        <w:ind w:firstLine="709"/>
         <w:jc w:val="center"/>
         <w:rPr>
-          <w:b/>
-        </w:rPr>
-      </w:pPr>
-      <w:r>
-        <w:rPr>
-          <w:b/>
-        </w:rPr>
+          <w:b w:val="false"/>
+          <w:bCs w:val="false"/>
+          <w:sz w:val="28"/>
+          <w:szCs w:val="28"/>
+        </w:rPr>
+      </w:pPr>
+      <w:r>
         <w:drawing>
-          <wp:anchor behindDoc="0" distT="0" distB="0" distL="0" distR="0" simplePos="0" locked="0" layoutInCell="0" allowOverlap="1" relativeHeight="8">
+          <wp:anchor behindDoc="0" distT="0" distB="0" distL="0" distR="0" simplePos="0" locked="0" layoutInCell="0" allowOverlap="1" relativeHeight="20">
             <wp:simplePos x="0" y="0"/>
             <wp:positionH relativeFrom="column">
               <wp:align>center</wp:align>
@@ -1169,10 +2585,10 @@
             <wp:positionV relativeFrom="paragraph">
               <wp:posOffset>635</wp:posOffset>
             </wp:positionV>
-            <wp:extent cx="5940425" cy="1965325"/>
+            <wp:extent cx="5232400" cy="2327275"/>
             <wp:effectExtent l="0" t="0" r="0" b="0"/>
             <wp:wrapTopAndBottom/>
-            <wp:docPr id="7" name="Изображение7" descr="" title=""/>
+            <wp:docPr id="7" name="Изображение9" descr="" title=""/>
             <wp:cNvGraphicFramePr>
               <a:graphicFrameLocks xmlns:a="http://schemas.openxmlformats.org/drawingml/2006/main" noChangeAspect="1"/>
             </wp:cNvGraphicFramePr>
@@ -1180,7 +2596,7 @@
               <a:graphicData uri="http://schemas.openxmlformats.org/drawingml/2006/picture">
                 <pic:pic xmlns:pic="http://schemas.openxmlformats.org/drawingml/2006/picture">
                   <pic:nvPicPr>
-                    <pic:cNvPr id="7" name="Изображение7" descr="" title=""/>
+                    <pic:cNvPr id="7" name="Изображение9" descr="" title=""/>
                     <pic:cNvPicPr>
                       <a:picLocks noChangeAspect="1" noChangeArrowheads="1"/>
                     </pic:cNvPicPr>
@@ -1194,7 +2610,7 @@
                   <pic:spPr bwMode="auto">
                     <a:xfrm>
                       <a:off x="0" y="0"/>
-                      <a:ext cx="5940425" cy="1965325"/>
+                      <a:ext cx="5232400" cy="2327275"/>
                     </a:xfrm>
                     <a:prstGeom prst="rect">
                       <a:avLst/>
@@ -1207,6 +2623,2496 @@
           </wp:anchor>
         </w:drawing>
       </w:r>
+      <w:r>
+        <w:rPr>
+          <w:b w:val="false"/>
+          <w:bCs w:val="false"/>
+          <w:sz w:val="28"/>
+          <w:szCs w:val="28"/>
+        </w:rPr>
+        <w:t xml:space="preserve">Рис.7 Листинг класса </w:t>
+      </w:r>
+      <w:r>
+        <w:rPr>
+          <w:b w:val="false"/>
+          <w:bCs w:val="false"/>
+          <w:i/>
+          <w:iCs/>
+          <w:sz w:val="28"/>
+          <w:szCs w:val="28"/>
+        </w:rPr>
+        <w:t>WorkerFactory</w:t>
+      </w:r>
+    </w:p>
+    <w:p>
+      <w:pPr>
+        <w:pStyle w:val="NormalWeb"/>
+        <w:shd w:val="clear" w:color="auto" w:fill="FFFFFF"/>
+        <w:bidi w:val="0"/>
+        <w:spacing w:lineRule="auto" w:line="360" w:beforeAutospacing="0" w:before="0" w:afterAutospacing="0" w:after="0"/>
+        <w:ind w:firstLine="709"/>
+        <w:jc w:val="both"/>
+        <w:rPr>
+          <w:b w:val="false"/>
+          <w:bCs w:val="false"/>
+          <w:i w:val="false"/>
+          <w:i w:val="false"/>
+          <w:iCs w:val="false"/>
+          <w:sz w:val="28"/>
+          <w:szCs w:val="28"/>
+        </w:rPr>
+      </w:pPr>
+      <w:r>
+        <w:rPr>
+          <w:b w:val="false"/>
+          <w:bCs w:val="false"/>
+          <w:i w:val="false"/>
+          <w:iCs w:val="false"/>
+          <w:sz w:val="28"/>
+          <w:szCs w:val="28"/>
+        </w:rPr>
+        <w:t xml:space="preserve">Для удаления и добавления данных класс </w:t>
+      </w:r>
+      <w:r>
+        <w:rPr>
+          <w:b w:val="false"/>
+          <w:bCs w:val="false"/>
+          <w:i/>
+          <w:iCs/>
+          <w:sz w:val="28"/>
+          <w:szCs w:val="28"/>
+        </w:rPr>
+        <w:t xml:space="preserve">WorkerFactory </w:t>
+      </w:r>
+      <w:r>
+        <w:rPr>
+          <w:b w:val="false"/>
+          <w:bCs w:val="false"/>
+          <w:i w:val="false"/>
+          <w:iCs w:val="false"/>
+          <w:sz w:val="28"/>
+          <w:szCs w:val="28"/>
+        </w:rPr>
+        <w:t xml:space="preserve">был расширен и выделен в отдельный класс </w:t>
+      </w:r>
+      <w:r>
+        <w:rPr>
+          <w:b w:val="false"/>
+          <w:bCs w:val="false"/>
+          <w:i/>
+          <w:iCs/>
+          <w:sz w:val="28"/>
+          <w:szCs w:val="28"/>
+        </w:rPr>
+        <w:t xml:space="preserve">FeatureWorkerFactory </w:t>
+      </w:r>
+      <w:r>
+        <w:rPr>
+          <w:b w:val="false"/>
+          <w:bCs w:val="false"/>
+          <w:i w:val="false"/>
+          <w:iCs w:val="false"/>
+          <w:sz w:val="28"/>
+          <w:szCs w:val="28"/>
+        </w:rPr>
+        <w:t>с соответствующими методами</w:t>
+      </w:r>
+    </w:p>
+    <w:p>
+      <w:pPr>
+        <w:pStyle w:val="NormalWeb"/>
+        <w:shd w:val="clear" w:color="auto" w:fill="FFFFFF"/>
+        <w:bidi w:val="0"/>
+        <w:spacing w:lineRule="auto" w:line="360" w:beforeAutospacing="0" w:before="0" w:afterAutospacing="0" w:after="0"/>
+        <w:ind w:firstLine="709"/>
+        <w:jc w:val="center"/>
+        <w:rPr>
+          <w:b w:val="false"/>
+          <w:bCs w:val="false"/>
+          <w:sz w:val="28"/>
+          <w:szCs w:val="28"/>
+        </w:rPr>
+      </w:pPr>
+      <w:r>
+        <w:drawing>
+          <wp:anchor behindDoc="0" distT="0" distB="0" distL="0" distR="0" simplePos="0" locked="0" layoutInCell="0" allowOverlap="1" relativeHeight="9">
+            <wp:simplePos x="0" y="0"/>
+            <wp:positionH relativeFrom="column">
+              <wp:align>center</wp:align>
+            </wp:positionH>
+            <wp:positionV relativeFrom="paragraph">
+              <wp:posOffset>635</wp:posOffset>
+            </wp:positionV>
+            <wp:extent cx="5654675" cy="2759075"/>
+            <wp:effectExtent l="0" t="0" r="0" b="0"/>
+            <wp:wrapTopAndBottom/>
+            <wp:docPr id="8" name="Изображение10" descr="" title=""/>
+            <wp:cNvGraphicFramePr>
+              <a:graphicFrameLocks xmlns:a="http://schemas.openxmlformats.org/drawingml/2006/main" noChangeAspect="1"/>
+            </wp:cNvGraphicFramePr>
+            <a:graphic xmlns:a="http://schemas.openxmlformats.org/drawingml/2006/main">
+              <a:graphicData uri="http://schemas.openxmlformats.org/drawingml/2006/picture">
+                <pic:pic xmlns:pic="http://schemas.openxmlformats.org/drawingml/2006/picture">
+                  <pic:nvPicPr>
+                    <pic:cNvPr id="8" name="Изображение10" descr="" title=""/>
+                    <pic:cNvPicPr>
+                      <a:picLocks noChangeAspect="1" noChangeArrowheads="1"/>
+                    </pic:cNvPicPr>
+                  </pic:nvPicPr>
+                  <pic:blipFill>
+                    <a:blip r:embed="rId9"/>
+                    <a:stretch>
+                      <a:fillRect/>
+                    </a:stretch>
+                  </pic:blipFill>
+                  <pic:spPr bwMode="auto">
+                    <a:xfrm>
+                      <a:off x="0" y="0"/>
+                      <a:ext cx="5654675" cy="2759075"/>
+                    </a:xfrm>
+                    <a:prstGeom prst="rect">
+                      <a:avLst/>
+                    </a:prstGeom>
+                    <a:noFill/>
+                  </pic:spPr>
+                </pic:pic>
+              </a:graphicData>
+            </a:graphic>
+          </wp:anchor>
+        </w:drawing>
+      </w:r>
+      <w:r>
+        <w:rPr>
+          <w:b w:val="false"/>
+          <w:bCs w:val="false"/>
+          <w:sz w:val="28"/>
+          <w:szCs w:val="28"/>
+        </w:rPr>
+        <w:t xml:space="preserve">Рис.8 Листинг класса </w:t>
+      </w:r>
+      <w:r>
+        <w:rPr>
+          <w:b w:val="false"/>
+          <w:bCs w:val="false"/>
+          <w:i/>
+          <w:iCs/>
+          <w:sz w:val="28"/>
+          <w:szCs w:val="28"/>
+        </w:rPr>
+        <w:t>FeatureWorkerFactory</w:t>
+      </w:r>
+    </w:p>
+    <w:p>
+      <w:pPr>
+        <w:pStyle w:val="NormalWeb"/>
+        <w:shd w:val="clear" w:color="auto" w:fill="FFFFFF"/>
+        <w:bidi w:val="0"/>
+        <w:spacing w:lineRule="auto" w:line="360" w:beforeAutospacing="0" w:before="0" w:afterAutospacing="0" w:after="0"/>
+        <w:ind w:firstLine="709"/>
+        <w:jc w:val="both"/>
+        <w:rPr>
+          <w:b w:val="false"/>
+          <w:bCs w:val="false"/>
+          <w:i w:val="false"/>
+          <w:i w:val="false"/>
+          <w:iCs w:val="false"/>
+          <w:sz w:val="28"/>
+          <w:szCs w:val="28"/>
+        </w:rPr>
+      </w:pPr>
+      <w:r>
+        <w:rPr>
+          <w:b w:val="false"/>
+          <w:bCs w:val="false"/>
+          <w:i w:val="false"/>
+          <w:iCs w:val="false"/>
+          <w:sz w:val="28"/>
+          <w:szCs w:val="28"/>
+        </w:rPr>
+        <w:t xml:space="preserve">Для обеспечения чистоты кода класса </w:t>
+      </w:r>
+      <w:r>
+        <w:rPr>
+          <w:b w:val="false"/>
+          <w:bCs w:val="false"/>
+          <w:i/>
+          <w:iCs/>
+          <w:sz w:val="28"/>
+          <w:szCs w:val="28"/>
+        </w:rPr>
+        <w:t>FeatureWorkerFactory</w:t>
+      </w:r>
+      <w:r>
+        <w:rPr>
+          <w:b w:val="false"/>
+          <w:bCs w:val="false"/>
+          <w:i w:val="false"/>
+          <w:iCs w:val="false"/>
+          <w:sz w:val="28"/>
+          <w:szCs w:val="28"/>
+        </w:rPr>
+        <w:t xml:space="preserve"> был выделен отдельный класс для проверки ввода идентификатора сущности(id) для методов </w:t>
+      </w:r>
+      <w:r>
+        <w:rPr>
+          <w:b w:val="false"/>
+          <w:bCs w:val="false"/>
+          <w:i/>
+          <w:iCs/>
+          <w:sz w:val="28"/>
+          <w:szCs w:val="28"/>
+        </w:rPr>
+        <w:t>delete</w:t>
+      </w:r>
+      <w:r>
+        <w:rPr>
+          <w:b w:val="false"/>
+          <w:bCs w:val="false"/>
+          <w:i w:val="false"/>
+          <w:iCs w:val="false"/>
+          <w:sz w:val="28"/>
+          <w:szCs w:val="28"/>
+        </w:rPr>
+        <w:t xml:space="preserve"> и </w:t>
+      </w:r>
+      <w:r>
+        <w:rPr>
+          <w:b w:val="false"/>
+          <w:bCs w:val="false"/>
+          <w:i/>
+          <w:iCs/>
+          <w:sz w:val="28"/>
+          <w:szCs w:val="28"/>
+        </w:rPr>
+        <w:t>update</w:t>
+      </w:r>
+    </w:p>
+    <w:p>
+      <w:pPr>
+        <w:pStyle w:val="NormalWeb"/>
+        <w:shd w:val="clear" w:color="auto" w:fill="FFFFFF"/>
+        <w:bidi w:val="0"/>
+        <w:spacing w:lineRule="auto" w:line="360" w:beforeAutospacing="0" w:before="0" w:afterAutospacing="0" w:after="0"/>
+        <w:ind w:firstLine="709"/>
+        <w:jc w:val="both"/>
+        <w:rPr>
+          <w:b w:val="false"/>
+          <w:bCs w:val="false"/>
+          <w:i/>
+          <w:i/>
+          <w:iCs/>
+          <w:sz w:val="28"/>
+          <w:szCs w:val="28"/>
+        </w:rPr>
+      </w:pPr>
+      <w:r>
+        <w:rPr>
+          <w:b w:val="false"/>
+          <w:bCs w:val="false"/>
+          <w:i/>
+          <w:iCs/>
+          <w:sz w:val="28"/>
+          <w:szCs w:val="28"/>
+        </w:rPr>
+      </w:r>
+    </w:p>
+    <w:p>
+      <w:pPr>
+        <w:pStyle w:val="NormalWeb"/>
+        <w:shd w:val="clear" w:color="auto" w:fill="FFFFFF"/>
+        <w:bidi w:val="0"/>
+        <w:spacing w:lineRule="auto" w:line="360" w:beforeAutospacing="0" w:before="0" w:afterAutospacing="0" w:after="0"/>
+        <w:ind w:firstLine="709"/>
+        <w:jc w:val="center"/>
+        <w:rPr>
+          <w:b w:val="false"/>
+          <w:bCs w:val="false"/>
+          <w:sz w:val="28"/>
+          <w:szCs w:val="28"/>
+        </w:rPr>
+      </w:pPr>
+      <w:r>
+        <w:drawing>
+          <wp:anchor behindDoc="0" distT="0" distB="0" distL="0" distR="0" simplePos="0" locked="0" layoutInCell="0" allowOverlap="1" relativeHeight="10">
+            <wp:simplePos x="0" y="0"/>
+            <wp:positionH relativeFrom="column">
+              <wp:align>center</wp:align>
+            </wp:positionH>
+            <wp:positionV relativeFrom="paragraph">
+              <wp:posOffset>635</wp:posOffset>
+            </wp:positionV>
+            <wp:extent cx="3843655" cy="2886075"/>
+            <wp:effectExtent l="0" t="0" r="0" b="0"/>
+            <wp:wrapTopAndBottom/>
+            <wp:docPr id="9" name="Изображение11" descr="" title=""/>
+            <wp:cNvGraphicFramePr>
+              <a:graphicFrameLocks xmlns:a="http://schemas.openxmlformats.org/drawingml/2006/main" noChangeAspect="1"/>
+            </wp:cNvGraphicFramePr>
+            <a:graphic xmlns:a="http://schemas.openxmlformats.org/drawingml/2006/main">
+              <a:graphicData uri="http://schemas.openxmlformats.org/drawingml/2006/picture">
+                <pic:pic xmlns:pic="http://schemas.openxmlformats.org/drawingml/2006/picture">
+                  <pic:nvPicPr>
+                    <pic:cNvPr id="9" name="Изображение11" descr="" title=""/>
+                    <pic:cNvPicPr>
+                      <a:picLocks noChangeAspect="1" noChangeArrowheads="1"/>
+                    </pic:cNvPicPr>
+                  </pic:nvPicPr>
+                  <pic:blipFill>
+                    <a:blip r:embed="rId10"/>
+                    <a:stretch>
+                      <a:fillRect/>
+                    </a:stretch>
+                  </pic:blipFill>
+                  <pic:spPr bwMode="auto">
+                    <a:xfrm>
+                      <a:off x="0" y="0"/>
+                      <a:ext cx="3843655" cy="2886075"/>
+                    </a:xfrm>
+                    <a:prstGeom prst="rect">
+                      <a:avLst/>
+                    </a:prstGeom>
+                    <a:noFill/>
+                  </pic:spPr>
+                </pic:pic>
+              </a:graphicData>
+            </a:graphic>
+          </wp:anchor>
+        </w:drawing>
+      </w:r>
+      <w:r>
+        <w:rPr>
+          <w:b w:val="false"/>
+          <w:bCs w:val="false"/>
+          <w:sz w:val="28"/>
+          <w:szCs w:val="28"/>
+        </w:rPr>
+        <w:t xml:space="preserve">Рис.9 Листинг класса </w:t>
+      </w:r>
+      <w:r>
+        <w:rPr>
+          <w:b w:val="false"/>
+          <w:bCs w:val="false"/>
+          <w:i/>
+          <w:iCs/>
+          <w:sz w:val="28"/>
+          <w:szCs w:val="28"/>
+        </w:rPr>
+        <w:t>Decorator</w:t>
+      </w:r>
+    </w:p>
+    <w:p>
+      <w:pPr>
+        <w:pStyle w:val="NormalWeb"/>
+        <w:shd w:val="clear" w:color="auto" w:fill="FFFFFF"/>
+        <w:bidi w:val="0"/>
+        <w:spacing w:lineRule="auto" w:line="360" w:beforeAutospacing="0" w:before="0" w:afterAutospacing="0" w:after="0"/>
+        <w:ind w:firstLine="709"/>
+        <w:jc w:val="both"/>
+        <w:rPr>
+          <w:b w:val="false"/>
+          <w:bCs w:val="false"/>
+          <w:i w:val="false"/>
+          <w:i w:val="false"/>
+          <w:iCs w:val="false"/>
+          <w:sz w:val="28"/>
+          <w:szCs w:val="28"/>
+        </w:rPr>
+      </w:pPr>
+      <w:r>
+        <w:rPr>
+          <w:b w:val="false"/>
+          <w:bCs w:val="false"/>
+          <w:i w:val="false"/>
+          <w:iCs w:val="false"/>
+          <w:sz w:val="28"/>
+          <w:szCs w:val="28"/>
+        </w:rPr>
+        <w:t>Генерация графиков (</w:t>
+      </w:r>
+      <w:r>
+        <w:rPr>
+          <w:rFonts w:cs="Times New Roman"/>
+          <w:b w:val="false"/>
+          <w:bCs/>
+          <w:i w:val="false"/>
+          <w:iCs w:val="false"/>
+          <w:sz w:val="28"/>
+          <w:szCs w:val="28"/>
+        </w:rPr>
+        <w:t>график распределения зарплат; круговая диаграмма, содержащая информацию о количестве сотрудников в браке и вне брака</w:t>
+      </w:r>
+      <w:r>
+        <w:rPr>
+          <w:b w:val="false"/>
+          <w:bCs w:val="false"/>
+          <w:i w:val="false"/>
+          <w:iCs w:val="false"/>
+          <w:sz w:val="28"/>
+          <w:szCs w:val="28"/>
+        </w:rPr>
+        <w:t xml:space="preserve">) выделена в отдельный класс </w:t>
+      </w:r>
+      <w:r>
+        <w:rPr>
+          <w:b w:val="false"/>
+          <w:bCs w:val="false"/>
+          <w:i/>
+          <w:iCs/>
+          <w:sz w:val="28"/>
+          <w:szCs w:val="28"/>
+        </w:rPr>
+        <w:t>GraphController</w:t>
+      </w:r>
+    </w:p>
+    <w:p>
+      <w:pPr>
+        <w:pStyle w:val="NormalWeb"/>
+        <w:shd w:val="clear" w:color="auto" w:fill="FFFFFF"/>
+        <w:bidi w:val="0"/>
+        <w:spacing w:lineRule="auto" w:line="360" w:beforeAutospacing="0" w:before="0" w:afterAutospacing="0" w:after="0"/>
+        <w:ind w:firstLine="709"/>
+        <w:jc w:val="center"/>
+        <w:rPr>
+          <w:b w:val="false"/>
+          <w:bCs w:val="false"/>
+          <w:sz w:val="28"/>
+          <w:szCs w:val="28"/>
+        </w:rPr>
+      </w:pPr>
+      <w:r>
+        <w:drawing>
+          <wp:anchor behindDoc="0" distT="0" distB="0" distL="0" distR="0" simplePos="0" locked="0" layoutInCell="0" allowOverlap="1" relativeHeight="11">
+            <wp:simplePos x="0" y="0"/>
+            <wp:positionH relativeFrom="column">
+              <wp:align>center</wp:align>
+            </wp:positionH>
+            <wp:positionV relativeFrom="paragraph">
+              <wp:posOffset>635</wp:posOffset>
+            </wp:positionV>
+            <wp:extent cx="4768215" cy="3077210"/>
+            <wp:effectExtent l="0" t="0" r="0" b="0"/>
+            <wp:wrapTopAndBottom/>
+            <wp:docPr id="10" name="Изображение12" descr="" title=""/>
+            <wp:cNvGraphicFramePr>
+              <a:graphicFrameLocks xmlns:a="http://schemas.openxmlformats.org/drawingml/2006/main" noChangeAspect="1"/>
+            </wp:cNvGraphicFramePr>
+            <a:graphic xmlns:a="http://schemas.openxmlformats.org/drawingml/2006/main">
+              <a:graphicData uri="http://schemas.openxmlformats.org/drawingml/2006/picture">
+                <pic:pic xmlns:pic="http://schemas.openxmlformats.org/drawingml/2006/picture">
+                  <pic:nvPicPr>
+                    <pic:cNvPr id="10" name="Изображение12" descr="" title=""/>
+                    <pic:cNvPicPr>
+                      <a:picLocks noChangeAspect="1" noChangeArrowheads="1"/>
+                    </pic:cNvPicPr>
+                  </pic:nvPicPr>
+                  <pic:blipFill>
+                    <a:blip r:embed="rId11"/>
+                    <a:stretch>
+                      <a:fillRect/>
+                    </a:stretch>
+                  </pic:blipFill>
+                  <pic:spPr bwMode="auto">
+                    <a:xfrm>
+                      <a:off x="0" y="0"/>
+                      <a:ext cx="4768215" cy="3077210"/>
+                    </a:xfrm>
+                    <a:prstGeom prst="rect">
+                      <a:avLst/>
+                    </a:prstGeom>
+                    <a:noFill/>
+                  </pic:spPr>
+                </pic:pic>
+              </a:graphicData>
+            </a:graphic>
+          </wp:anchor>
+        </w:drawing>
+      </w:r>
+      <w:r>
+        <w:rPr>
+          <w:b w:val="false"/>
+          <w:bCs w:val="false"/>
+          <w:sz w:val="28"/>
+          <w:szCs w:val="28"/>
+        </w:rPr>
+        <w:t xml:space="preserve">Рис.10 Листинг класса </w:t>
+      </w:r>
+      <w:r>
+        <w:rPr>
+          <w:b w:val="false"/>
+          <w:bCs w:val="false"/>
+          <w:i/>
+          <w:iCs/>
+          <w:sz w:val="28"/>
+          <w:szCs w:val="28"/>
+        </w:rPr>
+        <w:t>GraphController</w:t>
+      </w:r>
+    </w:p>
+    <w:p>
+      <w:pPr>
+        <w:pStyle w:val="NormalWeb"/>
+        <w:shd w:val="clear" w:color="auto" w:fill="FFFFFF"/>
+        <w:bidi w:val="0"/>
+        <w:spacing w:lineRule="auto" w:line="360" w:beforeAutospacing="0" w:before="0" w:afterAutospacing="0" w:after="0"/>
+        <w:ind w:firstLine="709"/>
+        <w:jc w:val="both"/>
+        <w:rPr>
+          <w:b w:val="false"/>
+          <w:bCs w:val="false"/>
+          <w:i w:val="false"/>
+          <w:i w:val="false"/>
+          <w:iCs w:val="false"/>
+          <w:sz w:val="28"/>
+          <w:szCs w:val="28"/>
+        </w:rPr>
+      </w:pPr>
+      <w:r>
+        <w:rPr>
+          <w:b w:val="false"/>
+          <w:bCs w:val="false"/>
+          <w:i w:val="false"/>
+          <w:iCs w:val="false"/>
+          <w:sz w:val="28"/>
+          <w:szCs w:val="28"/>
+        </w:rPr>
+        <w:t xml:space="preserve">В качестве центрального связующего звена программы был выделен класс </w:t>
+      </w:r>
+      <w:r>
+        <w:rPr>
+          <w:b w:val="false"/>
+          <w:bCs w:val="false"/>
+          <w:i/>
+          <w:iCs/>
+          <w:sz w:val="28"/>
+          <w:szCs w:val="28"/>
+        </w:rPr>
+        <w:t xml:space="preserve">WorkerController </w:t>
+      </w:r>
+      <w:r>
+        <w:rPr>
+          <w:b w:val="false"/>
+          <w:bCs w:val="false"/>
+          <w:i w:val="false"/>
+          <w:iCs w:val="false"/>
+          <w:sz w:val="28"/>
+          <w:szCs w:val="28"/>
+        </w:rPr>
+        <w:t>с соответствующими методами:</w:t>
+      </w:r>
+    </w:p>
+    <w:p>
+      <w:pPr>
+        <w:pStyle w:val="NormalWeb"/>
+        <w:widowControl/>
+        <w:numPr>
+          <w:ilvl w:val="0"/>
+          <w:numId w:val="4"/>
+        </w:numPr>
+        <w:shd w:val="clear" w:color="auto" w:fill="FFFFFF"/>
+        <w:suppressAutoHyphens w:val="true"/>
+        <w:bidi w:val="0"/>
+        <w:spacing w:lineRule="auto" w:line="360" w:beforeAutospacing="0" w:before="0" w:afterAutospacing="0" w:after="0"/>
+        <w:jc w:val="both"/>
+        <w:rPr>
+          <w:b w:val="false"/>
+          <w:bCs w:val="false"/>
+          <w:i w:val="false"/>
+          <w:i w:val="false"/>
+          <w:iCs w:val="false"/>
+          <w:sz w:val="28"/>
+          <w:szCs w:val="28"/>
+        </w:rPr>
+      </w:pPr>
+      <w:r>
+        <w:rPr>
+          <w:b w:val="false"/>
+          <w:bCs w:val="false"/>
+          <w:i w:val="false"/>
+          <w:iCs w:val="false"/>
+          <w:sz w:val="28"/>
+          <w:szCs w:val="28"/>
+        </w:rPr>
+        <w:t xml:space="preserve">Вывод меню программы — метод </w:t>
+      </w:r>
+      <w:r>
+        <w:rPr>
+          <w:b w:val="false"/>
+          <w:bCs w:val="false"/>
+          <w:i/>
+          <w:iCs/>
+          <w:sz w:val="28"/>
+          <w:szCs w:val="28"/>
+        </w:rPr>
+        <w:t>print_task_list</w:t>
+      </w:r>
+    </w:p>
+    <w:p>
+      <w:pPr>
+        <w:pStyle w:val="NormalWeb"/>
+        <w:widowControl/>
+        <w:numPr>
+          <w:ilvl w:val="0"/>
+          <w:numId w:val="4"/>
+        </w:numPr>
+        <w:shd w:val="clear" w:color="auto" w:fill="FFFFFF"/>
+        <w:suppressAutoHyphens w:val="true"/>
+        <w:bidi w:val="0"/>
+        <w:spacing w:lineRule="auto" w:line="360" w:beforeAutospacing="0" w:before="0" w:afterAutospacing="0" w:after="0"/>
+        <w:jc w:val="both"/>
+        <w:rPr>
+          <w:b w:val="false"/>
+          <w:bCs w:val="false"/>
+          <w:i w:val="false"/>
+          <w:i w:val="false"/>
+          <w:iCs w:val="false"/>
+          <w:sz w:val="28"/>
+          <w:szCs w:val="28"/>
+        </w:rPr>
+      </w:pPr>
+      <w:r>
+        <w:rPr>
+          <w:b w:val="false"/>
+          <w:bCs w:val="false"/>
+          <w:i w:val="false"/>
+          <w:iCs w:val="false"/>
+          <w:sz w:val="28"/>
+          <w:szCs w:val="28"/>
+        </w:rPr>
+        <w:t xml:space="preserve">Добавление данных о сотруднике —  метод </w:t>
+      </w:r>
+      <w:r>
+        <w:rPr>
+          <w:b w:val="false"/>
+          <w:bCs w:val="false"/>
+          <w:i/>
+          <w:iCs/>
+          <w:sz w:val="28"/>
+          <w:szCs w:val="28"/>
+        </w:rPr>
+        <w:t>create</w:t>
+      </w:r>
+    </w:p>
+    <w:p>
+      <w:pPr>
+        <w:pStyle w:val="NormalWeb"/>
+        <w:widowControl/>
+        <w:numPr>
+          <w:ilvl w:val="0"/>
+          <w:numId w:val="4"/>
+        </w:numPr>
+        <w:shd w:val="clear" w:color="auto" w:fill="FFFFFF"/>
+        <w:suppressAutoHyphens w:val="true"/>
+        <w:bidi w:val="0"/>
+        <w:spacing w:lineRule="auto" w:line="360" w:beforeAutospacing="0" w:before="0" w:afterAutospacing="0" w:after="0"/>
+        <w:jc w:val="both"/>
+        <w:rPr>
+          <w:b w:val="false"/>
+          <w:bCs w:val="false"/>
+          <w:i w:val="false"/>
+          <w:i w:val="false"/>
+          <w:iCs w:val="false"/>
+          <w:sz w:val="28"/>
+          <w:szCs w:val="28"/>
+        </w:rPr>
+      </w:pPr>
+      <w:r>
+        <w:rPr>
+          <w:b w:val="false"/>
+          <w:bCs w:val="false"/>
+          <w:i w:val="false"/>
+          <w:iCs w:val="false"/>
+          <w:sz w:val="28"/>
+          <w:szCs w:val="28"/>
+        </w:rPr>
+        <w:t xml:space="preserve">Удаление данных о сотруднике —  метод </w:t>
+      </w:r>
+      <w:r>
+        <w:rPr>
+          <w:b w:val="false"/>
+          <w:bCs w:val="false"/>
+          <w:i/>
+          <w:iCs/>
+          <w:sz w:val="28"/>
+          <w:szCs w:val="28"/>
+        </w:rPr>
+        <w:t>delete</w:t>
+      </w:r>
+    </w:p>
+    <w:p>
+      <w:pPr>
+        <w:pStyle w:val="NormalWeb"/>
+        <w:widowControl/>
+        <w:numPr>
+          <w:ilvl w:val="0"/>
+          <w:numId w:val="4"/>
+        </w:numPr>
+        <w:shd w:val="clear" w:color="auto" w:fill="FFFFFF"/>
+        <w:suppressAutoHyphens w:val="true"/>
+        <w:bidi w:val="0"/>
+        <w:spacing w:lineRule="auto" w:line="360" w:beforeAutospacing="0" w:before="0" w:afterAutospacing="0" w:after="0"/>
+        <w:jc w:val="both"/>
+        <w:rPr>
+          <w:b w:val="false"/>
+          <w:bCs w:val="false"/>
+          <w:i w:val="false"/>
+          <w:i w:val="false"/>
+          <w:iCs w:val="false"/>
+          <w:sz w:val="28"/>
+          <w:szCs w:val="28"/>
+        </w:rPr>
+      </w:pPr>
+      <w:r>
+        <w:rPr>
+          <w:b w:val="false"/>
+          <w:bCs w:val="false"/>
+          <w:i w:val="false"/>
+          <w:iCs w:val="false"/>
+          <w:sz w:val="28"/>
+          <w:szCs w:val="28"/>
+        </w:rPr>
+        <w:t xml:space="preserve">Изменение данных о сотруднике — метод  </w:t>
+      </w:r>
+      <w:r>
+        <w:rPr>
+          <w:b w:val="false"/>
+          <w:bCs w:val="false"/>
+          <w:i/>
+          <w:iCs/>
+          <w:sz w:val="28"/>
+          <w:szCs w:val="28"/>
+        </w:rPr>
+        <w:t>update</w:t>
+      </w:r>
+    </w:p>
+    <w:p>
+      <w:pPr>
+        <w:pStyle w:val="NormalWeb"/>
+        <w:widowControl/>
+        <w:numPr>
+          <w:ilvl w:val="0"/>
+          <w:numId w:val="4"/>
+        </w:numPr>
+        <w:shd w:val="clear" w:color="auto" w:fill="FFFFFF"/>
+        <w:suppressAutoHyphens w:val="true"/>
+        <w:bidi w:val="0"/>
+        <w:spacing w:lineRule="auto" w:line="360" w:beforeAutospacing="0" w:before="0" w:afterAutospacing="0" w:after="0"/>
+        <w:jc w:val="both"/>
+        <w:rPr>
+          <w:b w:val="false"/>
+          <w:bCs w:val="false"/>
+          <w:i w:val="false"/>
+          <w:i w:val="false"/>
+          <w:iCs w:val="false"/>
+          <w:sz w:val="28"/>
+          <w:szCs w:val="28"/>
+        </w:rPr>
+      </w:pPr>
+      <w:r>
+        <w:rPr>
+          <w:b w:val="false"/>
+          <w:bCs w:val="false"/>
+          <w:i w:val="false"/>
+          <w:iCs w:val="false"/>
+          <w:sz w:val="28"/>
+          <w:szCs w:val="28"/>
+        </w:rPr>
+        <w:t xml:space="preserve">Вывод списка сотрудников — метод  </w:t>
+      </w:r>
+      <w:r>
+        <w:rPr>
+          <w:b w:val="false"/>
+          <w:bCs w:val="false"/>
+          <w:i/>
+          <w:iCs/>
+          <w:sz w:val="28"/>
+          <w:szCs w:val="28"/>
+        </w:rPr>
+        <w:t>selectAll</w:t>
+      </w:r>
+    </w:p>
+    <w:p>
+      <w:pPr>
+        <w:pStyle w:val="NormalWeb"/>
+        <w:widowControl/>
+        <w:numPr>
+          <w:ilvl w:val="0"/>
+          <w:numId w:val="4"/>
+        </w:numPr>
+        <w:shd w:val="clear" w:color="auto" w:fill="FFFFFF"/>
+        <w:suppressAutoHyphens w:val="true"/>
+        <w:bidi w:val="0"/>
+        <w:spacing w:lineRule="auto" w:line="360" w:beforeAutospacing="0" w:before="0" w:afterAutospacing="0" w:after="0"/>
+        <w:jc w:val="both"/>
+        <w:rPr>
+          <w:b w:val="false"/>
+          <w:bCs w:val="false"/>
+          <w:i w:val="false"/>
+          <w:i w:val="false"/>
+          <w:iCs w:val="false"/>
+          <w:sz w:val="28"/>
+          <w:szCs w:val="28"/>
+        </w:rPr>
+      </w:pPr>
+      <w:r>
+        <w:rPr>
+          <w:b w:val="false"/>
+          <w:bCs w:val="false"/>
+          <w:i w:val="false"/>
+          <w:iCs w:val="false"/>
+          <w:sz w:val="28"/>
+          <w:szCs w:val="28"/>
+        </w:rPr>
+        <w:t xml:space="preserve">Вывод списка сотрудников младше заданного возраста — метод </w:t>
+      </w:r>
+      <w:r>
+        <w:rPr>
+          <w:b w:val="false"/>
+          <w:bCs w:val="false"/>
+          <w:i/>
+          <w:iCs/>
+          <w:sz w:val="28"/>
+          <w:szCs w:val="28"/>
+        </w:rPr>
+        <w:t>selectByQuery</w:t>
+      </w:r>
+    </w:p>
+    <w:p>
+      <w:pPr>
+        <w:pStyle w:val="NormalWeb"/>
+        <w:widowControl/>
+        <w:numPr>
+          <w:ilvl w:val="0"/>
+          <w:numId w:val="4"/>
+        </w:numPr>
+        <w:shd w:val="clear" w:color="auto" w:fill="FFFFFF"/>
+        <w:suppressAutoHyphens w:val="true"/>
+        <w:bidi w:val="0"/>
+        <w:spacing w:lineRule="auto" w:line="360" w:beforeAutospacing="0" w:before="0" w:afterAutospacing="0" w:after="0"/>
+        <w:jc w:val="both"/>
+        <w:rPr>
+          <w:b w:val="false"/>
+          <w:bCs w:val="false"/>
+          <w:i w:val="false"/>
+          <w:i w:val="false"/>
+          <w:iCs w:val="false"/>
+          <w:sz w:val="28"/>
+          <w:szCs w:val="28"/>
+        </w:rPr>
+      </w:pPr>
+      <w:r>
+        <w:rPr>
+          <w:b w:val="false"/>
+          <w:bCs w:val="false"/>
+          <w:i w:val="false"/>
+          <w:iCs w:val="false"/>
+          <w:sz w:val="28"/>
+          <w:szCs w:val="28"/>
+        </w:rPr>
+        <w:t xml:space="preserve">Вывод диаграммы распределения зарплат —  метод </w:t>
+      </w:r>
+      <w:r>
+        <w:rPr>
+          <w:b w:val="false"/>
+          <w:bCs w:val="false"/>
+          <w:i/>
+          <w:iCs/>
+          <w:sz w:val="28"/>
+          <w:szCs w:val="28"/>
+        </w:rPr>
+        <w:t>plotBar</w:t>
+      </w:r>
+    </w:p>
+    <w:p>
+      <w:pPr>
+        <w:pStyle w:val="NormalWeb"/>
+        <w:widowControl/>
+        <w:numPr>
+          <w:ilvl w:val="0"/>
+          <w:numId w:val="4"/>
+        </w:numPr>
+        <w:shd w:val="clear" w:color="auto" w:fill="FFFFFF"/>
+        <w:suppressAutoHyphens w:val="true"/>
+        <w:bidi w:val="0"/>
+        <w:spacing w:lineRule="auto" w:line="360" w:beforeAutospacing="0" w:before="0" w:afterAutospacing="0" w:after="0"/>
+        <w:jc w:val="both"/>
+        <w:rPr>
+          <w:b w:val="false"/>
+          <w:bCs w:val="false"/>
+          <w:i w:val="false"/>
+          <w:i w:val="false"/>
+          <w:iCs w:val="false"/>
+          <w:sz w:val="28"/>
+          <w:szCs w:val="28"/>
+        </w:rPr>
+      </w:pPr>
+      <w:r>
+        <w:rPr>
+          <w:b w:val="false"/>
+          <w:bCs w:val="false"/>
+          <w:i w:val="false"/>
+          <w:iCs w:val="false"/>
+          <w:sz w:val="28"/>
+          <w:szCs w:val="28"/>
+        </w:rPr>
+        <w:t xml:space="preserve">Создание круговой диаграммы, содержащей информацию о количестве сотрудников в браке и вне брака —  метод </w:t>
+      </w:r>
+      <w:r>
+        <w:rPr>
+          <w:b w:val="false"/>
+          <w:bCs w:val="false"/>
+          <w:i/>
+          <w:iCs/>
+          <w:sz w:val="28"/>
+          <w:szCs w:val="28"/>
+        </w:rPr>
+        <w:t>plotCircle</w:t>
+      </w:r>
+    </w:p>
+    <w:p>
+      <w:pPr>
+        <w:pStyle w:val="NormalWeb"/>
+        <w:widowControl/>
+        <w:numPr>
+          <w:ilvl w:val="0"/>
+          <w:numId w:val="4"/>
+        </w:numPr>
+        <w:shd w:val="clear" w:color="auto" w:fill="FFFFFF"/>
+        <w:suppressAutoHyphens w:val="true"/>
+        <w:bidi w:val="0"/>
+        <w:spacing w:lineRule="auto" w:line="360" w:beforeAutospacing="0" w:before="0" w:afterAutospacing="0" w:after="0"/>
+        <w:jc w:val="both"/>
+        <w:rPr>
+          <w:b w:val="false"/>
+          <w:bCs w:val="false"/>
+          <w:i w:val="false"/>
+          <w:i w:val="false"/>
+          <w:iCs w:val="false"/>
+          <w:sz w:val="28"/>
+          <w:szCs w:val="28"/>
+        </w:rPr>
+      </w:pPr>
+      <w:r>
+        <w:rPr>
+          <w:b w:val="false"/>
+          <w:bCs w:val="false"/>
+          <w:i w:val="false"/>
+          <w:iCs w:val="false"/>
+          <w:sz w:val="28"/>
+          <w:szCs w:val="28"/>
+        </w:rPr>
+        <w:t xml:space="preserve">Завершение программы —  метод </w:t>
+      </w:r>
+      <w:r>
+        <w:rPr>
+          <w:b w:val="false"/>
+          <w:bCs w:val="false"/>
+          <w:i/>
+          <w:iCs/>
+          <w:sz w:val="28"/>
+          <w:szCs w:val="28"/>
+        </w:rPr>
+        <w:t>exit</w:t>
+      </w:r>
+    </w:p>
+    <w:p>
+      <w:pPr>
+        <w:pStyle w:val="NormalWeb"/>
+        <w:shd w:val="clear" w:color="auto" w:fill="FFFFFF"/>
+        <w:bidi w:val="0"/>
+        <w:spacing w:lineRule="auto" w:line="360" w:beforeAutospacing="0" w:before="0" w:afterAutospacing="0" w:after="0"/>
+        <w:ind w:firstLine="709"/>
+        <w:jc w:val="center"/>
+        <w:rPr>
+          <w:b w:val="false"/>
+          <w:bCs w:val="false"/>
+          <w:sz w:val="28"/>
+          <w:szCs w:val="28"/>
+        </w:rPr>
+      </w:pPr>
+      <w:r>
+        <w:drawing>
+          <wp:anchor behindDoc="0" distT="0" distB="0" distL="0" distR="0" simplePos="0" locked="0" layoutInCell="0" allowOverlap="1" relativeHeight="14">
+            <wp:simplePos x="0" y="0"/>
+            <wp:positionH relativeFrom="column">
+              <wp:align>center</wp:align>
+            </wp:positionH>
+            <wp:positionV relativeFrom="paragraph">
+              <wp:posOffset>635</wp:posOffset>
+            </wp:positionV>
+            <wp:extent cx="4711065" cy="5608320"/>
+            <wp:effectExtent l="0" t="0" r="0" b="0"/>
+            <wp:wrapTopAndBottom/>
+            <wp:docPr id="11" name="Изображение15" descr="" title=""/>
+            <wp:cNvGraphicFramePr>
+              <a:graphicFrameLocks xmlns:a="http://schemas.openxmlformats.org/drawingml/2006/main" noChangeAspect="1"/>
+            </wp:cNvGraphicFramePr>
+            <a:graphic xmlns:a="http://schemas.openxmlformats.org/drawingml/2006/main">
+              <a:graphicData uri="http://schemas.openxmlformats.org/drawingml/2006/picture">
+                <pic:pic xmlns:pic="http://schemas.openxmlformats.org/drawingml/2006/picture">
+                  <pic:nvPicPr>
+                    <pic:cNvPr id="11" name="Изображение15" descr="" title=""/>
+                    <pic:cNvPicPr>
+                      <a:picLocks noChangeAspect="1" noChangeArrowheads="1"/>
+                    </pic:cNvPicPr>
+                  </pic:nvPicPr>
+                  <pic:blipFill>
+                    <a:blip r:embed="rId12"/>
+                    <a:stretch>
+                      <a:fillRect/>
+                    </a:stretch>
+                  </pic:blipFill>
+                  <pic:spPr bwMode="auto">
+                    <a:xfrm>
+                      <a:off x="0" y="0"/>
+                      <a:ext cx="4711065" cy="5608320"/>
+                    </a:xfrm>
+                    <a:prstGeom prst="rect">
+                      <a:avLst/>
+                    </a:prstGeom>
+                    <a:noFill/>
+                  </pic:spPr>
+                </pic:pic>
+              </a:graphicData>
+            </a:graphic>
+          </wp:anchor>
+        </w:drawing>
+      </w:r>
+      <w:r>
+        <w:rPr>
+          <w:b w:val="false"/>
+          <w:bCs w:val="false"/>
+          <w:sz w:val="28"/>
+          <w:szCs w:val="28"/>
+        </w:rPr>
+        <w:t xml:space="preserve">Рис.11 Листинг класса </w:t>
+      </w:r>
+      <w:r>
+        <w:rPr>
+          <w:b w:val="false"/>
+          <w:bCs w:val="false"/>
+          <w:i/>
+          <w:iCs/>
+          <w:sz w:val="28"/>
+          <w:szCs w:val="28"/>
+        </w:rPr>
+        <w:t>WorkerController</w:t>
+      </w:r>
+    </w:p>
+    <w:p>
+      <w:pPr>
+        <w:pStyle w:val="NormalWeb"/>
+        <w:shd w:val="clear" w:color="auto" w:fill="FFFFFF"/>
+        <w:bidi w:val="0"/>
+        <w:spacing w:lineRule="auto" w:line="360" w:beforeAutospacing="0" w:before="0" w:afterAutospacing="0" w:after="0"/>
+        <w:ind w:firstLine="709"/>
+        <w:jc w:val="both"/>
+        <w:rPr>
+          <w:b w:val="false"/>
+          <w:bCs w:val="false"/>
+          <w:i w:val="false"/>
+          <w:i w:val="false"/>
+          <w:iCs w:val="false"/>
+          <w:sz w:val="28"/>
+          <w:szCs w:val="28"/>
+        </w:rPr>
+      </w:pPr>
+      <w:r>
+        <w:rPr>
+          <w:b w:val="false"/>
+          <w:bCs w:val="false"/>
+          <w:i w:val="false"/>
+          <w:iCs w:val="false"/>
+          <w:sz w:val="28"/>
+          <w:szCs w:val="28"/>
+        </w:rPr>
+        <w:t>Классы были объединены в отдельный пакет lab_1</w:t>
+      </w:r>
+    </w:p>
+    <w:p>
+      <w:pPr>
+        <w:pStyle w:val="NormalWeb"/>
+        <w:shd w:val="clear" w:color="auto" w:fill="FFFFFF"/>
+        <w:bidi w:val="0"/>
+        <w:spacing w:lineRule="auto" w:line="360" w:beforeAutospacing="0" w:before="0" w:afterAutospacing="0" w:after="0"/>
+        <w:ind w:firstLine="709"/>
+        <w:jc w:val="center"/>
+        <w:rPr>
+          <w:b w:val="false"/>
+          <w:bCs w:val="false"/>
+          <w:sz w:val="28"/>
+          <w:szCs w:val="28"/>
+        </w:rPr>
+      </w:pPr>
+      <w:r>
+        <w:drawing>
+          <wp:anchor behindDoc="0" distT="0" distB="0" distL="0" distR="0" simplePos="0" locked="0" layoutInCell="0" allowOverlap="1" relativeHeight="12">
+            <wp:simplePos x="0" y="0"/>
+            <wp:positionH relativeFrom="column">
+              <wp:align>center</wp:align>
+            </wp:positionH>
+            <wp:positionV relativeFrom="paragraph">
+              <wp:posOffset>635</wp:posOffset>
+            </wp:positionV>
+            <wp:extent cx="3714750" cy="2352675"/>
+            <wp:effectExtent l="0" t="0" r="0" b="0"/>
+            <wp:wrapTopAndBottom/>
+            <wp:docPr id="12" name="Изображение13" descr="" title=""/>
+            <wp:cNvGraphicFramePr>
+              <a:graphicFrameLocks xmlns:a="http://schemas.openxmlformats.org/drawingml/2006/main" noChangeAspect="1"/>
+            </wp:cNvGraphicFramePr>
+            <a:graphic xmlns:a="http://schemas.openxmlformats.org/drawingml/2006/main">
+              <a:graphicData uri="http://schemas.openxmlformats.org/drawingml/2006/picture">
+                <pic:pic xmlns:pic="http://schemas.openxmlformats.org/drawingml/2006/picture">
+                  <pic:nvPicPr>
+                    <pic:cNvPr id="12" name="Изображение13" descr="" title=""/>
+                    <pic:cNvPicPr>
+                      <a:picLocks noChangeAspect="1" noChangeArrowheads="1"/>
+                    </pic:cNvPicPr>
+                  </pic:nvPicPr>
+                  <pic:blipFill>
+                    <a:blip r:embed="rId13"/>
+                    <a:stretch>
+                      <a:fillRect/>
+                    </a:stretch>
+                  </pic:blipFill>
+                  <pic:spPr bwMode="auto">
+                    <a:xfrm>
+                      <a:off x="0" y="0"/>
+                      <a:ext cx="3714750" cy="2352675"/>
+                    </a:xfrm>
+                    <a:prstGeom prst="rect">
+                      <a:avLst/>
+                    </a:prstGeom>
+                    <a:noFill/>
+                  </pic:spPr>
+                </pic:pic>
+              </a:graphicData>
+            </a:graphic>
+          </wp:anchor>
+        </w:drawing>
+      </w:r>
+      <w:r>
+        <w:rPr>
+          <w:b w:val="false"/>
+          <w:bCs w:val="false"/>
+          <w:sz w:val="28"/>
+          <w:szCs w:val="28"/>
+        </w:rPr>
+        <w:t>Рис.12 Физическая структура пакета lab_1</w:t>
+      </w:r>
+    </w:p>
+    <w:p>
+      <w:pPr>
+        <w:pStyle w:val="NormalWeb"/>
+        <w:shd w:val="clear" w:color="auto" w:fill="FFFFFF"/>
+        <w:bidi w:val="0"/>
+        <w:spacing w:lineRule="auto" w:line="360" w:beforeAutospacing="0" w:before="0" w:afterAutospacing="0" w:after="0"/>
+        <w:ind w:firstLine="709"/>
+        <w:jc w:val="center"/>
+        <w:rPr>
+          <w:b w:val="false"/>
+          <w:bCs w:val="false"/>
+          <w:sz w:val="28"/>
+          <w:szCs w:val="28"/>
+        </w:rPr>
+      </w:pPr>
+      <w:r>
+        <w:drawing>
+          <wp:anchor behindDoc="0" distT="0" distB="0" distL="0" distR="0" simplePos="0" locked="0" layoutInCell="0" allowOverlap="1" relativeHeight="8">
+            <wp:simplePos x="0" y="0"/>
+            <wp:positionH relativeFrom="column">
+              <wp:align>center</wp:align>
+            </wp:positionH>
+            <wp:positionV relativeFrom="paragraph">
+              <wp:posOffset>635</wp:posOffset>
+            </wp:positionV>
+            <wp:extent cx="5940425" cy="2469515"/>
+            <wp:effectExtent l="0" t="0" r="0" b="0"/>
+            <wp:wrapTopAndBottom/>
+            <wp:docPr id="13" name="Изображение3" descr="" title=""/>
+            <wp:cNvGraphicFramePr>
+              <a:graphicFrameLocks xmlns:a="http://schemas.openxmlformats.org/drawingml/2006/main" noChangeAspect="1"/>
+            </wp:cNvGraphicFramePr>
+            <a:graphic xmlns:a="http://schemas.openxmlformats.org/drawingml/2006/main">
+              <a:graphicData uri="http://schemas.openxmlformats.org/drawingml/2006/picture">
+                <pic:pic xmlns:pic="http://schemas.openxmlformats.org/drawingml/2006/picture">
+                  <pic:nvPicPr>
+                    <pic:cNvPr id="13" name="Изображение3" descr="" title=""/>
+                    <pic:cNvPicPr>
+                      <a:picLocks noChangeAspect="1" noChangeArrowheads="1"/>
+                    </pic:cNvPicPr>
+                  </pic:nvPicPr>
+                  <pic:blipFill>
+                    <a:blip r:embed="rId14"/>
+                    <a:stretch>
+                      <a:fillRect/>
+                    </a:stretch>
+                  </pic:blipFill>
+                  <pic:spPr bwMode="auto">
+                    <a:xfrm>
+                      <a:off x="0" y="0"/>
+                      <a:ext cx="5940425" cy="2469515"/>
+                    </a:xfrm>
+                    <a:prstGeom prst="rect">
+                      <a:avLst/>
+                    </a:prstGeom>
+                    <a:noFill/>
+                  </pic:spPr>
+                </pic:pic>
+              </a:graphicData>
+            </a:graphic>
+          </wp:anchor>
+        </w:drawing>
+      </w:r>
+      <w:r>
+        <w:rPr>
+          <w:b w:val="false"/>
+          <w:bCs w:val="false"/>
+          <w:sz w:val="28"/>
+          <w:szCs w:val="28"/>
+        </w:rPr>
+        <w:t>Рис.13 Схема взаимодействия классов в Umbrello5</w:t>
+      </w:r>
+    </w:p>
+    <w:p>
+      <w:pPr>
+        <w:pStyle w:val="NormalWeb"/>
+        <w:shd w:val="clear" w:color="auto" w:fill="FFFFFF"/>
+        <w:bidi w:val="0"/>
+        <w:spacing w:lineRule="auto" w:line="360" w:beforeAutospacing="0" w:before="0" w:afterAutospacing="0" w:after="0"/>
+        <w:ind w:firstLine="709"/>
+        <w:jc w:val="center"/>
+        <w:rPr>
+          <w:b w:val="false"/>
+          <w:bCs w:val="false"/>
+          <w:sz w:val="28"/>
+          <w:szCs w:val="28"/>
+        </w:rPr>
+      </w:pPr>
+      <w:r>
+        <w:rPr>
+          <w:b w:val="false"/>
+          <w:bCs w:val="false"/>
+          <w:sz w:val="28"/>
+          <w:szCs w:val="28"/>
+        </w:rPr>
+      </w:r>
+    </w:p>
+    <w:p>
+      <w:pPr>
+        <w:pStyle w:val="NormalWeb"/>
+        <w:shd w:val="clear" w:color="auto" w:fill="FFFFFF"/>
+        <w:bidi w:val="0"/>
+        <w:spacing w:lineRule="auto" w:line="360" w:beforeAutospacing="0" w:before="0" w:afterAutospacing="0" w:after="0"/>
+        <w:ind w:firstLine="709"/>
+        <w:jc w:val="center"/>
+        <w:rPr>
+          <w:b w:val="false"/>
+          <w:bCs w:val="false"/>
+          <w:sz w:val="28"/>
+          <w:szCs w:val="28"/>
+        </w:rPr>
+      </w:pPr>
+      <w:r>
+        <w:drawing>
+          <wp:anchor behindDoc="0" distT="0" distB="0" distL="0" distR="0" simplePos="0" locked="0" layoutInCell="0" allowOverlap="1" relativeHeight="13">
+            <wp:simplePos x="0" y="0"/>
+            <wp:positionH relativeFrom="column">
+              <wp:posOffset>549275</wp:posOffset>
+            </wp:positionH>
+            <wp:positionV relativeFrom="paragraph">
+              <wp:posOffset>635</wp:posOffset>
+            </wp:positionV>
+            <wp:extent cx="4987925" cy="1891665"/>
+            <wp:effectExtent l="0" t="0" r="0" b="0"/>
+            <wp:wrapTopAndBottom/>
+            <wp:docPr id="14" name="Изображение14" descr="" title=""/>
+            <wp:cNvGraphicFramePr>
+              <a:graphicFrameLocks xmlns:a="http://schemas.openxmlformats.org/drawingml/2006/main" noChangeAspect="1"/>
+            </wp:cNvGraphicFramePr>
+            <a:graphic xmlns:a="http://schemas.openxmlformats.org/drawingml/2006/main">
+              <a:graphicData uri="http://schemas.openxmlformats.org/drawingml/2006/picture">
+                <pic:pic xmlns:pic="http://schemas.openxmlformats.org/drawingml/2006/picture">
+                  <pic:nvPicPr>
+                    <pic:cNvPr id="14" name="Изображение14" descr="" title=""/>
+                    <pic:cNvPicPr>
+                      <a:picLocks noChangeAspect="1" noChangeArrowheads="1"/>
+                    </pic:cNvPicPr>
+                  </pic:nvPicPr>
+                  <pic:blipFill>
+                    <a:blip r:embed="rId15"/>
+                    <a:stretch>
+                      <a:fillRect/>
+                    </a:stretch>
+                  </pic:blipFill>
+                  <pic:spPr bwMode="auto">
+                    <a:xfrm>
+                      <a:off x="0" y="0"/>
+                      <a:ext cx="4987925" cy="1891665"/>
+                    </a:xfrm>
+                    <a:prstGeom prst="rect">
+                      <a:avLst/>
+                    </a:prstGeom>
+                    <a:noFill/>
+                  </pic:spPr>
+                </pic:pic>
+              </a:graphicData>
+            </a:graphic>
+          </wp:anchor>
+        </w:drawing>
+      </w:r>
+      <w:r>
+        <w:rPr>
+          <w:b w:val="false"/>
+          <w:bCs w:val="false"/>
+          <w:sz w:val="28"/>
+          <w:szCs w:val="28"/>
+        </w:rPr>
+        <w:t>Рис.14 Листинг файла пакета lab_1 (__init__.py)</w:t>
+      </w:r>
+    </w:p>
+    <w:p>
+      <w:pPr>
+        <w:pStyle w:val="NormalWeb"/>
+        <w:shd w:val="clear" w:color="auto" w:fill="FFFFFF"/>
+        <w:bidi w:val="0"/>
+        <w:spacing w:lineRule="auto" w:line="360" w:beforeAutospacing="0" w:before="0" w:afterAutospacing="0" w:after="0"/>
+        <w:ind w:firstLine="709"/>
+        <w:jc w:val="center"/>
+        <w:rPr>
+          <w:b w:val="false"/>
+          <w:bCs w:val="false"/>
+          <w:sz w:val="28"/>
+          <w:szCs w:val="28"/>
+        </w:rPr>
+      </w:pPr>
+      <w:r>
+        <w:rPr>
+          <w:b w:val="false"/>
+          <w:bCs w:val="false"/>
+          <w:sz w:val="28"/>
+          <w:szCs w:val="28"/>
+        </w:rPr>
+      </w:r>
+    </w:p>
+    <w:p>
+      <w:pPr>
+        <w:pStyle w:val="NormalWeb"/>
+        <w:shd w:val="clear" w:color="auto" w:fill="FFFFFF"/>
+        <w:bidi w:val="0"/>
+        <w:spacing w:lineRule="auto" w:line="360" w:beforeAutospacing="0" w:before="0" w:afterAutospacing="0" w:after="0"/>
+        <w:ind w:firstLine="709"/>
+        <w:jc w:val="center"/>
+        <w:rPr>
+          <w:b w:val="false"/>
+          <w:bCs w:val="false"/>
+          <w:sz w:val="28"/>
+          <w:szCs w:val="28"/>
+        </w:rPr>
+      </w:pPr>
+      <w:r>
+        <w:drawing>
+          <wp:anchor behindDoc="0" distT="0" distB="0" distL="0" distR="0" simplePos="0" locked="0" layoutInCell="0" allowOverlap="1" relativeHeight="7">
+            <wp:simplePos x="0" y="0"/>
+            <wp:positionH relativeFrom="column">
+              <wp:align>center</wp:align>
+            </wp:positionH>
+            <wp:positionV relativeFrom="paragraph">
+              <wp:posOffset>635</wp:posOffset>
+            </wp:positionV>
+            <wp:extent cx="3963035" cy="3478530"/>
+            <wp:effectExtent l="0" t="0" r="0" b="0"/>
+            <wp:wrapTopAndBottom/>
+            <wp:docPr id="15" name="Изображение7" descr="" title=""/>
+            <wp:cNvGraphicFramePr>
+              <a:graphicFrameLocks xmlns:a="http://schemas.openxmlformats.org/drawingml/2006/main" noChangeAspect="1"/>
+            </wp:cNvGraphicFramePr>
+            <a:graphic xmlns:a="http://schemas.openxmlformats.org/drawingml/2006/main">
+              <a:graphicData uri="http://schemas.openxmlformats.org/drawingml/2006/picture">
+                <pic:pic xmlns:pic="http://schemas.openxmlformats.org/drawingml/2006/picture">
+                  <pic:nvPicPr>
+                    <pic:cNvPr id="15" name="Изображение7" descr="" title=""/>
+                    <pic:cNvPicPr>
+                      <a:picLocks noChangeAspect="1" noChangeArrowheads="1"/>
+                    </pic:cNvPicPr>
+                  </pic:nvPicPr>
+                  <pic:blipFill>
+                    <a:blip r:embed="rId16"/>
+                    <a:stretch>
+                      <a:fillRect/>
+                    </a:stretch>
+                  </pic:blipFill>
+                  <pic:spPr bwMode="auto">
+                    <a:xfrm>
+                      <a:off x="0" y="0"/>
+                      <a:ext cx="3963035" cy="3478530"/>
+                    </a:xfrm>
+                    <a:prstGeom prst="rect">
+                      <a:avLst/>
+                    </a:prstGeom>
+                    <a:noFill/>
+                  </pic:spPr>
+                </pic:pic>
+              </a:graphicData>
+            </a:graphic>
+          </wp:anchor>
+        </w:drawing>
+      </w:r>
+      <w:r>
+        <w:rPr>
+          <w:b w:val="false"/>
+          <w:bCs w:val="false"/>
+          <w:sz w:val="28"/>
+          <w:szCs w:val="28"/>
+        </w:rPr>
+        <w:t xml:space="preserve">Рис.15 Листинг файла </w:t>
+      </w:r>
+      <w:r>
+        <w:rPr>
+          <w:b w:val="false"/>
+          <w:bCs w:val="false"/>
+          <w:i/>
+          <w:iCs/>
+          <w:sz w:val="28"/>
+          <w:szCs w:val="28"/>
+        </w:rPr>
+        <w:t>main.py</w:t>
+      </w:r>
+    </w:p>
+    <w:p>
+      <w:pPr>
+        <w:pStyle w:val="NormalWeb"/>
+        <w:shd w:val="clear" w:color="auto" w:fill="FFFFFF"/>
+        <w:bidi w:val="0"/>
+        <w:spacing w:lineRule="auto" w:line="360" w:beforeAutospacing="0" w:before="0" w:afterAutospacing="0" w:after="0"/>
+        <w:ind w:firstLine="709"/>
+        <w:jc w:val="both"/>
+        <w:rPr>
+          <w:b w:val="false"/>
+          <w:bCs w:val="false"/>
+          <w:sz w:val="28"/>
+          <w:szCs w:val="28"/>
+        </w:rPr>
+      </w:pPr>
+      <w:r>
+        <w:rPr>
+          <w:b w:val="false"/>
+          <w:bCs w:val="false"/>
+          <w:sz w:val="28"/>
+          <w:szCs w:val="28"/>
+        </w:rPr>
+        <w:t>Для проверки работоспособности программы было осуществлено ручное тестирование по следующему сценарию:</w:t>
+      </w:r>
+    </w:p>
+    <w:p>
+      <w:pPr>
+        <w:pStyle w:val="NormalWeb"/>
+        <w:numPr>
+          <w:ilvl w:val="0"/>
+          <w:numId w:val="5"/>
+        </w:numPr>
+        <w:shd w:val="clear" w:color="auto" w:fill="FFFFFF"/>
+        <w:bidi w:val="0"/>
+        <w:spacing w:lineRule="auto" w:line="360" w:beforeAutospacing="0" w:before="0" w:afterAutospacing="0" w:after="0"/>
+        <w:jc w:val="both"/>
+        <w:rPr>
+          <w:b w:val="false"/>
+          <w:bCs w:val="false"/>
+          <w:sz w:val="28"/>
+          <w:szCs w:val="28"/>
+        </w:rPr>
+      </w:pPr>
+      <w:r>
+        <w:rPr>
+          <w:b w:val="false"/>
+          <w:bCs w:val="false"/>
+          <w:sz w:val="28"/>
+          <w:szCs w:val="28"/>
+        </w:rPr>
+        <w:t>Запуск программы — результат отражен на рис. 16</w:t>
+      </w:r>
+    </w:p>
+    <w:p>
+      <w:pPr>
+        <w:pStyle w:val="NormalWeb"/>
+        <w:numPr>
+          <w:ilvl w:val="0"/>
+          <w:numId w:val="5"/>
+        </w:numPr>
+        <w:shd w:val="clear" w:color="auto" w:fill="FFFFFF"/>
+        <w:bidi w:val="0"/>
+        <w:spacing w:lineRule="auto" w:line="360" w:beforeAutospacing="0" w:before="0" w:afterAutospacing="0" w:after="0"/>
+        <w:jc w:val="both"/>
+        <w:rPr>
+          <w:b w:val="false"/>
+          <w:bCs w:val="false"/>
+          <w:sz w:val="28"/>
+          <w:szCs w:val="28"/>
+        </w:rPr>
+      </w:pPr>
+      <w:r>
+        <w:rPr>
+          <w:b w:val="false"/>
+          <w:bCs w:val="false"/>
+          <w:sz w:val="28"/>
+          <w:szCs w:val="28"/>
+        </w:rPr>
+        <w:t>Ввод пятерых сотрудников и вывод списка на экран — результат отражен на рис. 17</w:t>
+      </w:r>
+    </w:p>
+    <w:p>
+      <w:pPr>
+        <w:pStyle w:val="NormalWeb"/>
+        <w:numPr>
+          <w:ilvl w:val="0"/>
+          <w:numId w:val="5"/>
+        </w:numPr>
+        <w:shd w:val="clear" w:color="auto" w:fill="FFFFFF"/>
+        <w:bidi w:val="0"/>
+        <w:spacing w:lineRule="auto" w:line="360" w:beforeAutospacing="0" w:before="0" w:afterAutospacing="0" w:after="0"/>
+        <w:jc w:val="both"/>
+        <w:rPr>
+          <w:b w:val="false"/>
+          <w:bCs w:val="false"/>
+          <w:sz w:val="28"/>
+          <w:szCs w:val="28"/>
+        </w:rPr>
+      </w:pPr>
+      <w:r>
+        <w:rPr>
+          <w:b w:val="false"/>
+          <w:bCs w:val="false"/>
+          <w:sz w:val="28"/>
+          <w:szCs w:val="28"/>
+        </w:rPr>
+        <w:t>Удаление сотрудника с идентификатором 2; вывод списка оставшихся сотрудников — результат отражен на рис. 18</w:t>
+      </w:r>
+    </w:p>
+    <w:p>
+      <w:pPr>
+        <w:pStyle w:val="NormalWeb"/>
+        <w:numPr>
+          <w:ilvl w:val="0"/>
+          <w:numId w:val="5"/>
+        </w:numPr>
+        <w:shd w:val="clear" w:color="auto" w:fill="FFFFFF"/>
+        <w:bidi w:val="0"/>
+        <w:spacing w:lineRule="auto" w:line="360" w:beforeAutospacing="0" w:before="0" w:afterAutospacing="0" w:after="0"/>
+        <w:jc w:val="both"/>
+        <w:rPr>
+          <w:b w:val="false"/>
+          <w:bCs w:val="false"/>
+          <w:sz w:val="28"/>
+          <w:szCs w:val="28"/>
+        </w:rPr>
+      </w:pPr>
+      <w:r>
+        <w:rPr>
+          <w:b w:val="false"/>
+          <w:bCs w:val="false"/>
+          <w:sz w:val="28"/>
+          <w:szCs w:val="28"/>
+        </w:rPr>
+        <w:t>Обновление данных сотрудника с идентификатором 1 — полная замена данных; вывод списка на экран — результат отражен на рис. 19</w:t>
+      </w:r>
+    </w:p>
+    <w:p>
+      <w:pPr>
+        <w:pStyle w:val="NormalWeb"/>
+        <w:numPr>
+          <w:ilvl w:val="0"/>
+          <w:numId w:val="5"/>
+        </w:numPr>
+        <w:shd w:val="clear" w:color="auto" w:fill="FFFFFF"/>
+        <w:bidi w:val="0"/>
+        <w:spacing w:lineRule="auto" w:line="360" w:beforeAutospacing="0" w:before="0" w:afterAutospacing="0" w:after="0"/>
+        <w:jc w:val="both"/>
+        <w:rPr>
+          <w:b w:val="false"/>
+          <w:bCs w:val="false"/>
+          <w:sz w:val="28"/>
+          <w:szCs w:val="28"/>
+        </w:rPr>
+      </w:pPr>
+      <w:r>
+        <w:rPr>
+          <w:b w:val="false"/>
+          <w:bCs w:val="false"/>
+          <w:sz w:val="28"/>
+          <w:szCs w:val="28"/>
+        </w:rPr>
+        <w:t>Частичное обновление данных  сотрудника с  идентификатором 3 — изменение зарплаты — результат отражен на рис. 20</w:t>
+      </w:r>
+    </w:p>
+    <w:p>
+      <w:pPr>
+        <w:pStyle w:val="NormalWeb"/>
+        <w:numPr>
+          <w:ilvl w:val="0"/>
+          <w:numId w:val="5"/>
+        </w:numPr>
+        <w:shd w:val="clear" w:color="auto" w:fill="FFFFFF"/>
+        <w:bidi w:val="0"/>
+        <w:spacing w:lineRule="auto" w:line="360" w:beforeAutospacing="0" w:before="0" w:afterAutospacing="0" w:after="0"/>
+        <w:jc w:val="both"/>
+        <w:rPr>
+          <w:b w:val="false"/>
+          <w:bCs w:val="false"/>
+          <w:sz w:val="28"/>
+          <w:szCs w:val="28"/>
+        </w:rPr>
+      </w:pPr>
+      <w:r>
+        <w:rPr>
+          <w:b w:val="false"/>
+          <w:bCs w:val="false"/>
+          <w:sz w:val="28"/>
+          <w:szCs w:val="28"/>
+        </w:rPr>
+        <w:t>Вывод списка сотрудников младше 25 — результат отражен на рис. 21</w:t>
+      </w:r>
+    </w:p>
+    <w:p>
+      <w:pPr>
+        <w:pStyle w:val="NormalWeb"/>
+        <w:numPr>
+          <w:ilvl w:val="0"/>
+          <w:numId w:val="5"/>
+        </w:numPr>
+        <w:shd w:val="clear" w:color="auto" w:fill="FFFFFF"/>
+        <w:bidi w:val="0"/>
+        <w:spacing w:lineRule="auto" w:line="360" w:beforeAutospacing="0" w:before="0" w:afterAutospacing="0" w:after="0"/>
+        <w:jc w:val="both"/>
+        <w:rPr>
+          <w:b w:val="false"/>
+          <w:bCs w:val="false"/>
+          <w:sz w:val="28"/>
+          <w:szCs w:val="28"/>
+        </w:rPr>
+      </w:pPr>
+      <w:r>
+        <w:rPr>
+          <w:b w:val="false"/>
+          <w:bCs w:val="false"/>
+          <w:sz w:val="28"/>
+          <w:szCs w:val="28"/>
+        </w:rPr>
+        <w:t>Построение графиков  — результат отражен на рис. 22-23</w:t>
+      </w:r>
+    </w:p>
+    <w:p>
+      <w:pPr>
+        <w:pStyle w:val="NormalWeb"/>
+        <w:numPr>
+          <w:ilvl w:val="0"/>
+          <w:numId w:val="5"/>
+        </w:numPr>
+        <w:shd w:val="clear" w:color="auto" w:fill="FFFFFF"/>
+        <w:bidi w:val="0"/>
+        <w:spacing w:lineRule="auto" w:line="360" w:beforeAutospacing="0" w:before="0" w:afterAutospacing="0" w:after="0"/>
+        <w:jc w:val="both"/>
+        <w:rPr>
+          <w:b w:val="false"/>
+          <w:bCs w:val="false"/>
+          <w:sz w:val="28"/>
+          <w:szCs w:val="28"/>
+        </w:rPr>
+      </w:pPr>
+      <w:r>
+        <w:rPr>
+          <w:b w:val="false"/>
+          <w:bCs w:val="false"/>
+          <w:sz w:val="28"/>
+          <w:szCs w:val="28"/>
+        </w:rPr>
+        <w:t>Выход из программы — результат отражен на рис. 24</w:t>
+      </w:r>
+    </w:p>
+    <w:p>
+      <w:pPr>
+        <w:pStyle w:val="NormalWeb"/>
+        <w:shd w:val="clear" w:color="auto" w:fill="FFFFFF"/>
+        <w:bidi w:val="0"/>
+        <w:spacing w:lineRule="auto" w:line="360" w:beforeAutospacing="0" w:before="0" w:afterAutospacing="0" w:after="0"/>
+        <w:ind w:firstLine="709"/>
+        <w:jc w:val="center"/>
+        <w:rPr>
+          <w:b w:val="false"/>
+          <w:bCs w:val="false"/>
+          <w:sz w:val="28"/>
+          <w:szCs w:val="28"/>
+        </w:rPr>
+      </w:pPr>
+      <w:r>
+        <w:drawing>
+          <wp:anchor behindDoc="0" distT="0" distB="0" distL="0" distR="0" simplePos="0" locked="0" layoutInCell="0" allowOverlap="1" relativeHeight="15">
+            <wp:simplePos x="0" y="0"/>
+            <wp:positionH relativeFrom="column">
+              <wp:align>center</wp:align>
+            </wp:positionH>
+            <wp:positionV relativeFrom="paragraph">
+              <wp:posOffset>635</wp:posOffset>
+            </wp:positionV>
+            <wp:extent cx="5711825" cy="1172210"/>
+            <wp:effectExtent l="0" t="0" r="0" b="0"/>
+            <wp:wrapTopAndBottom/>
+            <wp:docPr id="16" name="Изображение16" descr="" title=""/>
+            <wp:cNvGraphicFramePr>
+              <a:graphicFrameLocks xmlns:a="http://schemas.openxmlformats.org/drawingml/2006/main" noChangeAspect="1"/>
+            </wp:cNvGraphicFramePr>
+            <a:graphic xmlns:a="http://schemas.openxmlformats.org/drawingml/2006/main">
+              <a:graphicData uri="http://schemas.openxmlformats.org/drawingml/2006/picture">
+                <pic:pic xmlns:pic="http://schemas.openxmlformats.org/drawingml/2006/picture">
+                  <pic:nvPicPr>
+                    <pic:cNvPr id="16" name="Изображение16" descr="" title=""/>
+                    <pic:cNvPicPr>
+                      <a:picLocks noChangeAspect="1" noChangeArrowheads="1"/>
+                    </pic:cNvPicPr>
+                  </pic:nvPicPr>
+                  <pic:blipFill>
+                    <a:blip r:embed="rId17"/>
+                    <a:stretch>
+                      <a:fillRect/>
+                    </a:stretch>
+                  </pic:blipFill>
+                  <pic:spPr bwMode="auto">
+                    <a:xfrm>
+                      <a:off x="0" y="0"/>
+                      <a:ext cx="5711825" cy="1172210"/>
+                    </a:xfrm>
+                    <a:prstGeom prst="rect">
+                      <a:avLst/>
+                    </a:prstGeom>
+                    <a:noFill/>
+                  </pic:spPr>
+                </pic:pic>
+              </a:graphicData>
+            </a:graphic>
+          </wp:anchor>
+        </w:drawing>
+      </w:r>
+      <w:r>
+        <w:rPr>
+          <w:b w:val="false"/>
+          <w:bCs w:val="false"/>
+          <w:sz w:val="28"/>
+          <w:szCs w:val="28"/>
+        </w:rPr>
+        <w:t>Рис.16 Начальный экран программы</w:t>
+      </w:r>
+    </w:p>
+    <w:p>
+      <w:pPr>
+        <w:pStyle w:val="NormalWeb"/>
+        <w:shd w:val="clear" w:color="auto" w:fill="FFFFFF"/>
+        <w:bidi w:val="0"/>
+        <w:spacing w:lineRule="auto" w:line="360" w:beforeAutospacing="0" w:before="0" w:afterAutospacing="0" w:after="0"/>
+        <w:ind w:firstLine="709"/>
+        <w:jc w:val="center"/>
+        <w:rPr>
+          <w:b w:val="false"/>
+          <w:bCs w:val="false"/>
+          <w:sz w:val="28"/>
+          <w:szCs w:val="28"/>
+        </w:rPr>
+      </w:pPr>
+      <w:r>
+        <w:drawing>
+          <wp:anchor behindDoc="0" distT="0" distB="0" distL="0" distR="0" simplePos="0" locked="0" layoutInCell="0" allowOverlap="1" relativeHeight="16">
+            <wp:simplePos x="0" y="0"/>
+            <wp:positionH relativeFrom="column">
+              <wp:align>center</wp:align>
+            </wp:positionH>
+            <wp:positionV relativeFrom="paragraph">
+              <wp:posOffset>635</wp:posOffset>
+            </wp:positionV>
+            <wp:extent cx="5006975" cy="4154805"/>
+            <wp:effectExtent l="0" t="0" r="0" b="0"/>
+            <wp:wrapTopAndBottom/>
+            <wp:docPr id="17" name="Изображение17" descr="" title=""/>
+            <wp:cNvGraphicFramePr>
+              <a:graphicFrameLocks xmlns:a="http://schemas.openxmlformats.org/drawingml/2006/main" noChangeAspect="1"/>
+            </wp:cNvGraphicFramePr>
+            <a:graphic xmlns:a="http://schemas.openxmlformats.org/drawingml/2006/main">
+              <a:graphicData uri="http://schemas.openxmlformats.org/drawingml/2006/picture">
+                <pic:pic xmlns:pic="http://schemas.openxmlformats.org/drawingml/2006/picture">
+                  <pic:nvPicPr>
+                    <pic:cNvPr id="17" name="Изображение17" descr="" title=""/>
+                    <pic:cNvPicPr>
+                      <a:picLocks noChangeAspect="1" noChangeArrowheads="1"/>
+                    </pic:cNvPicPr>
+                  </pic:nvPicPr>
+                  <pic:blipFill>
+                    <a:blip r:embed="rId18"/>
+                    <a:stretch>
+                      <a:fillRect/>
+                    </a:stretch>
+                  </pic:blipFill>
+                  <pic:spPr bwMode="auto">
+                    <a:xfrm>
+                      <a:off x="0" y="0"/>
+                      <a:ext cx="5006975" cy="4154805"/>
+                    </a:xfrm>
+                    <a:prstGeom prst="rect">
+                      <a:avLst/>
+                    </a:prstGeom>
+                    <a:noFill/>
+                  </pic:spPr>
+                </pic:pic>
+              </a:graphicData>
+            </a:graphic>
+          </wp:anchor>
+        </w:drawing>
+      </w:r>
+      <w:r>
+        <w:rPr>
+          <w:b w:val="false"/>
+          <w:bCs w:val="false"/>
+          <w:sz w:val="28"/>
+          <w:szCs w:val="28"/>
+        </w:rPr>
+        <w:t>Рис.17 Результат ввода 5 сотрудников</w:t>
+      </w:r>
+    </w:p>
+    <w:p>
+      <w:pPr>
+        <w:pStyle w:val="NormalWeb"/>
+        <w:shd w:val="clear" w:color="auto" w:fill="FFFFFF"/>
+        <w:bidi w:val="0"/>
+        <w:spacing w:lineRule="auto" w:line="360" w:beforeAutospacing="0" w:before="0" w:afterAutospacing="0" w:after="0"/>
+        <w:ind w:firstLine="709"/>
+        <w:jc w:val="center"/>
+        <w:rPr>
+          <w:b w:val="false"/>
+          <w:bCs w:val="false"/>
+          <w:sz w:val="28"/>
+          <w:szCs w:val="28"/>
+        </w:rPr>
+      </w:pPr>
+      <w:r>
+        <w:drawing>
+          <wp:anchor behindDoc="0" distT="0" distB="0" distL="0" distR="0" simplePos="0" locked="0" layoutInCell="0" allowOverlap="1" relativeHeight="17">
+            <wp:simplePos x="0" y="0"/>
+            <wp:positionH relativeFrom="column">
+              <wp:align>center</wp:align>
+            </wp:positionH>
+            <wp:positionV relativeFrom="paragraph">
+              <wp:posOffset>635</wp:posOffset>
+            </wp:positionV>
+            <wp:extent cx="5940425" cy="1638300"/>
+            <wp:effectExtent l="0" t="0" r="0" b="0"/>
+            <wp:wrapTopAndBottom/>
+            <wp:docPr id="18" name="Изображение18" descr="" title=""/>
+            <wp:cNvGraphicFramePr>
+              <a:graphicFrameLocks xmlns:a="http://schemas.openxmlformats.org/drawingml/2006/main" noChangeAspect="1"/>
+            </wp:cNvGraphicFramePr>
+            <a:graphic xmlns:a="http://schemas.openxmlformats.org/drawingml/2006/main">
+              <a:graphicData uri="http://schemas.openxmlformats.org/drawingml/2006/picture">
+                <pic:pic xmlns:pic="http://schemas.openxmlformats.org/drawingml/2006/picture">
+                  <pic:nvPicPr>
+                    <pic:cNvPr id="18" name="Изображение18" descr="" title=""/>
+                    <pic:cNvPicPr>
+                      <a:picLocks noChangeAspect="1" noChangeArrowheads="1"/>
+                    </pic:cNvPicPr>
+                  </pic:nvPicPr>
+                  <pic:blipFill>
+                    <a:blip r:embed="rId19"/>
+                    <a:stretch>
+                      <a:fillRect/>
+                    </a:stretch>
+                  </pic:blipFill>
+                  <pic:spPr bwMode="auto">
+                    <a:xfrm>
+                      <a:off x="0" y="0"/>
+                      <a:ext cx="5940425" cy="1638300"/>
+                    </a:xfrm>
+                    <a:prstGeom prst="rect">
+                      <a:avLst/>
+                    </a:prstGeom>
+                    <a:noFill/>
+                  </pic:spPr>
+                </pic:pic>
+              </a:graphicData>
+            </a:graphic>
+          </wp:anchor>
+        </w:drawing>
+      </w:r>
+      <w:r>
+        <w:rPr>
+          <w:b w:val="false"/>
+          <w:bCs w:val="false"/>
+          <w:sz w:val="28"/>
+          <w:szCs w:val="28"/>
+        </w:rPr>
+        <w:t>Рис.18 Удаление сотрудника №2</w:t>
+      </w:r>
+    </w:p>
+    <w:p>
+      <w:pPr>
+        <w:pStyle w:val="NormalWeb"/>
+        <w:shd w:val="clear" w:color="auto" w:fill="FFFFFF"/>
+        <w:bidi w:val="0"/>
+        <w:spacing w:lineRule="auto" w:line="360" w:beforeAutospacing="0" w:before="0" w:afterAutospacing="0" w:after="0"/>
+        <w:ind w:firstLine="709"/>
+        <w:jc w:val="both"/>
+        <w:rPr>
+          <w:b w:val="false"/>
+          <w:bCs w:val="false"/>
+          <w:sz w:val="28"/>
+          <w:szCs w:val="28"/>
+        </w:rPr>
+      </w:pPr>
+      <w:r>
+        <w:rPr>
+          <w:b w:val="false"/>
+          <w:bCs w:val="false"/>
+          <w:sz w:val="28"/>
+          <w:szCs w:val="28"/>
+        </w:rPr>
+      </w:r>
+    </w:p>
+    <w:p>
+      <w:pPr>
+        <w:pStyle w:val="NormalWeb"/>
+        <w:shd w:val="clear" w:color="auto" w:fill="FFFFFF"/>
+        <w:bidi w:val="0"/>
+        <w:spacing w:lineRule="auto" w:line="360" w:beforeAutospacing="0" w:before="0" w:afterAutospacing="0" w:after="0"/>
+        <w:ind w:firstLine="709"/>
+        <w:jc w:val="center"/>
+        <w:rPr>
+          <w:b w:val="false"/>
+          <w:bCs w:val="false"/>
+          <w:sz w:val="28"/>
+          <w:szCs w:val="28"/>
+        </w:rPr>
+      </w:pPr>
+      <w:r>
+        <w:drawing>
+          <wp:anchor behindDoc="0" distT="0" distB="0" distL="0" distR="0" simplePos="0" locked="0" layoutInCell="0" allowOverlap="1" relativeHeight="18">
+            <wp:simplePos x="0" y="0"/>
+            <wp:positionH relativeFrom="column">
+              <wp:align>center</wp:align>
+            </wp:positionH>
+            <wp:positionV relativeFrom="paragraph">
+              <wp:posOffset>635</wp:posOffset>
+            </wp:positionV>
+            <wp:extent cx="4819650" cy="3998595"/>
+            <wp:effectExtent l="0" t="0" r="0" b="0"/>
+            <wp:wrapTopAndBottom/>
+            <wp:docPr id="19" name="Изображение19" descr="" title=""/>
+            <wp:cNvGraphicFramePr>
+              <a:graphicFrameLocks xmlns:a="http://schemas.openxmlformats.org/drawingml/2006/main" noChangeAspect="1"/>
+            </wp:cNvGraphicFramePr>
+            <a:graphic xmlns:a="http://schemas.openxmlformats.org/drawingml/2006/main">
+              <a:graphicData uri="http://schemas.openxmlformats.org/drawingml/2006/picture">
+                <pic:pic xmlns:pic="http://schemas.openxmlformats.org/drawingml/2006/picture">
+                  <pic:nvPicPr>
+                    <pic:cNvPr id="19" name="Изображение19" descr="" title=""/>
+                    <pic:cNvPicPr>
+                      <a:picLocks noChangeAspect="1" noChangeArrowheads="1"/>
+                    </pic:cNvPicPr>
+                  </pic:nvPicPr>
+                  <pic:blipFill>
+                    <a:blip r:embed="rId20"/>
+                    <a:stretch>
+                      <a:fillRect/>
+                    </a:stretch>
+                  </pic:blipFill>
+                  <pic:spPr bwMode="auto">
+                    <a:xfrm>
+                      <a:off x="0" y="0"/>
+                      <a:ext cx="4819650" cy="3998595"/>
+                    </a:xfrm>
+                    <a:prstGeom prst="rect">
+                      <a:avLst/>
+                    </a:prstGeom>
+                    <a:noFill/>
+                  </pic:spPr>
+                </pic:pic>
+              </a:graphicData>
+            </a:graphic>
+          </wp:anchor>
+        </w:drawing>
+      </w:r>
+      <w:r>
+        <w:rPr>
+          <w:b w:val="false"/>
+          <w:bCs w:val="false"/>
+          <w:sz w:val="28"/>
+          <w:szCs w:val="28"/>
+        </w:rPr>
+        <w:t>Рис.19 Обновление данных у сотрудника №1</w:t>
+      </w:r>
+    </w:p>
+    <w:p>
+      <w:pPr>
+        <w:pStyle w:val="NormalWeb"/>
+        <w:shd w:val="clear" w:color="auto" w:fill="FFFFFF"/>
+        <w:bidi w:val="0"/>
+        <w:spacing w:lineRule="auto" w:line="360" w:beforeAutospacing="0" w:before="0" w:afterAutospacing="0" w:after="0"/>
+        <w:ind w:firstLine="709"/>
+        <w:jc w:val="center"/>
+        <w:rPr>
+          <w:b w:val="false"/>
+          <w:bCs w:val="false"/>
+          <w:sz w:val="28"/>
+          <w:szCs w:val="28"/>
+        </w:rPr>
+      </w:pPr>
+      <w:r>
+        <w:drawing>
+          <wp:anchor behindDoc="0" distT="0" distB="0" distL="0" distR="0" simplePos="0" locked="0" layoutInCell="0" allowOverlap="1" relativeHeight="19">
+            <wp:simplePos x="0" y="0"/>
+            <wp:positionH relativeFrom="column">
+              <wp:align>center</wp:align>
+            </wp:positionH>
+            <wp:positionV relativeFrom="paragraph">
+              <wp:posOffset>635</wp:posOffset>
+            </wp:positionV>
+            <wp:extent cx="4255770" cy="3530600"/>
+            <wp:effectExtent l="0" t="0" r="0" b="0"/>
+            <wp:wrapTopAndBottom/>
+            <wp:docPr id="20" name="Изображение20" descr="" title=""/>
+            <wp:cNvGraphicFramePr>
+              <a:graphicFrameLocks xmlns:a="http://schemas.openxmlformats.org/drawingml/2006/main" noChangeAspect="1"/>
+            </wp:cNvGraphicFramePr>
+            <a:graphic xmlns:a="http://schemas.openxmlformats.org/drawingml/2006/main">
+              <a:graphicData uri="http://schemas.openxmlformats.org/drawingml/2006/picture">
+                <pic:pic xmlns:pic="http://schemas.openxmlformats.org/drawingml/2006/picture">
+                  <pic:nvPicPr>
+                    <pic:cNvPr id="20" name="Изображение20" descr="" title=""/>
+                    <pic:cNvPicPr>
+                      <a:picLocks noChangeAspect="1" noChangeArrowheads="1"/>
+                    </pic:cNvPicPr>
+                  </pic:nvPicPr>
+                  <pic:blipFill>
+                    <a:blip r:embed="rId21"/>
+                    <a:stretch>
+                      <a:fillRect/>
+                    </a:stretch>
+                  </pic:blipFill>
+                  <pic:spPr bwMode="auto">
+                    <a:xfrm>
+                      <a:off x="0" y="0"/>
+                      <a:ext cx="4255770" cy="3530600"/>
+                    </a:xfrm>
+                    <a:prstGeom prst="rect">
+                      <a:avLst/>
+                    </a:prstGeom>
+                    <a:noFill/>
+                  </pic:spPr>
+                </pic:pic>
+              </a:graphicData>
+            </a:graphic>
+          </wp:anchor>
+        </w:drawing>
+      </w:r>
+      <w:r>
+        <w:rPr>
+          <w:b w:val="false"/>
+          <w:bCs w:val="false"/>
+          <w:sz w:val="28"/>
+          <w:szCs w:val="28"/>
+        </w:rPr>
+        <w:t>Рис.20 Частичное обновление данных у сотрудника №3</w:t>
+      </w:r>
+    </w:p>
+    <w:p>
+      <w:pPr>
+        <w:pStyle w:val="NormalWeb"/>
+        <w:shd w:val="clear" w:color="auto" w:fill="FFFFFF"/>
+        <w:bidi w:val="0"/>
+        <w:spacing w:lineRule="auto" w:line="360" w:beforeAutospacing="0" w:before="0" w:afterAutospacing="0" w:after="0"/>
+        <w:ind w:firstLine="709"/>
+        <w:jc w:val="center"/>
+        <w:rPr>
+          <w:b w:val="false"/>
+          <w:bCs w:val="false"/>
+          <w:sz w:val="28"/>
+          <w:szCs w:val="28"/>
+        </w:rPr>
+      </w:pPr>
+      <w:r>
+        <w:rPr>
+          <w:b w:val="false"/>
+          <w:bCs w:val="false"/>
+          <w:sz w:val="28"/>
+          <w:szCs w:val="28"/>
+        </w:rPr>
+        <w:t xml:space="preserve">          </w:t>
+      </w:r>
+    </w:p>
+    <w:p>
+      <w:pPr>
+        <w:pStyle w:val="NormalWeb"/>
+        <w:shd w:val="clear" w:color="auto" w:fill="FFFFFF"/>
+        <w:bidi w:val="0"/>
+        <w:spacing w:lineRule="auto" w:line="360" w:beforeAutospacing="0" w:before="0" w:afterAutospacing="0" w:after="0"/>
+        <w:ind w:firstLine="709"/>
+        <w:jc w:val="center"/>
+        <w:rPr>
+          <w:b w:val="false"/>
+          <w:bCs w:val="false"/>
+          <w:sz w:val="28"/>
+          <w:szCs w:val="28"/>
+        </w:rPr>
+      </w:pPr>
+      <w:r>
+        <w:drawing>
+          <wp:anchor behindDoc="0" distT="0" distB="0" distL="0" distR="0" simplePos="0" locked="0" layoutInCell="0" allowOverlap="1" relativeHeight="22">
+            <wp:simplePos x="0" y="0"/>
+            <wp:positionH relativeFrom="column">
+              <wp:align>center</wp:align>
+            </wp:positionH>
+            <wp:positionV relativeFrom="paragraph">
+              <wp:posOffset>635</wp:posOffset>
+            </wp:positionV>
+            <wp:extent cx="5940425" cy="2648585"/>
+            <wp:effectExtent l="0" t="0" r="0" b="0"/>
+            <wp:wrapTopAndBottom/>
+            <wp:docPr id="21" name="Изображение21" descr="" title=""/>
+            <wp:cNvGraphicFramePr>
+              <a:graphicFrameLocks xmlns:a="http://schemas.openxmlformats.org/drawingml/2006/main" noChangeAspect="1"/>
+            </wp:cNvGraphicFramePr>
+            <a:graphic xmlns:a="http://schemas.openxmlformats.org/drawingml/2006/main">
+              <a:graphicData uri="http://schemas.openxmlformats.org/drawingml/2006/picture">
+                <pic:pic xmlns:pic="http://schemas.openxmlformats.org/drawingml/2006/picture">
+                  <pic:nvPicPr>
+                    <pic:cNvPr id="21" name="Изображение21" descr="" title=""/>
+                    <pic:cNvPicPr>
+                      <a:picLocks noChangeAspect="1" noChangeArrowheads="1"/>
+                    </pic:cNvPicPr>
+                  </pic:nvPicPr>
+                  <pic:blipFill>
+                    <a:blip r:embed="rId22"/>
+                    <a:stretch>
+                      <a:fillRect/>
+                    </a:stretch>
+                  </pic:blipFill>
+                  <pic:spPr bwMode="auto">
+                    <a:xfrm>
+                      <a:off x="0" y="0"/>
+                      <a:ext cx="5940425" cy="2648585"/>
+                    </a:xfrm>
+                    <a:prstGeom prst="rect">
+                      <a:avLst/>
+                    </a:prstGeom>
+                    <a:noFill/>
+                  </pic:spPr>
+                </pic:pic>
+              </a:graphicData>
+            </a:graphic>
+          </wp:anchor>
+        </w:drawing>
+      </w:r>
+      <w:r>
+        <w:rPr>
+          <w:b w:val="false"/>
+          <w:bCs w:val="false"/>
+          <w:sz w:val="28"/>
+          <w:szCs w:val="28"/>
+        </w:rPr>
+        <w:t>Рис.21 Вывод списка по условию</w:t>
+      </w:r>
+    </w:p>
+    <w:p>
+      <w:pPr>
+        <w:pStyle w:val="NormalWeb"/>
+        <w:shd w:val="clear" w:color="auto" w:fill="FFFFFF"/>
+        <w:bidi w:val="0"/>
+        <w:spacing w:lineRule="auto" w:line="360" w:beforeAutospacing="0" w:before="0" w:afterAutospacing="0" w:after="0"/>
+        <w:ind w:firstLine="709"/>
+        <w:jc w:val="center"/>
+        <w:rPr>
+          <w:b w:val="false"/>
+          <w:bCs w:val="false"/>
+          <w:sz w:val="28"/>
+          <w:szCs w:val="28"/>
+        </w:rPr>
+      </w:pPr>
+      <w:r>
+        <w:drawing>
+          <wp:anchor behindDoc="0" distT="0" distB="0" distL="0" distR="0" simplePos="0" locked="0" layoutInCell="0" allowOverlap="1" relativeHeight="23">
+            <wp:simplePos x="0" y="0"/>
+            <wp:positionH relativeFrom="column">
+              <wp:align>center</wp:align>
+            </wp:positionH>
+            <wp:positionV relativeFrom="paragraph">
+              <wp:posOffset>635</wp:posOffset>
+            </wp:positionV>
+            <wp:extent cx="5940425" cy="2119630"/>
+            <wp:effectExtent l="0" t="0" r="0" b="0"/>
+            <wp:wrapTopAndBottom/>
+            <wp:docPr id="22" name="Изображение22" descr="" title=""/>
+            <wp:cNvGraphicFramePr>
+              <a:graphicFrameLocks xmlns:a="http://schemas.openxmlformats.org/drawingml/2006/main" noChangeAspect="1"/>
+            </wp:cNvGraphicFramePr>
+            <a:graphic xmlns:a="http://schemas.openxmlformats.org/drawingml/2006/main">
+              <a:graphicData uri="http://schemas.openxmlformats.org/drawingml/2006/picture">
+                <pic:pic xmlns:pic="http://schemas.openxmlformats.org/drawingml/2006/picture">
+                  <pic:nvPicPr>
+                    <pic:cNvPr id="22" name="Изображение22" descr="" title=""/>
+                    <pic:cNvPicPr>
+                      <a:picLocks noChangeAspect="1" noChangeArrowheads="1"/>
+                    </pic:cNvPicPr>
+                  </pic:nvPicPr>
+                  <pic:blipFill>
+                    <a:blip r:embed="rId23"/>
+                    <a:stretch>
+                      <a:fillRect/>
+                    </a:stretch>
+                  </pic:blipFill>
+                  <pic:spPr bwMode="auto">
+                    <a:xfrm>
+                      <a:off x="0" y="0"/>
+                      <a:ext cx="5940425" cy="2119630"/>
+                    </a:xfrm>
+                    <a:prstGeom prst="rect">
+                      <a:avLst/>
+                    </a:prstGeom>
+                    <a:noFill/>
+                  </pic:spPr>
+                </pic:pic>
+              </a:graphicData>
+            </a:graphic>
+          </wp:anchor>
+        </w:drawing>
+      </w:r>
+      <w:r>
+        <w:rPr>
+          <w:b w:val="false"/>
+          <w:bCs w:val="false"/>
+          <w:sz w:val="28"/>
+          <w:szCs w:val="28"/>
+        </w:rPr>
+        <w:t>Рис.22 Построение графика №1</w:t>
+      </w:r>
+    </w:p>
+    <w:p>
+      <w:pPr>
+        <w:pStyle w:val="NormalWeb"/>
+        <w:shd w:val="clear" w:color="auto" w:fill="FFFFFF"/>
+        <w:bidi w:val="0"/>
+        <w:spacing w:lineRule="auto" w:line="360" w:beforeAutospacing="0" w:before="0" w:afterAutospacing="0" w:after="0"/>
+        <w:ind w:firstLine="709"/>
+        <w:jc w:val="center"/>
+        <w:rPr>
+          <w:b w:val="false"/>
+          <w:bCs w:val="false"/>
+          <w:sz w:val="28"/>
+          <w:szCs w:val="28"/>
+        </w:rPr>
+      </w:pPr>
+      <w:r>
+        <w:drawing>
+          <wp:anchor behindDoc="0" distT="0" distB="0" distL="0" distR="0" simplePos="0" locked="0" layoutInCell="0" allowOverlap="1" relativeHeight="24">
+            <wp:simplePos x="0" y="0"/>
+            <wp:positionH relativeFrom="column">
+              <wp:align>center</wp:align>
+            </wp:positionH>
+            <wp:positionV relativeFrom="paragraph">
+              <wp:posOffset>635</wp:posOffset>
+            </wp:positionV>
+            <wp:extent cx="5940425" cy="1995805"/>
+            <wp:effectExtent l="0" t="0" r="0" b="0"/>
+            <wp:wrapTopAndBottom/>
+            <wp:docPr id="23" name="Изображение23" descr="" title=""/>
+            <wp:cNvGraphicFramePr>
+              <a:graphicFrameLocks xmlns:a="http://schemas.openxmlformats.org/drawingml/2006/main" noChangeAspect="1"/>
+            </wp:cNvGraphicFramePr>
+            <a:graphic xmlns:a="http://schemas.openxmlformats.org/drawingml/2006/main">
+              <a:graphicData uri="http://schemas.openxmlformats.org/drawingml/2006/picture">
+                <pic:pic xmlns:pic="http://schemas.openxmlformats.org/drawingml/2006/picture">
+                  <pic:nvPicPr>
+                    <pic:cNvPr id="23" name="Изображение23" descr="" title=""/>
+                    <pic:cNvPicPr>
+                      <a:picLocks noChangeAspect="1" noChangeArrowheads="1"/>
+                    </pic:cNvPicPr>
+                  </pic:nvPicPr>
+                  <pic:blipFill>
+                    <a:blip r:embed="rId24"/>
+                    <a:stretch>
+                      <a:fillRect/>
+                    </a:stretch>
+                  </pic:blipFill>
+                  <pic:spPr bwMode="auto">
+                    <a:xfrm>
+                      <a:off x="0" y="0"/>
+                      <a:ext cx="5940425" cy="1995805"/>
+                    </a:xfrm>
+                    <a:prstGeom prst="rect">
+                      <a:avLst/>
+                    </a:prstGeom>
+                    <a:noFill/>
+                  </pic:spPr>
+                </pic:pic>
+              </a:graphicData>
+            </a:graphic>
+          </wp:anchor>
+        </w:drawing>
+      </w:r>
+      <w:r>
+        <w:rPr>
+          <w:b w:val="false"/>
+          <w:bCs w:val="false"/>
+          <w:sz w:val="28"/>
+          <w:szCs w:val="28"/>
+        </w:rPr>
+        <w:t>Рис.23 Построение графика №2</w:t>
+      </w:r>
+    </w:p>
+    <w:p>
+      <w:pPr>
+        <w:pStyle w:val="NormalWeb"/>
+        <w:shd w:val="clear" w:color="auto" w:fill="FFFFFF"/>
+        <w:bidi w:val="0"/>
+        <w:spacing w:lineRule="auto" w:line="360" w:beforeAutospacing="0" w:before="0" w:afterAutospacing="0" w:after="0"/>
+        <w:ind w:firstLine="709"/>
+        <w:jc w:val="center"/>
+        <w:rPr>
+          <w:b w:val="false"/>
+          <w:bCs w:val="false"/>
+          <w:sz w:val="28"/>
+          <w:szCs w:val="28"/>
+        </w:rPr>
+      </w:pPr>
+      <w:r>
+        <w:rPr>
+          <w:b w:val="false"/>
+          <w:bCs w:val="false"/>
+          <w:sz w:val="28"/>
+          <w:szCs w:val="28"/>
+        </w:rPr>
+      </w:r>
+    </w:p>
+    <w:p>
+      <w:pPr>
+        <w:pStyle w:val="NormalWeb"/>
+        <w:shd w:val="clear" w:color="auto" w:fill="FFFFFF"/>
+        <w:bidi w:val="0"/>
+        <w:spacing w:lineRule="auto" w:line="360" w:beforeAutospacing="0" w:before="0" w:afterAutospacing="0" w:after="0"/>
+        <w:ind w:firstLine="709"/>
+        <w:jc w:val="center"/>
+        <w:rPr>
+          <w:b w:val="false"/>
+          <w:bCs w:val="false"/>
+          <w:sz w:val="28"/>
+          <w:szCs w:val="28"/>
+        </w:rPr>
+      </w:pPr>
+      <w:r>
+        <w:drawing>
+          <wp:anchor behindDoc="0" distT="0" distB="0" distL="0" distR="0" simplePos="0" locked="0" layoutInCell="0" allowOverlap="1" relativeHeight="25">
+            <wp:simplePos x="0" y="0"/>
+            <wp:positionH relativeFrom="column">
+              <wp:align>center</wp:align>
+            </wp:positionH>
+            <wp:positionV relativeFrom="paragraph">
+              <wp:posOffset>635</wp:posOffset>
+            </wp:positionV>
+            <wp:extent cx="5940425" cy="1738630"/>
+            <wp:effectExtent l="0" t="0" r="0" b="0"/>
+            <wp:wrapTopAndBottom/>
+            <wp:docPr id="24" name="Изображение24" descr="" title=""/>
+            <wp:cNvGraphicFramePr>
+              <a:graphicFrameLocks xmlns:a="http://schemas.openxmlformats.org/drawingml/2006/main" noChangeAspect="1"/>
+            </wp:cNvGraphicFramePr>
+            <a:graphic xmlns:a="http://schemas.openxmlformats.org/drawingml/2006/main">
+              <a:graphicData uri="http://schemas.openxmlformats.org/drawingml/2006/picture">
+                <pic:pic xmlns:pic="http://schemas.openxmlformats.org/drawingml/2006/picture">
+                  <pic:nvPicPr>
+                    <pic:cNvPr id="24" name="Изображение24" descr="" title=""/>
+                    <pic:cNvPicPr>
+                      <a:picLocks noChangeAspect="1" noChangeArrowheads="1"/>
+                    </pic:cNvPicPr>
+                  </pic:nvPicPr>
+                  <pic:blipFill>
+                    <a:blip r:embed="rId25"/>
+                    <a:stretch>
+                      <a:fillRect/>
+                    </a:stretch>
+                  </pic:blipFill>
+                  <pic:spPr bwMode="auto">
+                    <a:xfrm>
+                      <a:off x="0" y="0"/>
+                      <a:ext cx="5940425" cy="1738630"/>
+                    </a:xfrm>
+                    <a:prstGeom prst="rect">
+                      <a:avLst/>
+                    </a:prstGeom>
+                    <a:noFill/>
+                  </pic:spPr>
+                </pic:pic>
+              </a:graphicData>
+            </a:graphic>
+          </wp:anchor>
+        </w:drawing>
+      </w:r>
+      <w:r>
+        <w:rPr>
+          <w:b w:val="false"/>
+          <w:bCs w:val="false"/>
+          <w:sz w:val="28"/>
+          <w:szCs w:val="28"/>
+        </w:rPr>
+        <w:t>Рис.24 З</w:t>
+      </w:r>
+      <w:r>
+        <w:rPr>
+          <w:b w:val="false"/>
+          <w:bCs w:val="false"/>
+          <w:color w:val="000000"/>
+          <w:sz w:val="28"/>
+          <w:szCs w:val="28"/>
+        </w:rPr>
+        <w:t>авершение программы</w:t>
+      </w:r>
+    </w:p>
+    <w:p>
+      <w:pPr>
+        <w:pStyle w:val="Style16"/>
+        <w:bidi w:val="0"/>
+        <w:rPr/>
+      </w:pPr>
+      <w:r>
+        <w:rPr>
+          <w:b w:val="false"/>
+          <w:bCs w:val="false"/>
+          <w:i w:val="false"/>
+          <w:iCs w:val="false"/>
+          <w:color w:val="000000"/>
+          <w:sz w:val="28"/>
+          <w:szCs w:val="28"/>
+        </w:rPr>
+        <w:t xml:space="preserve">Дополнительно, исходный код был сохранен в GitHub в репозитории </w:t>
+      </w:r>
+      <w:hyperlink r:id="rId26">
+        <w:r>
+          <w:rPr>
+            <w:rStyle w:val="Hyperlink"/>
+            <w:b w:val="false"/>
+            <w:bCs w:val="false"/>
+            <w:i w:val="false"/>
+            <w:iCs w:val="false"/>
+            <w:color w:val="000000"/>
+            <w:sz w:val="28"/>
+            <w:szCs w:val="28"/>
+          </w:rPr>
+          <w:t>https://github.com/goshagavriloff/engineering_labs/tree/master/Lab_1</w:t>
+        </w:r>
+      </w:hyperlink>
+      <w:r>
+        <w:rPr>
+          <w:b w:val="false"/>
+          <w:bCs w:val="false"/>
+          <w:i w:val="false"/>
+          <w:iCs w:val="false"/>
+          <w:color w:val="000000"/>
+          <w:sz w:val="28"/>
+          <w:szCs w:val="28"/>
+        </w:rPr>
+        <w:t xml:space="preserve"> </w:t>
+      </w:r>
     </w:p>
     <w:p>
       <w:pPr>
@@ -1222,141 +5128,45 @@
         <w:rPr>
           <w:b/>
         </w:rPr>
-        <w:t>ВЫПОЛНЕНИЕ РАБОТЫ</w:t>
-      </w:r>
-    </w:p>
-    <w:p>
-      <w:pPr>
-        <w:pStyle w:val="NormalWeb"/>
-        <w:shd w:val="clear" w:color="auto" w:fill="FFFFFF"/>
-        <w:bidi w:val="0"/>
-        <w:spacing w:lineRule="auto" w:line="360" w:beforeAutospacing="0" w:before="0" w:afterAutospacing="0" w:after="0"/>
-        <w:ind w:firstLine="709"/>
-        <w:jc w:val="both"/>
-        <w:rPr>
-          <w:b/>
-          <w:sz w:val="28"/>
-          <w:szCs w:val="28"/>
-        </w:rPr>
-      </w:pPr>
-      <w:r>
-        <w:rPr>
-          <w:b/>
-          <w:sz w:val="28"/>
-          <w:szCs w:val="28"/>
-        </w:rPr>
-        <w:t>1 Этап: Создание проекта</w:t>
-      </w:r>
-    </w:p>
-    <w:p>
-      <w:pPr>
-        <w:pStyle w:val="NormalWeb"/>
-        <w:shd w:val="clear" w:color="auto" w:fill="FFFFFF"/>
-        <w:bidi w:val="0"/>
-        <w:spacing w:lineRule="auto" w:line="360" w:beforeAutospacing="0" w:before="0" w:afterAutospacing="0" w:after="0"/>
-        <w:ind w:firstLine="709"/>
-        <w:jc w:val="both"/>
-        <w:rPr>
-          <w:b/>
-          <w:sz w:val="28"/>
-          <w:szCs w:val="28"/>
-        </w:rPr>
-      </w:pPr>
-      <w:r>
-        <w:rPr>
-          <w:b w:val="false"/>
-          <w:bCs w:val="false"/>
-          <w:sz w:val="28"/>
-          <w:szCs w:val="28"/>
-        </w:rPr>
-        <w:t>ddd</w:t>
-      </w:r>
-    </w:p>
-    <w:p>
-      <w:pPr>
-        <w:pStyle w:val="NormalWeb"/>
-        <w:shd w:val="clear" w:color="auto" w:fill="FFFFFF"/>
-        <w:bidi w:val="0"/>
-        <w:spacing w:lineRule="auto" w:line="360" w:beforeAutospacing="0" w:before="0" w:afterAutospacing="0" w:after="0"/>
-        <w:ind w:firstLine="709"/>
-        <w:jc w:val="both"/>
-        <w:rPr>
-          <w:b/>
-          <w:sz w:val="28"/>
-          <w:szCs w:val="28"/>
-        </w:rPr>
-      </w:pPr>
-      <w:r>
-        <w:rPr>
-          <w:b/>
-          <w:sz w:val="28"/>
-          <w:szCs w:val="28"/>
-        </w:rPr>
-        <w:t xml:space="preserve">Этап 3. Выполнение заданий </w:t>
-      </w:r>
-    </w:p>
-    <w:p>
-      <w:pPr>
-        <w:pStyle w:val="NormalWeb"/>
-        <w:shd w:val="clear" w:color="auto" w:fill="FFFFFF"/>
-        <w:bidi w:val="0"/>
-        <w:spacing w:lineRule="auto" w:line="360" w:beforeAutospacing="0" w:before="0" w:afterAutospacing="0" w:after="0"/>
-        <w:ind w:firstLine="709"/>
-        <w:jc w:val="both"/>
-        <w:rPr>
-          <w:sz w:val="28"/>
-          <w:szCs w:val="28"/>
-        </w:rPr>
-      </w:pPr>
-      <w:r>
-        <w:rPr/>
-        <w:t>Состав работ включает в себя:</w:t>
+        <w:t>ВЫВОД</w:t>
       </w:r>
     </w:p>
     <w:p>
       <w:pPr>
         <w:pStyle w:val="Style16"/>
         <w:bidi w:val="0"/>
-        <w:ind w:hanging="0"/>
-        <w:jc w:val="center"/>
-        <w:rPr>
-          <w:b/>
-        </w:rPr>
-      </w:pPr>
-      <w:r>
-        <w:rPr>
-          <w:b/>
-        </w:rPr>
-        <w:t>ВЫВОД</w:t>
-      </w:r>
-    </w:p>
-    <w:p>
-      <w:pPr>
-        <w:pStyle w:val="Style16"/>
-        <w:shd w:val="clear" w:color="auto" w:fill="FFFFFF"/>
-        <w:bidi w:val="0"/>
-        <w:spacing w:lineRule="auto" w:line="360" w:beforeAutospacing="0" w:before="0" w:afterAutospacing="0" w:after="0"/>
-        <w:ind w:firstLine="709"/>
-        <w:jc w:val="both"/>
-        <w:rPr>
-          <w:b/>
-          <w:sz w:val="28"/>
-          <w:szCs w:val="28"/>
-        </w:rPr>
-      </w:pPr>
-      <w:r>
-        <w:rPr>
-          <w:b/>
-          <w:sz w:val="28"/>
-          <w:szCs w:val="28"/>
-        </w:rPr>
-        <w:t>Изучиd</w:t>
+        <w:rPr>
+          <w:b w:val="false"/>
+          <w:bCs w:val="false"/>
+        </w:rPr>
+      </w:pPr>
+      <w:r>
+        <w:rPr>
+          <w:b w:val="false"/>
+          <w:bCs w:val="false"/>
+          <w:i w:val="false"/>
+          <w:iCs w:val="false"/>
+          <w:sz w:val="28"/>
+          <w:szCs w:val="28"/>
+        </w:rPr>
+        <w:t>В ходе выполнения работы были успешно отработаны навыки использования библиотек</w:t>
+      </w:r>
+      <w:r>
+        <w:rPr>
+          <w:b w:val="false"/>
+          <w:bCs w:val="false"/>
+          <w:i/>
+          <w:iCs/>
+          <w:sz w:val="28"/>
+          <w:szCs w:val="28"/>
+        </w:rPr>
+        <w:t xml:space="preserve"> NumPy, Pandas и Matplotlib.</w:t>
       </w:r>
     </w:p>
     <w:sectPr>
-      <w:footerReference w:type="even" r:id="rId9"/>
-      <w:footerReference w:type="default" r:id="rId10"/>
-      <w:footerReference w:type="first" r:id="rId11"/>
+      <w:footerReference w:type="even" r:id="rId27"/>
+      <w:footerReference w:type="default" r:id="rId28"/>
+      <w:footerReference w:type="first" r:id="rId29"/>
       <w:type w:val="nextPage"/>
       <w:pgSz w:w="11906" w:h="16838"/>
       <w:pgMar w:left="1701" w:right="850" w:gutter="0" w:header="0" w:top="1134" w:footer="708" w:bottom="1134"/>
@@ -1435,7 +5245,7 @@
             <w:szCs w:val="24"/>
             <w:rFonts w:cs="Times New Roman" w:ascii="Times New Roman" w:hAnsi="Times New Roman"/>
           </w:rPr>
-          <w:t>4</w:t>
+          <w:t>14</w:t>
         </w:r>
         <w:r>
           <w:rPr>
@@ -1514,7 +5324,7 @@
             <w:szCs w:val="24"/>
             <w:rFonts w:cs="Times New Roman" w:ascii="Times New Roman" w:hAnsi="Times New Roman"/>
           </w:rPr>
-          <w:t>4</w:t>
+          <w:t>14</w:t>
         </w:r>
         <w:r>
           <w:rPr>
@@ -1539,6 +5349,833 @@
     </w:r>
   </w:p>
 </w:ftr>
+</file>
+
+<file path=word/numbering.xml><?xml version="1.0" encoding="utf-8"?>
+<w:numbering xmlns:w="http://schemas.openxmlformats.org/wordprocessingml/2006/main" xmlns:o="urn:schemas-microsoft-com:office:office" xmlns:r="http://schemas.openxmlformats.org/officeDocument/2006/relationships" xmlns:v="urn:schemas-microsoft-com:vml" xmlns:mc="http://schemas.openxmlformats.org/markup-compatibility/2006" xmlns:w14="http://schemas.microsoft.com/office/word/2010/wordml" mc:Ignorable="w14">
+  <w:abstractNum w:abstractNumId="1">
+    <w:lvl w:ilvl="0">
+      <w:start w:val="1"/>
+      <w:numFmt w:val="bullet"/>
+      <w:lvlText w:val=""/>
+      <w:lvlJc w:val="start"/>
+      <w:pPr>
+        <w:tabs>
+          <w:tab w:val="num" w:pos="720"/>
+        </w:tabs>
+        <w:ind w:start="720" w:hanging="360"/>
+      </w:pPr>
+      <w:rPr>
+        <w:rFonts w:ascii="Symbol" w:hAnsi="Symbol" w:cs="Symbol" w:hint="default"/>
+      </w:rPr>
+    </w:lvl>
+    <w:lvl w:ilvl="1">
+      <w:start w:val="1"/>
+      <w:numFmt w:val="bullet"/>
+      <w:lvlText w:val=""/>
+      <w:lvlJc w:val="start"/>
+      <w:pPr>
+        <w:tabs>
+          <w:tab w:val="num" w:pos="1080"/>
+        </w:tabs>
+        <w:ind w:start="1080" w:hanging="360"/>
+      </w:pPr>
+      <w:rPr>
+        <w:rFonts w:ascii="Symbol" w:hAnsi="Symbol" w:cs="Symbol" w:hint="default"/>
+      </w:rPr>
+    </w:lvl>
+    <w:lvl w:ilvl="2">
+      <w:start w:val="1"/>
+      <w:numFmt w:val="bullet"/>
+      <w:lvlText w:val=""/>
+      <w:lvlJc w:val="start"/>
+      <w:pPr>
+        <w:tabs>
+          <w:tab w:val="num" w:pos="1440"/>
+        </w:tabs>
+        <w:ind w:start="1440" w:hanging="360"/>
+      </w:pPr>
+      <w:rPr>
+        <w:rFonts w:ascii="Symbol" w:hAnsi="Symbol" w:cs="Symbol" w:hint="default"/>
+      </w:rPr>
+    </w:lvl>
+    <w:lvl w:ilvl="3">
+      <w:start w:val="1"/>
+      <w:numFmt w:val="bullet"/>
+      <w:lvlText w:val=""/>
+      <w:lvlJc w:val="start"/>
+      <w:pPr>
+        <w:tabs>
+          <w:tab w:val="num" w:pos="1800"/>
+        </w:tabs>
+        <w:ind w:start="1800" w:hanging="360"/>
+      </w:pPr>
+      <w:rPr>
+        <w:rFonts w:ascii="Symbol" w:hAnsi="Symbol" w:cs="Symbol" w:hint="default"/>
+      </w:rPr>
+    </w:lvl>
+    <w:lvl w:ilvl="4">
+      <w:start w:val="1"/>
+      <w:numFmt w:val="bullet"/>
+      <w:lvlText w:val=""/>
+      <w:lvlJc w:val="start"/>
+      <w:pPr>
+        <w:tabs>
+          <w:tab w:val="num" w:pos="2160"/>
+        </w:tabs>
+        <w:ind w:start="2160" w:hanging="360"/>
+      </w:pPr>
+      <w:rPr>
+        <w:rFonts w:ascii="Symbol" w:hAnsi="Symbol" w:cs="Symbol" w:hint="default"/>
+      </w:rPr>
+    </w:lvl>
+    <w:lvl w:ilvl="5">
+      <w:start w:val="1"/>
+      <w:numFmt w:val="bullet"/>
+      <w:lvlText w:val=""/>
+      <w:lvlJc w:val="start"/>
+      <w:pPr>
+        <w:tabs>
+          <w:tab w:val="num" w:pos="2520"/>
+        </w:tabs>
+        <w:ind w:start="2520" w:hanging="360"/>
+      </w:pPr>
+      <w:rPr>
+        <w:rFonts w:ascii="Symbol" w:hAnsi="Symbol" w:cs="Symbol" w:hint="default"/>
+      </w:rPr>
+    </w:lvl>
+    <w:lvl w:ilvl="6">
+      <w:start w:val="1"/>
+      <w:numFmt w:val="bullet"/>
+      <w:lvlText w:val=""/>
+      <w:lvlJc w:val="start"/>
+      <w:pPr>
+        <w:tabs>
+          <w:tab w:val="num" w:pos="2880"/>
+        </w:tabs>
+        <w:ind w:start="2880" w:hanging="360"/>
+      </w:pPr>
+      <w:rPr>
+        <w:rFonts w:ascii="Symbol" w:hAnsi="Symbol" w:cs="Symbol" w:hint="default"/>
+      </w:rPr>
+    </w:lvl>
+    <w:lvl w:ilvl="7">
+      <w:start w:val="1"/>
+      <w:numFmt w:val="bullet"/>
+      <w:lvlText w:val=""/>
+      <w:lvlJc w:val="start"/>
+      <w:pPr>
+        <w:tabs>
+          <w:tab w:val="num" w:pos="3240"/>
+        </w:tabs>
+        <w:ind w:start="3240" w:hanging="360"/>
+      </w:pPr>
+      <w:rPr>
+        <w:rFonts w:ascii="Symbol" w:hAnsi="Symbol" w:cs="Symbol" w:hint="default"/>
+      </w:rPr>
+    </w:lvl>
+    <w:lvl w:ilvl="8">
+      <w:start w:val="1"/>
+      <w:numFmt w:val="bullet"/>
+      <w:lvlText w:val=""/>
+      <w:lvlJc w:val="start"/>
+      <w:pPr>
+        <w:tabs>
+          <w:tab w:val="num" w:pos="3600"/>
+        </w:tabs>
+        <w:ind w:start="3600" w:hanging="360"/>
+      </w:pPr>
+      <w:rPr>
+        <w:rFonts w:ascii="Symbol" w:hAnsi="Symbol" w:cs="Symbol" w:hint="default"/>
+      </w:rPr>
+    </w:lvl>
+  </w:abstractNum>
+  <w:abstractNum w:abstractNumId="2">
+    <w:lvl w:ilvl="0">
+      <w:start w:val="1"/>
+      <w:numFmt w:val="bullet"/>
+      <w:lvlText w:val=""/>
+      <w:lvlJc w:val="start"/>
+      <w:pPr>
+        <w:tabs>
+          <w:tab w:val="num" w:pos="720"/>
+        </w:tabs>
+        <w:ind w:start="720" w:hanging="360"/>
+      </w:pPr>
+      <w:rPr>
+        <w:rFonts w:ascii="Symbol" w:hAnsi="Symbol" w:cs="Symbol" w:hint="default"/>
+      </w:rPr>
+    </w:lvl>
+    <w:lvl w:ilvl="1">
+      <w:start w:val="1"/>
+      <w:numFmt w:val="bullet"/>
+      <w:lvlText w:val=""/>
+      <w:lvlJc w:val="start"/>
+      <w:pPr>
+        <w:tabs>
+          <w:tab w:val="num" w:pos="1080"/>
+        </w:tabs>
+        <w:ind w:start="1080" w:hanging="360"/>
+      </w:pPr>
+      <w:rPr>
+        <w:rFonts w:ascii="Symbol" w:hAnsi="Symbol" w:cs="Symbol" w:hint="default"/>
+      </w:rPr>
+    </w:lvl>
+    <w:lvl w:ilvl="2">
+      <w:start w:val="1"/>
+      <w:numFmt w:val="bullet"/>
+      <w:lvlText w:val=""/>
+      <w:lvlJc w:val="start"/>
+      <w:pPr>
+        <w:tabs>
+          <w:tab w:val="num" w:pos="1440"/>
+        </w:tabs>
+        <w:ind w:start="1440" w:hanging="360"/>
+      </w:pPr>
+      <w:rPr>
+        <w:rFonts w:ascii="Symbol" w:hAnsi="Symbol" w:cs="Symbol" w:hint="default"/>
+      </w:rPr>
+    </w:lvl>
+    <w:lvl w:ilvl="3">
+      <w:start w:val="1"/>
+      <w:numFmt w:val="bullet"/>
+      <w:lvlText w:val=""/>
+      <w:lvlJc w:val="start"/>
+      <w:pPr>
+        <w:tabs>
+          <w:tab w:val="num" w:pos="1800"/>
+        </w:tabs>
+        <w:ind w:start="1800" w:hanging="360"/>
+      </w:pPr>
+      <w:rPr>
+        <w:rFonts w:ascii="Symbol" w:hAnsi="Symbol" w:cs="Symbol" w:hint="default"/>
+      </w:rPr>
+    </w:lvl>
+    <w:lvl w:ilvl="4">
+      <w:start w:val="1"/>
+      <w:numFmt w:val="bullet"/>
+      <w:lvlText w:val=""/>
+      <w:lvlJc w:val="start"/>
+      <w:pPr>
+        <w:tabs>
+          <w:tab w:val="num" w:pos="2160"/>
+        </w:tabs>
+        <w:ind w:start="2160" w:hanging="360"/>
+      </w:pPr>
+      <w:rPr>
+        <w:rFonts w:ascii="Symbol" w:hAnsi="Symbol" w:cs="Symbol" w:hint="default"/>
+      </w:rPr>
+    </w:lvl>
+    <w:lvl w:ilvl="5">
+      <w:start w:val="1"/>
+      <w:numFmt w:val="bullet"/>
+      <w:lvlText w:val=""/>
+      <w:lvlJc w:val="start"/>
+      <w:pPr>
+        <w:tabs>
+          <w:tab w:val="num" w:pos="2520"/>
+        </w:tabs>
+        <w:ind w:start="2520" w:hanging="360"/>
+      </w:pPr>
+      <w:rPr>
+        <w:rFonts w:ascii="Symbol" w:hAnsi="Symbol" w:cs="Symbol" w:hint="default"/>
+      </w:rPr>
+    </w:lvl>
+    <w:lvl w:ilvl="6">
+      <w:start w:val="1"/>
+      <w:numFmt w:val="bullet"/>
+      <w:lvlText w:val=""/>
+      <w:lvlJc w:val="start"/>
+      <w:pPr>
+        <w:tabs>
+          <w:tab w:val="num" w:pos="2880"/>
+        </w:tabs>
+        <w:ind w:start="2880" w:hanging="360"/>
+      </w:pPr>
+      <w:rPr>
+        <w:rFonts w:ascii="Symbol" w:hAnsi="Symbol" w:cs="Symbol" w:hint="default"/>
+      </w:rPr>
+    </w:lvl>
+    <w:lvl w:ilvl="7">
+      <w:start w:val="1"/>
+      <w:numFmt w:val="bullet"/>
+      <w:lvlText w:val=""/>
+      <w:lvlJc w:val="start"/>
+      <w:pPr>
+        <w:tabs>
+          <w:tab w:val="num" w:pos="3240"/>
+        </w:tabs>
+        <w:ind w:start="3240" w:hanging="360"/>
+      </w:pPr>
+      <w:rPr>
+        <w:rFonts w:ascii="Symbol" w:hAnsi="Symbol" w:cs="Symbol" w:hint="default"/>
+      </w:rPr>
+    </w:lvl>
+    <w:lvl w:ilvl="8">
+      <w:start w:val="1"/>
+      <w:numFmt w:val="bullet"/>
+      <w:lvlText w:val=""/>
+      <w:lvlJc w:val="start"/>
+      <w:pPr>
+        <w:tabs>
+          <w:tab w:val="num" w:pos="3600"/>
+        </w:tabs>
+        <w:ind w:start="3600" w:hanging="360"/>
+      </w:pPr>
+      <w:rPr>
+        <w:rFonts w:ascii="Symbol" w:hAnsi="Symbol" w:cs="Symbol" w:hint="default"/>
+      </w:rPr>
+    </w:lvl>
+  </w:abstractNum>
+  <w:abstractNum w:abstractNumId="3">
+    <w:lvl w:ilvl="0">
+      <w:start w:val="1"/>
+      <w:numFmt w:val="bullet"/>
+      <w:lvlText w:val=""/>
+      <w:lvlJc w:val="start"/>
+      <w:pPr>
+        <w:tabs>
+          <w:tab w:val="num" w:pos="720"/>
+        </w:tabs>
+        <w:ind w:start="720" w:hanging="360"/>
+      </w:pPr>
+      <w:rPr>
+        <w:rFonts w:ascii="Symbol" w:hAnsi="Symbol" w:cs="Symbol" w:hint="default"/>
+      </w:rPr>
+    </w:lvl>
+    <w:lvl w:ilvl="1">
+      <w:start w:val="1"/>
+      <w:numFmt w:val="bullet"/>
+      <w:lvlText w:val=""/>
+      <w:lvlJc w:val="start"/>
+      <w:pPr>
+        <w:tabs>
+          <w:tab w:val="num" w:pos="1080"/>
+        </w:tabs>
+        <w:ind w:start="1080" w:hanging="360"/>
+      </w:pPr>
+      <w:rPr>
+        <w:rFonts w:ascii="Symbol" w:hAnsi="Symbol" w:cs="Symbol" w:hint="default"/>
+      </w:rPr>
+    </w:lvl>
+    <w:lvl w:ilvl="2">
+      <w:start w:val="1"/>
+      <w:numFmt w:val="bullet"/>
+      <w:lvlText w:val=""/>
+      <w:lvlJc w:val="start"/>
+      <w:pPr>
+        <w:tabs>
+          <w:tab w:val="num" w:pos="1440"/>
+        </w:tabs>
+        <w:ind w:start="1440" w:hanging="360"/>
+      </w:pPr>
+      <w:rPr>
+        <w:rFonts w:ascii="Symbol" w:hAnsi="Symbol" w:cs="Symbol" w:hint="default"/>
+      </w:rPr>
+    </w:lvl>
+    <w:lvl w:ilvl="3">
+      <w:start w:val="1"/>
+      <w:numFmt w:val="bullet"/>
+      <w:lvlText w:val=""/>
+      <w:lvlJc w:val="start"/>
+      <w:pPr>
+        <w:tabs>
+          <w:tab w:val="num" w:pos="1800"/>
+        </w:tabs>
+        <w:ind w:start="1800" w:hanging="360"/>
+      </w:pPr>
+      <w:rPr>
+        <w:rFonts w:ascii="Symbol" w:hAnsi="Symbol" w:cs="Symbol" w:hint="default"/>
+      </w:rPr>
+    </w:lvl>
+    <w:lvl w:ilvl="4">
+      <w:start w:val="1"/>
+      <w:numFmt w:val="bullet"/>
+      <w:lvlText w:val=""/>
+      <w:lvlJc w:val="start"/>
+      <w:pPr>
+        <w:tabs>
+          <w:tab w:val="num" w:pos="2160"/>
+        </w:tabs>
+        <w:ind w:start="2160" w:hanging="360"/>
+      </w:pPr>
+      <w:rPr>
+        <w:rFonts w:ascii="Symbol" w:hAnsi="Symbol" w:cs="Symbol" w:hint="default"/>
+      </w:rPr>
+    </w:lvl>
+    <w:lvl w:ilvl="5">
+      <w:start w:val="1"/>
+      <w:numFmt w:val="bullet"/>
+      <w:lvlText w:val=""/>
+      <w:lvlJc w:val="start"/>
+      <w:pPr>
+        <w:tabs>
+          <w:tab w:val="num" w:pos="2520"/>
+        </w:tabs>
+        <w:ind w:start="2520" w:hanging="360"/>
+      </w:pPr>
+      <w:rPr>
+        <w:rFonts w:ascii="Symbol" w:hAnsi="Symbol" w:cs="Symbol" w:hint="default"/>
+      </w:rPr>
+    </w:lvl>
+    <w:lvl w:ilvl="6">
+      <w:start w:val="1"/>
+      <w:numFmt w:val="bullet"/>
+      <w:lvlText w:val=""/>
+      <w:lvlJc w:val="start"/>
+      <w:pPr>
+        <w:tabs>
+          <w:tab w:val="num" w:pos="2880"/>
+        </w:tabs>
+        <w:ind w:start="2880" w:hanging="360"/>
+      </w:pPr>
+      <w:rPr>
+        <w:rFonts w:ascii="Symbol" w:hAnsi="Symbol" w:cs="Symbol" w:hint="default"/>
+      </w:rPr>
+    </w:lvl>
+    <w:lvl w:ilvl="7">
+      <w:start w:val="1"/>
+      <w:numFmt w:val="bullet"/>
+      <w:lvlText w:val=""/>
+      <w:lvlJc w:val="start"/>
+      <w:pPr>
+        <w:tabs>
+          <w:tab w:val="num" w:pos="3240"/>
+        </w:tabs>
+        <w:ind w:start="3240" w:hanging="360"/>
+      </w:pPr>
+      <w:rPr>
+        <w:rFonts w:ascii="Symbol" w:hAnsi="Symbol" w:cs="Symbol" w:hint="default"/>
+      </w:rPr>
+    </w:lvl>
+    <w:lvl w:ilvl="8">
+      <w:start w:val="1"/>
+      <w:numFmt w:val="bullet"/>
+      <w:lvlText w:val=""/>
+      <w:lvlJc w:val="start"/>
+      <w:pPr>
+        <w:tabs>
+          <w:tab w:val="num" w:pos="3600"/>
+        </w:tabs>
+        <w:ind w:start="3600" w:hanging="360"/>
+      </w:pPr>
+      <w:rPr>
+        <w:rFonts w:ascii="Symbol" w:hAnsi="Symbol" w:cs="Symbol" w:hint="default"/>
+      </w:rPr>
+    </w:lvl>
+  </w:abstractNum>
+  <w:abstractNum w:abstractNumId="4">
+    <w:lvl w:ilvl="0">
+      <w:start w:val="1"/>
+      <w:numFmt w:val="bullet"/>
+      <w:lvlText w:val=""/>
+      <w:lvlJc w:val="start"/>
+      <w:pPr>
+        <w:tabs>
+          <w:tab w:val="num" w:pos="720"/>
+        </w:tabs>
+        <w:ind w:start="720" w:hanging="360"/>
+      </w:pPr>
+      <w:rPr>
+        <w:rFonts w:ascii="Symbol" w:hAnsi="Symbol" w:cs="Symbol" w:hint="default"/>
+      </w:rPr>
+    </w:lvl>
+    <w:lvl w:ilvl="1">
+      <w:start w:val="1"/>
+      <w:numFmt w:val="bullet"/>
+      <w:lvlText w:val=""/>
+      <w:lvlJc w:val="start"/>
+      <w:pPr>
+        <w:tabs>
+          <w:tab w:val="num" w:pos="1080"/>
+        </w:tabs>
+        <w:ind w:start="1080" w:hanging="360"/>
+      </w:pPr>
+      <w:rPr>
+        <w:rFonts w:ascii="Symbol" w:hAnsi="Symbol" w:cs="Symbol" w:hint="default"/>
+      </w:rPr>
+    </w:lvl>
+    <w:lvl w:ilvl="2">
+      <w:start w:val="1"/>
+      <w:numFmt w:val="bullet"/>
+      <w:lvlText w:val=""/>
+      <w:lvlJc w:val="start"/>
+      <w:pPr>
+        <w:tabs>
+          <w:tab w:val="num" w:pos="1440"/>
+        </w:tabs>
+        <w:ind w:start="1440" w:hanging="360"/>
+      </w:pPr>
+      <w:rPr>
+        <w:rFonts w:ascii="Symbol" w:hAnsi="Symbol" w:cs="Symbol" w:hint="default"/>
+      </w:rPr>
+    </w:lvl>
+    <w:lvl w:ilvl="3">
+      <w:start w:val="1"/>
+      <w:numFmt w:val="bullet"/>
+      <w:lvlText w:val=""/>
+      <w:lvlJc w:val="start"/>
+      <w:pPr>
+        <w:tabs>
+          <w:tab w:val="num" w:pos="1800"/>
+        </w:tabs>
+        <w:ind w:start="1800" w:hanging="360"/>
+      </w:pPr>
+      <w:rPr>
+        <w:rFonts w:ascii="Symbol" w:hAnsi="Symbol" w:cs="Symbol" w:hint="default"/>
+      </w:rPr>
+    </w:lvl>
+    <w:lvl w:ilvl="4">
+      <w:start w:val="1"/>
+      <w:numFmt w:val="bullet"/>
+      <w:lvlText w:val=""/>
+      <w:lvlJc w:val="start"/>
+      <w:pPr>
+        <w:tabs>
+          <w:tab w:val="num" w:pos="2160"/>
+        </w:tabs>
+        <w:ind w:start="2160" w:hanging="360"/>
+      </w:pPr>
+      <w:rPr>
+        <w:rFonts w:ascii="Symbol" w:hAnsi="Symbol" w:cs="Symbol" w:hint="default"/>
+      </w:rPr>
+    </w:lvl>
+    <w:lvl w:ilvl="5">
+      <w:start w:val="1"/>
+      <w:numFmt w:val="bullet"/>
+      <w:lvlText w:val=""/>
+      <w:lvlJc w:val="start"/>
+      <w:pPr>
+        <w:tabs>
+          <w:tab w:val="num" w:pos="2520"/>
+        </w:tabs>
+        <w:ind w:start="2520" w:hanging="360"/>
+      </w:pPr>
+      <w:rPr>
+        <w:rFonts w:ascii="Symbol" w:hAnsi="Symbol" w:cs="Symbol" w:hint="default"/>
+      </w:rPr>
+    </w:lvl>
+    <w:lvl w:ilvl="6">
+      <w:start w:val="1"/>
+      <w:numFmt w:val="bullet"/>
+      <w:lvlText w:val=""/>
+      <w:lvlJc w:val="start"/>
+      <w:pPr>
+        <w:tabs>
+          <w:tab w:val="num" w:pos="2880"/>
+        </w:tabs>
+        <w:ind w:start="2880" w:hanging="360"/>
+      </w:pPr>
+      <w:rPr>
+        <w:rFonts w:ascii="Symbol" w:hAnsi="Symbol" w:cs="Symbol" w:hint="default"/>
+      </w:rPr>
+    </w:lvl>
+    <w:lvl w:ilvl="7">
+      <w:start w:val="1"/>
+      <w:numFmt w:val="bullet"/>
+      <w:lvlText w:val=""/>
+      <w:lvlJc w:val="start"/>
+      <w:pPr>
+        <w:tabs>
+          <w:tab w:val="num" w:pos="3240"/>
+        </w:tabs>
+        <w:ind w:start="3240" w:hanging="360"/>
+      </w:pPr>
+      <w:rPr>
+        <w:rFonts w:ascii="Symbol" w:hAnsi="Symbol" w:cs="Symbol" w:hint="default"/>
+      </w:rPr>
+    </w:lvl>
+    <w:lvl w:ilvl="8">
+      <w:start w:val="1"/>
+      <w:numFmt w:val="bullet"/>
+      <w:lvlText w:val=""/>
+      <w:lvlJc w:val="start"/>
+      <w:pPr>
+        <w:tabs>
+          <w:tab w:val="num" w:pos="3600"/>
+        </w:tabs>
+        <w:ind w:start="3600" w:hanging="360"/>
+      </w:pPr>
+      <w:rPr>
+        <w:rFonts w:ascii="Symbol" w:hAnsi="Symbol" w:cs="Symbol" w:hint="default"/>
+      </w:rPr>
+    </w:lvl>
+  </w:abstractNum>
+  <w:abstractNum w:abstractNumId="5">
+    <w:lvl w:ilvl="0">
+      <w:start w:val="1"/>
+      <w:numFmt w:val="bullet"/>
+      <w:lvlText w:val=""/>
+      <w:lvlJc w:val="start"/>
+      <w:pPr>
+        <w:tabs>
+          <w:tab w:val="num" w:pos="720"/>
+        </w:tabs>
+        <w:ind w:start="720" w:hanging="360"/>
+      </w:pPr>
+      <w:rPr>
+        <w:rFonts w:ascii="Symbol" w:hAnsi="Symbol" w:cs="Symbol" w:hint="default"/>
+      </w:rPr>
+    </w:lvl>
+    <w:lvl w:ilvl="1">
+      <w:start w:val="1"/>
+      <w:numFmt w:val="bullet"/>
+      <w:lvlText w:val=""/>
+      <w:lvlJc w:val="start"/>
+      <w:pPr>
+        <w:tabs>
+          <w:tab w:val="num" w:pos="1080"/>
+        </w:tabs>
+        <w:ind w:start="1080" w:hanging="360"/>
+      </w:pPr>
+      <w:rPr>
+        <w:rFonts w:ascii="Symbol" w:hAnsi="Symbol" w:cs="Symbol" w:hint="default"/>
+      </w:rPr>
+    </w:lvl>
+    <w:lvl w:ilvl="2">
+      <w:start w:val="1"/>
+      <w:numFmt w:val="bullet"/>
+      <w:lvlText w:val=""/>
+      <w:lvlJc w:val="start"/>
+      <w:pPr>
+        <w:tabs>
+          <w:tab w:val="num" w:pos="1440"/>
+        </w:tabs>
+        <w:ind w:start="1440" w:hanging="360"/>
+      </w:pPr>
+      <w:rPr>
+        <w:rFonts w:ascii="Symbol" w:hAnsi="Symbol" w:cs="Symbol" w:hint="default"/>
+      </w:rPr>
+    </w:lvl>
+    <w:lvl w:ilvl="3">
+      <w:start w:val="1"/>
+      <w:numFmt w:val="bullet"/>
+      <w:lvlText w:val=""/>
+      <w:lvlJc w:val="start"/>
+      <w:pPr>
+        <w:tabs>
+          <w:tab w:val="num" w:pos="1800"/>
+        </w:tabs>
+        <w:ind w:start="1800" w:hanging="360"/>
+      </w:pPr>
+      <w:rPr>
+        <w:rFonts w:ascii="Symbol" w:hAnsi="Symbol" w:cs="Symbol" w:hint="default"/>
+      </w:rPr>
+    </w:lvl>
+    <w:lvl w:ilvl="4">
+      <w:start w:val="1"/>
+      <w:numFmt w:val="bullet"/>
+      <w:lvlText w:val=""/>
+      <w:lvlJc w:val="start"/>
+      <w:pPr>
+        <w:tabs>
+          <w:tab w:val="num" w:pos="2160"/>
+        </w:tabs>
+        <w:ind w:start="2160" w:hanging="360"/>
+      </w:pPr>
+      <w:rPr>
+        <w:rFonts w:ascii="Symbol" w:hAnsi="Symbol" w:cs="Symbol" w:hint="default"/>
+      </w:rPr>
+    </w:lvl>
+    <w:lvl w:ilvl="5">
+      <w:start w:val="1"/>
+      <w:numFmt w:val="bullet"/>
+      <w:lvlText w:val=""/>
+      <w:lvlJc w:val="start"/>
+      <w:pPr>
+        <w:tabs>
+          <w:tab w:val="num" w:pos="2520"/>
+        </w:tabs>
+        <w:ind w:start="2520" w:hanging="360"/>
+      </w:pPr>
+      <w:rPr>
+        <w:rFonts w:ascii="Symbol" w:hAnsi="Symbol" w:cs="Symbol" w:hint="default"/>
+      </w:rPr>
+    </w:lvl>
+    <w:lvl w:ilvl="6">
+      <w:start w:val="1"/>
+      <w:numFmt w:val="bullet"/>
+      <w:lvlText w:val=""/>
+      <w:lvlJc w:val="start"/>
+      <w:pPr>
+        <w:tabs>
+          <w:tab w:val="num" w:pos="2880"/>
+        </w:tabs>
+        <w:ind w:start="2880" w:hanging="360"/>
+      </w:pPr>
+      <w:rPr>
+        <w:rFonts w:ascii="Symbol" w:hAnsi="Symbol" w:cs="Symbol" w:hint="default"/>
+      </w:rPr>
+    </w:lvl>
+    <w:lvl w:ilvl="7">
+      <w:start w:val="1"/>
+      <w:numFmt w:val="bullet"/>
+      <w:lvlText w:val=""/>
+      <w:lvlJc w:val="start"/>
+      <w:pPr>
+        <w:tabs>
+          <w:tab w:val="num" w:pos="3240"/>
+        </w:tabs>
+        <w:ind w:start="3240" w:hanging="360"/>
+      </w:pPr>
+      <w:rPr>
+        <w:rFonts w:ascii="Symbol" w:hAnsi="Symbol" w:cs="Symbol" w:hint="default"/>
+      </w:rPr>
+    </w:lvl>
+    <w:lvl w:ilvl="8">
+      <w:start w:val="1"/>
+      <w:numFmt w:val="bullet"/>
+      <w:lvlText w:val=""/>
+      <w:lvlJc w:val="start"/>
+      <w:pPr>
+        <w:tabs>
+          <w:tab w:val="num" w:pos="3600"/>
+        </w:tabs>
+        <w:ind w:start="3600" w:hanging="360"/>
+      </w:pPr>
+      <w:rPr>
+        <w:rFonts w:ascii="Symbol" w:hAnsi="Symbol" w:cs="Symbol" w:hint="default"/>
+      </w:rPr>
+    </w:lvl>
+  </w:abstractNum>
+  <w:abstractNum w:abstractNumId="6">
+    <w:lvl w:ilvl="0">
+      <w:start w:val="1"/>
+      <w:numFmt w:val="none"/>
+      <w:suff w:val="nothing"/>
+      <w:lvlText w:val=""/>
+      <w:lvlJc w:val="start"/>
+      <w:pPr>
+        <w:tabs>
+          <w:tab w:val="num" w:pos="0"/>
+        </w:tabs>
+        <w:ind w:start="0" w:hanging="0"/>
+      </w:pPr>
+    </w:lvl>
+    <w:lvl w:ilvl="1">
+      <w:start w:val="1"/>
+      <w:numFmt w:val="none"/>
+      <w:suff w:val="nothing"/>
+      <w:lvlText w:val=""/>
+      <w:lvlJc w:val="start"/>
+      <w:pPr>
+        <w:tabs>
+          <w:tab w:val="num" w:pos="0"/>
+        </w:tabs>
+        <w:ind w:start="0" w:hanging="0"/>
+      </w:pPr>
+    </w:lvl>
+    <w:lvl w:ilvl="2">
+      <w:start w:val="1"/>
+      <w:numFmt w:val="none"/>
+      <w:suff w:val="nothing"/>
+      <w:lvlText w:val=""/>
+      <w:lvlJc w:val="start"/>
+      <w:pPr>
+        <w:tabs>
+          <w:tab w:val="num" w:pos="0"/>
+        </w:tabs>
+        <w:ind w:start="0" w:hanging="0"/>
+      </w:pPr>
+    </w:lvl>
+    <w:lvl w:ilvl="3">
+      <w:start w:val="1"/>
+      <w:numFmt w:val="none"/>
+      <w:suff w:val="nothing"/>
+      <w:lvlText w:val=""/>
+      <w:lvlJc w:val="start"/>
+      <w:pPr>
+        <w:tabs>
+          <w:tab w:val="num" w:pos="0"/>
+        </w:tabs>
+        <w:ind w:start="0" w:hanging="0"/>
+      </w:pPr>
+    </w:lvl>
+    <w:lvl w:ilvl="4">
+      <w:start w:val="1"/>
+      <w:numFmt w:val="none"/>
+      <w:suff w:val="nothing"/>
+      <w:lvlText w:val=""/>
+      <w:lvlJc w:val="start"/>
+      <w:pPr>
+        <w:tabs>
+          <w:tab w:val="num" w:pos="0"/>
+        </w:tabs>
+        <w:ind w:start="0" w:hanging="0"/>
+      </w:pPr>
+    </w:lvl>
+    <w:lvl w:ilvl="5">
+      <w:start w:val="1"/>
+      <w:numFmt w:val="none"/>
+      <w:suff w:val="nothing"/>
+      <w:lvlText w:val=""/>
+      <w:lvlJc w:val="start"/>
+      <w:pPr>
+        <w:tabs>
+          <w:tab w:val="num" w:pos="0"/>
+        </w:tabs>
+        <w:ind w:start="0" w:hanging="0"/>
+      </w:pPr>
+    </w:lvl>
+    <w:lvl w:ilvl="6">
+      <w:start w:val="1"/>
+      <w:numFmt w:val="none"/>
+      <w:suff w:val="nothing"/>
+      <w:lvlText w:val=""/>
+      <w:lvlJc w:val="start"/>
+      <w:pPr>
+        <w:tabs>
+          <w:tab w:val="num" w:pos="0"/>
+        </w:tabs>
+        <w:ind w:start="0" w:hanging="0"/>
+      </w:pPr>
+    </w:lvl>
+    <w:lvl w:ilvl="7">
+      <w:start w:val="1"/>
+      <w:numFmt w:val="none"/>
+      <w:suff w:val="nothing"/>
+      <w:lvlText w:val=""/>
+      <w:lvlJc w:val="start"/>
+      <w:pPr>
+        <w:tabs>
+          <w:tab w:val="num" w:pos="0"/>
+        </w:tabs>
+        <w:ind w:start="0" w:hanging="0"/>
+      </w:pPr>
+    </w:lvl>
+    <w:lvl w:ilvl="8">
+      <w:start w:val="1"/>
+      <w:numFmt w:val="none"/>
+      <w:suff w:val="nothing"/>
+      <w:lvlText w:val=""/>
+      <w:lvlJc w:val="start"/>
+      <w:pPr>
+        <w:tabs>
+          <w:tab w:val="num" w:pos="0"/>
+        </w:tabs>
+        <w:ind w:start="0" w:hanging="0"/>
+      </w:pPr>
+    </w:lvl>
+  </w:abstractNum>
+  <w:num w:numId="1">
+    <w:abstractNumId w:val="1"/>
+  </w:num>
+  <w:num w:numId="2">
+    <w:abstractNumId w:val="2"/>
+  </w:num>
+  <w:num w:numId="3">
+    <w:abstractNumId w:val="3"/>
+  </w:num>
+  <w:num w:numId="4">
+    <w:abstractNumId w:val="4"/>
+  </w:num>
+  <w:num w:numId="5">
+    <w:abstractNumId w:val="5"/>
+  </w:num>
+  <w:num w:numId="6">
+    <w:abstractNumId w:val="6"/>
+  </w:num>
+</w:numbering>
 </file>
 
 <file path=word/styles.xml><?xml version="1.0" encoding="utf-8"?>
@@ -1594,6 +6231,28 @@
       <w:color w:themeColor="accent1" w:themeShade="bf" w:val="2F5496"/>
       <w:sz w:val="32"/>
       <w:szCs w:val="32"/>
+    </w:rPr>
+  </w:style>
+  <w:style w:type="character" w:styleId="user">
+    <w:name w:val="Маркеры (user)"/>
+    <w:qFormat/>
+    <w:rPr>
+      <w:rFonts w:ascii="OpenSymbol" w:hAnsi="OpenSymbol" w:eastAsia="OpenSymbol" w:cs="OpenSymbol"/>
+    </w:rPr>
+  </w:style>
+  <w:style w:type="character" w:styleId="Strong">
+    <w:name w:val="Strong"/>
+    <w:qFormat/>
+    <w:rPr>
+      <w:b/>
+      <w:bCs/>
+    </w:rPr>
+  </w:style>
+  <w:style w:type="character" w:styleId="Hyperlink">
+    <w:name w:val="Hyperlink"/>
+    <w:rPr>
+      <w:color w:val="000080"/>
+      <w:u w:val="single"/>
     </w:rPr>
   </w:style>
   <w:style w:type="paragraph" w:styleId="Style13">
@@ -1649,7 +6308,7 @@
     </w:pPr>
     <w:rPr/>
   </w:style>
-  <w:style w:type="paragraph" w:styleId="user">
+  <w:style w:type="paragraph" w:styleId="user1">
     <w:name w:val="Заголовок (user)"/>
     <w:basedOn w:val="Normal"/>
     <w:next w:val="BodyText"/>
@@ -1664,7 +6323,7 @@
       <w:szCs w:val="28"/>
     </w:rPr>
   </w:style>
-  <w:style w:type="paragraph" w:styleId="user1">
+  <w:style w:type="paragraph" w:styleId="user2">
     <w:name w:val="Указатель (user)"/>
     <w:basedOn w:val="Normal"/>
     <w:qFormat/>
@@ -1737,6 +6396,19 @@
       <w:spacing w:lineRule="auto" w:line="240" w:before="0" w:after="0"/>
     </w:pPr>
     <w:rPr/>
+  </w:style>
+  <w:style w:type="paragraph" w:styleId="user3">
+    <w:name w:val="Текст в заданном формате (user)"/>
+    <w:basedOn w:val="Normal"/>
+    <w:qFormat/>
+    <w:pPr>
+      <w:spacing w:before="0" w:after="0"/>
+    </w:pPr>
+    <w:rPr>
+      <w:rFonts w:ascii="Liberation Mono" w:hAnsi="Liberation Mono" w:eastAsia="Liberation Mono" w:cs="Liberation Mono"/>
+      <w:sz w:val="20"/>
+      <w:szCs w:val="20"/>
+    </w:rPr>
   </w:style>
 </w:styles>
 </file>
